--- a/excel_ai/plans/prompts/CPAT-AI_Prompt_TransportCobenefits.docx
+++ b/excel_ai/plans/prompts/CPAT-AI_Prompt_TransportCobenefits.docx
@@ -739,25 +739,23 @@
           <w:sz w:val="21"/>
           <w:szCs w:val="21"/>
         </w:rPr>
-        <w:t xml:space="preserve">Python 3 with openpyxl, and </w:t>
-      </w:r>
-      <w:r>
-        <w:rPr>
-          <w:rFonts w:ascii="Arial" w:cs="Arial" w:eastAsia="Arial" w:hAnsi="Arial"/>
-          <w:b/>
-          <w:bCs/>
-          <w:sz w:val="21"/>
-          <w:szCs w:val="21"/>
-        </w:rPr>
-        <w:t xml:space="preserve">LibreOffice</w:t>
-      </w:r>
-      <w:r>
-        <w:rPr>
-          <w:rFonts w:ascii="Arial" w:cs="Arial" w:eastAsia="Arial" w:hAnsi="Arial"/>
-          <w:sz w:val="21"/>
-          <w:szCs w:val="21"/>
-        </w:rPr>
-        <w:t xml:space="preserve"> installed (the builders and checks recalculate in it). Excel 365 for your own review.</w:t>
+        <w:t xml:space="preserve">The prompt file </w:t>
+      </w:r>
+      <w:r>
+        <w:rPr>
+          <w:rFonts w:ascii="Consolas" w:cs="Consolas" w:eastAsia="Consolas" w:hAnsi="Consolas"/>
+          <w:sz w:val="19"/>
+          <w:szCs w:val="19"/>
+        </w:rPr>
+        <w:t xml:space="preserve">excel_ai/plans/prompts/TCB_module_prompt.md</w:t>
+      </w:r>
+      <w:r>
+        <w:rPr>
+          <w:rFonts w:ascii="Arial" w:cs="Arial" w:eastAsia="Arial" w:hAnsi="Arial"/>
+          <w:sz w:val="21"/>
+          <w:szCs w:val="21"/>
+        </w:rPr>
+        <w:t xml:space="preserve"> is in your checkout once the CPAT-AI branch that adds it is merged into main and you have synced; until then use Appendix A (the same text).</w:t>
       </w:r>
     </w:p>
     <w:p>
@@ -775,7 +773,7 @@
           <w:sz w:val="21"/>
           <w:szCs w:val="21"/>
         </w:rPr>
-        <w:t xml:space="preserve">The prompt file </w:t>
+        <w:t xml:space="preserve">Time and credits: each phase is a long task. Send one phase, read the report, then the next. Type </w:t>
       </w:r>
       <w:r>
         <w:rPr>
@@ -783,15 +781,15 @@
           <w:sz w:val="19"/>
           <w:szCs w:val="19"/>
         </w:rPr>
-        <w:t xml:space="preserve">excel_ai/plans/prompts/TCB_module_prompt.md</w:t>
-      </w:r>
-      <w:r>
-        <w:rPr>
-          <w:rFonts w:ascii="Arial" w:cs="Arial" w:eastAsia="Arial" w:hAnsi="Arial"/>
-          <w:sz w:val="21"/>
-          <w:szCs w:val="21"/>
-        </w:rPr>
-        <w:t xml:space="preserve"> is in your checkout once the CPAT-AI branch that adds it is merged into main and you have synced; until then use Appendix A (the same text).</w:t>
+        <w:t xml:space="preserve">/context</w:t>
+      </w:r>
+      <w:r>
+        <w:rPr>
+          <w:rFonts w:ascii="Arial" w:cs="Arial" w:eastAsia="Arial" w:hAnsi="Arial"/>
+          <w:sz w:val="21"/>
+          <w:szCs w:val="21"/>
+        </w:rPr>
+        <w:t xml:space="preserve"> to see the credits used.</w:t>
       </w:r>
     </w:p>
     <w:p>
@@ -809,7 +807,7 @@
           <w:sz w:val="21"/>
           <w:szCs w:val="21"/>
         </w:rPr>
-        <w:t xml:space="preserve">Time and credits: each phase is a long task. Send one phase, read the report, then the next. Type </w:t>
+        <w:t xml:space="preserve">Read the transport co-benefits plan </w:t>
       </w:r>
       <w:r>
         <w:rPr>
@@ -817,40 +815,6 @@
           <w:sz w:val="19"/>
           <w:szCs w:val="19"/>
         </w:rPr>
-        <w:t xml:space="preserve">/context</w:t>
-      </w:r>
-      <w:r>
-        <w:rPr>
-          <w:rFonts w:ascii="Arial" w:cs="Arial" w:eastAsia="Arial" w:hAnsi="Arial"/>
-          <w:sz w:val="21"/>
-          <w:szCs w:val="21"/>
-        </w:rPr>
-        <w:t xml:space="preserve"> to see the credits used.</w:t>
-      </w:r>
-    </w:p>
-    <w:p>
-      <w:pPr>
-        <w:pStyle w:val="ListParagraph"/>
-        <w:numPr>
-          <w:ilvl w:val="0"/>
-          <w:numId w:val="2"/>
-        </w:numPr>
-        <w:spacing w:after="60"/>
-      </w:pPr>
-      <w:r>
-        <w:rPr>
-          <w:rFonts w:ascii="Arial" w:cs="Arial" w:eastAsia="Arial" w:hAnsi="Arial"/>
-          <w:sz w:val="21"/>
-          <w:szCs w:val="21"/>
-        </w:rPr>
-        <w:t xml:space="preserve">Read the transport co-benefits plan </w:t>
-      </w:r>
-      <w:r>
-        <w:rPr>
-          <w:rFonts w:ascii="Consolas" w:cs="Consolas" w:eastAsia="Consolas" w:hAnsi="Consolas"/>
-          <w:sz w:val="19"/>
-          <w:szCs w:val="19"/>
-        </w:rPr>
         <w:t xml:space="preserve">excel_ai/plans/Transport_cobenefits.md</w:t>
       </w:r>
       <w:r>
@@ -860,6 +824,29 @@
           <w:szCs w:val="21"/>
         </w:rPr>
         <w:t xml:space="preserve"> section 7 (decisions D1-D9): Copilot will ask you about them.</w:t>
+      </w:r>
+    </w:p>
+    <w:p>
+      <w:pPr>
+        <w:spacing w:after="120"/>
+      </w:pPr>
+      <w:r>
+        <w:rPr>
+          <w:rFonts w:ascii="Arial" w:cs="Arial" w:eastAsia="Arial" w:hAnsi="Arial"/>
+          <w:b/>
+          <w:bCs/>
+          <w:sz w:val="21"/>
+          <w:szCs w:val="21"/>
+        </w:rPr>
+        <w:t xml:space="preserve">Optional</w:t>
+      </w:r>
+      <w:r>
+        <w:rPr>
+          <w:rFonts w:ascii="Arial" w:cs="Arial" w:eastAsia="Arial" w:hAnsi="Arial"/>
+          <w:sz w:val="21"/>
+          <w:szCs w:val="21"/>
+        </w:rPr>
+        <w:t xml:space="preserve"> (not needed to start): Copilot runs the builders and checks with Python and recalculates the workbooks in LibreOffice. If either is missing on your desktop, the prompt tells Copilot to say so, install nothing without your OK, and list what it could not run; you then review the workbook in Excel 365.</w:t>
       </w:r>
     </w:p>
     <w:p>
@@ -1462,6 +1449,69 @@
           <w:sz w:val="21"/>
           <w:szCs w:val="21"/>
         </w:rPr>
+        <w:t xml:space="preserve">You only type a short </w:t>
+      </w:r>
+      <w:r>
+        <w:rPr>
+          <w:rFonts w:ascii="Arial" w:cs="Arial" w:eastAsia="Arial" w:hAnsi="Arial"/>
+          <w:b/>
+          <w:bCs/>
+          <w:sz w:val="21"/>
+          <w:szCs w:val="21"/>
+        </w:rPr>
+        <w:t xml:space="preserve">starter prompt</w:t>
+      </w:r>
+      <w:r>
+        <w:rPr>
+          <w:rFonts w:ascii="Arial" w:cs="Arial" w:eastAsia="Arial" w:hAnsi="Arial"/>
+          <w:sz w:val="21"/>
+          <w:szCs w:val="21"/>
+        </w:rPr>
+        <w:t xml:space="preserve">. The long instructions are a file in the repo (</w:t>
+      </w:r>
+      <w:r>
+        <w:rPr>
+          <w:rFonts w:ascii="Consolas" w:cs="Consolas" w:eastAsia="Consolas" w:hAnsi="Consolas"/>
+          <w:sz w:val="19"/>
+          <w:szCs w:val="19"/>
+        </w:rPr>
+        <w:t xml:space="preserve">excel_ai/plans/prompts/TCB_module_prompt.md</w:t>
+      </w:r>
+      <w:r>
+        <w:rPr>
+          <w:rFonts w:ascii="Arial" w:cs="Arial" w:eastAsia="Arial" w:hAnsi="Arial"/>
+          <w:sz w:val="21"/>
+          <w:szCs w:val="21"/>
+        </w:rPr>
+        <w:t xml:space="preserve">) that Copilot reads itself; the starter and the follow-up prompts are in </w:t>
+      </w:r>
+      <w:r>
+        <w:rPr>
+          <w:rFonts w:ascii="Consolas" w:cs="Consolas" w:eastAsia="Consolas" w:hAnsi="Consolas"/>
+          <w:sz w:val="19"/>
+          <w:szCs w:val="19"/>
+        </w:rPr>
+        <w:t xml:space="preserve">excel_ai/plans/prompts/TCB_starter_prompts.md</w:t>
+      </w:r>
+      <w:r>
+        <w:rPr>
+          <w:rFonts w:ascii="Arial" w:cs="Arial" w:eastAsia="Arial" w:hAnsi="Arial"/>
+          <w:sz w:val="21"/>
+          <w:szCs w:val="21"/>
+        </w:rPr>
+        <w:t xml:space="preserve"> and in Appendix B.</w:t>
+      </w:r>
+    </w:p>
+    <w:p>
+      <w:pPr>
+        <w:spacing w:after="120"/>
+      </w:pPr>
+      <w:r>
+        <w:rPr>
+          <w:rFonts w:ascii="Arial" w:cs="Arial" w:eastAsia="Arial" w:hAnsi="Arial"/>
+          <w:sz w:val="21"/>
+          <w:szCs w:val="21"/>
+        </w:rPr>
         <w:t xml:space="preserve">Option A (the prompt file is in your checkout): type </w:t>
       </w:r>
       <w:r>
@@ -2364,6 +2414,37 @@
     </w:p>
     <w:p>
       <w:pPr>
+        <w:spacing w:after="120"/>
+      </w:pPr>
+      <w:r>
+        <w:rPr>
+          <w:rFonts w:ascii="Arial" w:cs="Arial" w:eastAsia="Arial" w:hAnsi="Arial"/>
+          <w:sz w:val="21"/>
+          <w:szCs w:val="21"/>
+        </w:rPr>
+        <w:t xml:space="preserve">More example follow-ups (answering its decisions, asking for an explanation, a failing check, stopping and resuming in a new session): </w:t>
+      </w:r>
+      <w:r>
+        <w:rPr>
+          <w:rFonts w:ascii="Arial" w:cs="Arial" w:eastAsia="Arial" w:hAnsi="Arial"/>
+          <w:b/>
+          <w:bCs/>
+          <w:sz w:val="21"/>
+          <w:szCs w:val="21"/>
+        </w:rPr>
+        <w:t xml:space="preserve">Appendix B</w:t>
+      </w:r>
+      <w:r>
+        <w:rPr>
+          <w:rFonts w:ascii="Arial" w:cs="Arial" w:eastAsia="Arial" w:hAnsi="Arial"/>
+          <w:sz w:val="21"/>
+          <w:szCs w:val="21"/>
+        </w:rPr>
+        <w:t xml:space="preserve">.</w:t>
+      </w:r>
+    </w:p>
+    <w:p>
+      <w:pPr>
         <w:pStyle w:val="Heading2"/>
         <w:spacing w:after="100" w:before="200"/>
       </w:pPr>
@@ -3073,8 +3154,8 @@
             <w:r>
               <w:rPr>
                 <w:rFonts w:ascii="Consolas" w:cs="Consolas" w:eastAsia="Consolas" w:hAnsi="Consolas"/>
-                <w:sz w:val="16"/>
-                <w:szCs w:val="16"/>
+                <w:sz w:val="18"/>
+                <w:szCs w:val="18"/>
               </w:rPr>
               <w:t xml:space="preserve"># Prompt: build the transport co-benefits module (TCB), v0.1.0</w:t>
             </w:r>
@@ -3086,8 +3167,8 @@
             <w:r>
               <w:rPr>
                 <w:rFonts w:ascii="Consolas" w:cs="Consolas" w:eastAsia="Consolas" w:hAnsi="Consolas"/>
-                <w:sz w:val="16"/>
-                <w:szCs w:val="16"/>
+                <w:sz w:val="18"/>
+                <w:szCs w:val="18"/>
               </w:rPr>
               <w:t xml:space="preserve"> </w:t>
             </w:r>
@@ -3099,8 +3180,8 @@
             <w:r>
               <w:rPr>
                 <w:rFonts w:ascii="Consolas" w:cs="Consolas" w:eastAsia="Consolas" w:hAnsi="Consolas"/>
-                <w:sz w:val="16"/>
-                <w:szCs w:val="16"/>
+                <w:sz w:val="18"/>
+                <w:szCs w:val="18"/>
               </w:rPr>
               <w:t xml:space="preserve">Paste this whole file into GitHub Copilot (Current checkout, Interactive, Claude Opus), with `@AGENTS.md` attached, or attach this file and type "Follow this file. Do phase 0 only, then stop and report." Work one phase per message. Human guide: `CPAT-AI_Prompt_TransportCobenefits.docx` in this folder.</w:t>
             </w:r>
@@ -3112,8 +3193,8 @@
             <w:r>
               <w:rPr>
                 <w:rFonts w:ascii="Consolas" w:cs="Consolas" w:eastAsia="Consolas" w:hAnsi="Consolas"/>
-                <w:sz w:val="16"/>
-                <w:szCs w:val="16"/>
+                <w:sz w:val="18"/>
+                <w:szCs w:val="18"/>
               </w:rPr>
               <w:t xml:space="preserve"> </w:t>
             </w:r>
@@ -3125,8 +3206,8 @@
             <w:r>
               <w:rPr>
                 <w:rFonts w:ascii="Consolas" w:cs="Consolas" w:eastAsia="Consolas" w:hAnsi="Consolas"/>
-                <w:sz w:val="16"/>
-                <w:szCs w:val="16"/>
+                <w:sz w:val="18"/>
+                <w:szCs w:val="18"/>
               </w:rPr>
               <w:t xml:space="preserve">---</w:t>
             </w:r>
@@ -3138,8 +3219,8 @@
             <w:r>
               <w:rPr>
                 <w:rFonts w:ascii="Consolas" w:cs="Consolas" w:eastAsia="Consolas" w:hAnsi="Consolas"/>
-                <w:sz w:val="16"/>
-                <w:szCs w:val="16"/>
+                <w:sz w:val="18"/>
+                <w:szCs w:val="18"/>
               </w:rPr>
               <w:t xml:space="preserve"> </w:t>
             </w:r>
@@ -3151,8 +3232,8 @@
             <w:r>
               <w:rPr>
                 <w:rFonts w:ascii="Consolas" w:cs="Consolas" w:eastAsia="Consolas" w:hAnsi="Consolas"/>
-                <w:sz w:val="16"/>
-                <w:szCs w:val="16"/>
+                <w:sz w:val="18"/>
+                <w:szCs w:val="18"/>
               </w:rPr>
               <w:t xml:space="preserve">You are working in the CPAT-AI repository on the local checkout. Follow `AGENTS.md` and every document it points to, above all `NORMS.md` section 0 (bugs and issues) and **section 9 (how modules work)**, which this task applies for the first time to a new module. Read before you start: `excel_ai/plans/Transport_cobenefits.md` (the legacy map, equations, cached Egypt values, bugs B-a to B-j, issues I-a to I-h, decisions D1-D9), `excel_ai/legacy/Transport_Legacy_Survey.md`, `excel_ai/plans/Modules.md`, `excel_ai/plans/Remaining_functionality.md` sections 7-8, `excel_ai/distribution/README.md` (the module already built this way: copy its patterns), `excel_ai/mitigation/build.py` (section 5b and the tab `FromTransportCB`: `TCB_TYPED`, `COB_TRF`, `TR_CLS_ROWS`), register items I100 and I111 in `excel_ai/mitigation/issues_register.py`, and the bottom of `CAVEATS.md`.</w:t>
             </w:r>
@@ -3164,8 +3245,8 @@
             <w:r>
               <w:rPr>
                 <w:rFonts w:ascii="Consolas" w:cs="Consolas" w:eastAsia="Consolas" w:hAnsi="Consolas"/>
-                <w:sz w:val="16"/>
-                <w:szCs w:val="16"/>
+                <w:sz w:val="18"/>
+                <w:szCs w:val="18"/>
               </w:rPr>
               <w:t xml:space="preserve"> </w:t>
             </w:r>
@@ -3177,8 +3258,8 @@
             <w:r>
               <w:rPr>
                 <w:rFonts w:ascii="Consolas" w:cs="Consolas" w:eastAsia="Consolas" w:hAnsi="Consolas"/>
-                <w:sz w:val="16"/>
-                <w:szCs w:val="16"/>
+                <w:sz w:val="18"/>
+                <w:szCs w:val="18"/>
               </w:rPr>
               <w:t xml:space="preserve">## Goal</w:t>
             </w:r>
@@ -3190,8 +3271,8 @@
             <w:r>
               <w:rPr>
                 <w:rFonts w:ascii="Consolas" w:cs="Consolas" w:eastAsia="Consolas" w:hAnsi="Consolas"/>
-                <w:sz w:val="16"/>
-                <w:szCs w:val="16"/>
+                <w:sz w:val="18"/>
+                <w:szCs w:val="18"/>
               </w:rPr>
               <w:t xml:space="preserve"> </w:t>
             </w:r>
@@ -3203,8 +3284,8 @@
             <w:r>
               <w:rPr>
                 <w:rFonts w:ascii="Consolas" w:cs="Consolas" w:eastAsia="Consolas" w:hAnsi="Consolas"/>
-                <w:sz w:val="16"/>
-                <w:szCs w:val="16"/>
+                <w:sz w:val="18"/>
+                <w:szCs w:val="18"/>
               </w:rPr>
               <w:t xml:space="preserve">A free-standing workbook `excel_ai/CPAT-AI-Transport-Cobenefits-Prototype_v0.1.0.xlsm` that reproduces the legacy `Transport` sheet of `excel_ai/legacy/workbooks/CPAT 1.0pre_465_NoPropData.xlsb` (read-only; never save it) for accidents, congestion and road damage, with **two modes**, its inputs and outputs encapsulated, and the links to the other modules through the permalink folders.</w:t>
             </w:r>
@@ -3216,8 +3297,8 @@
             <w:r>
               <w:rPr>
                 <w:rFonts w:ascii="Consolas" w:cs="Consolas" w:eastAsia="Consolas" w:hAnsi="Consolas"/>
-                <w:sz w:val="16"/>
-                <w:szCs w:val="16"/>
+                <w:sz w:val="18"/>
+                <w:szCs w:val="18"/>
               </w:rPr>
               <w:t xml:space="preserve"> </w:t>
             </w:r>
@@ -3229,8 +3310,8 @@
             <w:r>
               <w:rPr>
                 <w:rFonts w:ascii="Consolas" w:cs="Consolas" w:eastAsia="Consolas" w:hAnsi="Consolas"/>
-                <w:sz w:val="16"/>
-                <w:szCs w:val="16"/>
+                <w:sz w:val="18"/>
+                <w:szCs w:val="18"/>
               </w:rPr>
               <w:t xml:space="preserve">## Rules (do not break them)</w:t>
             </w:r>
@@ -3242,8 +3323,8 @@
             <w:r>
               <w:rPr>
                 <w:rFonts w:ascii="Consolas" w:cs="Consolas" w:eastAsia="Consolas" w:hAnsi="Consolas"/>
-                <w:sz w:val="16"/>
-                <w:szCs w:val="16"/>
+                <w:sz w:val="18"/>
+                <w:szCs w:val="18"/>
               </w:rPr>
               <w:t xml:space="preserve"> </w:t>
             </w:r>
@@ -3255,8 +3336,8 @@
             <w:r>
               <w:rPr>
                 <w:rFonts w:ascii="Consolas" w:cs="Consolas" w:eastAsia="Consolas" w:hAnsi="Consolas"/>
-                <w:sz w:val="16"/>
-                <w:szCs w:val="16"/>
+                <w:sz w:val="18"/>
+                <w:szCs w:val="18"/>
               </w:rPr>
               <w:t xml:space="preserve">1. **Legacy first.** Follow legacy 465 row by row. **Never replicate a legacy bug**: fix it, and add it to the register as an `L` item with its cells and a cell-level fix plan. **Always replicate a legacy issue** (a design choice, old data, a simplification, a literal), even when you would do it differently, and add it to the register as an `I` item. When unsure, treat it as an issue, replicate it, and ask me. Use the next free codes of `excel_ai/mitigation/register.py`; never reuse a code. Plan section 5 lists the candidates: B-a, B-b, B-g, B-h, B-j are bugs; **B-c, B-d, B-e need my decision: replicate them as issues, note them, and list them for me**; B-f, B-i belong to other modules.</w:t>
             </w:r>
@@ -3268,8 +3349,8 @@
             <w:r>
               <w:rPr>
                 <w:rFonts w:ascii="Consolas" w:cs="Consolas" w:eastAsia="Consolas" w:hAnsi="Consolas"/>
-                <w:sz w:val="16"/>
-                <w:szCs w:val="16"/>
+                <w:sz w:val="18"/>
+                <w:szCs w:val="18"/>
               </w:rPr>
               <w:t xml:space="preserve">2. **The same column norms as Mitigation** (`NORMS.md` 1.1 and 9.2): column A section number, B fuel, C sector, D description, E unit, F source, G input code, H output code, I note, J helper; K the code column of scenario group 1; L..AE the years 2022..2041 (L = base year); AF a blank spacer; groups of 22 columns, group 2 from AG (the LAMBDA group), capacity groups 1-7; years in row 1, title band in row 2, scenario name in row 4, scenario number in row 5 (a formula); differences against scenario 1 by `.ref` rows (3e). The `FromMitigation`, `FromAirPollution` and `ToMitigation` tabs use the same columns, so a row copies 1:1. Visual style: `NORMS.md` section 2 (Arial, `00AE49` title bar, `92D050` section bands, input cells `EBF1DE`, codes `DCE6F1`, bold only on summary rows, one row group per section with the summary row last).</w:t>
             </w:r>
@@ -3281,8 +3362,8 @@
             <w:r>
               <w:rPr>
                 <w:rFonts w:ascii="Consolas" w:cs="Consolas" w:eastAsia="Consolas" w:hAnsi="Consolas"/>
-                <w:sz w:val="16"/>
-                <w:szCs w:val="16"/>
+                <w:sz w:val="18"/>
+                <w:szCs w:val="18"/>
               </w:rPr>
               <w:t xml:space="preserve">3. **Encapsulated, free-standing** (`NORMS.md` 9.1-9.2). The calculation sheet `Transport` (legacy name) reads only `FromMitigation`, `FromAirPollution`, `ScenarioDefinition`, its data tabs and constants. No formula reads another workbook; no hard-coded number in a calculation cell (literals of legacy become named parameters on `TransportParams` with their legacy cell as source, and are registered as issues, plan I-d). Outputs leave only through `ToMitigation` (defined name `OutTCB`).</w:t>
             </w:r>
@@ -3294,8 +3375,8 @@
             <w:r>
               <w:rPr>
                 <w:rFonts w:ascii="Consolas" w:cs="Consolas" w:eastAsia="Consolas" w:hAnsi="Consolas"/>
-                <w:sz w:val="16"/>
-                <w:szCs w:val="16"/>
+                <w:sz w:val="18"/>
+                <w:szCs w:val="18"/>
               </w:rPr>
               <w:t xml:space="preserve">4. **Links through the permalink folders** (`NORMS.md` 9.3), as the distribution module does (`excel_ai/distribution/CPATDistribution.bas`): macro `UpdateFromMitigation` reads Mitigation section 5b ("5b. Road transport: engineer model and outputs to the transport co-benefits module") and the macro rows it needs (GDP and its growth for scenario 1, population, deflator) from `CPAT-AI-Mitigation-Prototype_latest.xlsm`, searching `permalink_countryeditable/` first, then `permalink/` (next to the workbook and one folder up), else the path on Cover; copy **values by code**, check every row is the same variable, write the link table on Cover. Macro `UpdateFromAirPollution` does the same for VSL and daily earnings from `CPAT-AI-Air-Pollution-Prototype_latest.xlsm` (block `OutAPtoTCB`). **The AP module does not export them yet**: ship `FromAirPollution` with legacy 465 Egypt values typed (legacy `Air pollution` rows 741 and 855, as cached; source column says so) and register an issue "typed until the AP module exports VSL and earnings"; the macro reports "not available yet" and keeps the typed values.</w:t>
             </w:r>
@@ -3307,8 +3388,8 @@
             <w:r>
               <w:rPr>
                 <w:rFonts w:ascii="Consolas" w:cs="Consolas" w:eastAsia="Consolas" w:hAnsi="Consolas"/>
-                <w:sz w:val="16"/>
-                <w:szCs w:val="16"/>
+                <w:sz w:val="18"/>
+                <w:szCs w:val="18"/>
               </w:rPr>
               <w:t xml:space="preserve">5. **One scenario at a time**, no batch; the module never runs Mitigation's macros.</w:t>
             </w:r>
@@ -3320,21 +3401,21 @@
             <w:r>
               <w:rPr>
                 <w:rFonts w:ascii="Consolas" w:cs="Consolas" w:eastAsia="Consolas" w:hAnsi="Consolas"/>
-                <w:sz w:val="16"/>
-                <w:szCs w:val="16"/>
-              </w:rPr>
-              <w:t xml:space="preserve">6. Excel rules: short formulas (100 characters; LAMBDAs for longer logic), names (`NORMS.md` 3b, 3d), no volatile functions, `INDEX/MATCH` exact, lint every file (`python excel_ai/shared/excel_lint.py &lt;file&gt;`), write with openpyxl and recalculate in LibreOffice as the other builders do. VBA: `NORMS.md` 3h.</w:t>
-            </w:r>
-          </w:p>
-          <w:p>
-            <w:pPr>
-              <w:spacing w:after="0"/>
-            </w:pPr>
-            <w:r>
-              <w:rPr>
-                <w:rFonts w:ascii="Consolas" w:cs="Consolas" w:eastAsia="Consolas" w:hAnsi="Consolas"/>
-                <w:sz w:val="16"/>
-                <w:szCs w:val="16"/>
+                <w:sz w:val="18"/>
+                <w:szCs w:val="18"/>
+              </w:rPr>
+              <w:t xml:space="preserve">6. Excel rules: short formulas (100 characters; LAMBDAs for longer logic), names (`NORMS.md` 3b, 3d), no volatile functions, `INDEX/MATCH` exact, lint every file (`python excel_ai/shared/excel_lint.py &lt;file&gt;`), write with openpyxl and recalculate in LibreOffice as the other builders do. VBA: `NORMS.md` 3h. If Python, openpyxl or LibreOffice is missing on this computer, say so before you start: install nothing without my OK; where LibreOffice is missing, skip the recalculation steps and list what was not run (I review in Excel 365).</w:t>
+            </w:r>
+          </w:p>
+          <w:p>
+            <w:pPr>
+              <w:spacing w:after="0"/>
+            </w:pPr>
+            <w:r>
+              <w:rPr>
+                <w:rFonts w:ascii="Consolas" w:cs="Consolas" w:eastAsia="Consolas" w:hAnsi="Consolas"/>
+                <w:sz w:val="18"/>
+                <w:szCs w:val="18"/>
               </w:rPr>
               <w:t xml:space="preserve">7. Do not change the mitigation prototype in this task. If Mitigation section 5b lacks a row the module needs, stop and tell me; list the change in `excel_ai/plans/TODO.md`.</w:t>
             </w:r>
@@ -3346,8 +3427,8 @@
             <w:r>
               <w:rPr>
                 <w:rFonts w:ascii="Consolas" w:cs="Consolas" w:eastAsia="Consolas" w:hAnsi="Consolas"/>
-                <w:sz w:val="16"/>
-                <w:szCs w:val="16"/>
+                <w:sz w:val="18"/>
+                <w:szCs w:val="18"/>
               </w:rPr>
               <w:t xml:space="preserve">8. Never commit real data. Do not commit or push unless I ask.</w:t>
             </w:r>
@@ -3359,8 +3440,8 @@
             <w:r>
               <w:rPr>
                 <w:rFonts w:ascii="Consolas" w:cs="Consolas" w:eastAsia="Consolas" w:hAnsi="Consolas"/>
-                <w:sz w:val="16"/>
-                <w:szCs w:val="16"/>
+                <w:sz w:val="18"/>
+                <w:szCs w:val="18"/>
               </w:rPr>
               <w:t xml:space="preserve"> </w:t>
             </w:r>
@@ -3372,8 +3453,8 @@
             <w:r>
               <w:rPr>
                 <w:rFonts w:ascii="Consolas" w:cs="Consolas" w:eastAsia="Consolas" w:hAnsi="Consolas"/>
-                <w:sz w:val="16"/>
-                <w:szCs w:val="16"/>
+                <w:sz w:val="18"/>
+                <w:szCs w:val="18"/>
               </w:rPr>
               <w:t xml:space="preserve">## The two modes (ScenarioDefinition, below the last legacy row: `TcbMode`, default `Legacy`)</w:t>
             </w:r>
@@ -3385,8 +3466,8 @@
             <w:r>
               <w:rPr>
                 <w:rFonts w:ascii="Consolas" w:cs="Consolas" w:eastAsia="Consolas" w:hAnsi="Consolas"/>
-                <w:sz w:val="16"/>
-                <w:szCs w:val="16"/>
+                <w:sz w:val="18"/>
+                <w:szCs w:val="18"/>
               </w:rPr>
               <w:t xml:space="preserve"> </w:t>
             </w:r>
@@ -3398,8 +3479,8 @@
             <w:r>
               <w:rPr>
                 <w:rFonts w:ascii="Consolas" w:cs="Consolas" w:eastAsia="Consolas" w:hAnsi="Consolas"/>
-                <w:sz w:val="16"/>
-                <w:szCs w:val="16"/>
+                <w:sz w:val="18"/>
+                <w:szCs w:val="18"/>
               </w:rPr>
               <w:t xml:space="preserve">- **`Legacy` (legacy-consistent):** exactly what legacy 465 does. Vehicle-km, freight vehicle-km, average fuel economy by fuel and the passenger/freight splits come from the **engineer** road model (section 5b) whatever `TrModel` is, while the road share of each fuel follows the **switched** model (`TrModel`; Egypt default `Elasticity`). **This is internally inconsistent** (register issue I100, plan section 1.3 and issue I-a): under `TrModel = Elasticity`, the welfare change follows engineer vehicle-km (Egypt 2031: -8.6%) while the fuel use modelled falls by -12.9% (road gasoline) and -14.3% (diesel). Phase 0 re-checks this on legacy 465. Replicate it, and show a warning on Cover when `TrModel` is not `Engineer`.</w:t>
             </w:r>
@@ -3411,8 +3492,8 @@
             <w:r>
               <w:rPr>
                 <w:rFonts w:ascii="Consolas" w:cs="Consolas" w:eastAsia="Consolas" w:hAnsi="Consolas"/>
-                <w:sz w:val="16"/>
-                <w:szCs w:val="16"/>
+                <w:sz w:val="18"/>
+                <w:szCs w:val="18"/>
               </w:rPr>
               <w:t xml:space="preserve">- **`Engineer` (connected to the transport engineer model):** every quantity from the engineer road model, consistently: vehicle-km, freight vehicle-km, fuel economy, class splits, **and** the road fuel use and road shares of the engineer model's own fuel use (`trfcp`, `trfcf`, `trfcc`, `trfce` of section 5b) instead of the switched model, so the $/l values and the welfare match the engineer fuel use. Cover states whether Mitigation ran `TrModel = Engineer` (otherwise Mitigation's fuel use and emissions follow the elasticity model and the two do not match). Register this mode as an upgrade (`U`) linked to I100; it is not the default.</w:t>
             </w:r>
@@ -3424,8 +3505,8 @@
             <w:r>
               <w:rPr>
                 <w:rFonts w:ascii="Consolas" w:cs="Consolas" w:eastAsia="Consolas" w:hAnsi="Consolas"/>
-                <w:sz w:val="16"/>
-                <w:szCs w:val="16"/>
+                <w:sz w:val="18"/>
+                <w:szCs w:val="18"/>
               </w:rPr>
               <w:t xml:space="preserve"> </w:t>
             </w:r>
@@ -3437,8 +3518,8 @@
             <w:r>
               <w:rPr>
                 <w:rFonts w:ascii="Consolas" w:cs="Consolas" w:eastAsia="Consolas" w:hAnsi="Consolas"/>
-                <w:sz w:val="16"/>
-                <w:szCs w:val="16"/>
+                <w:sz w:val="18"/>
+                <w:szCs w:val="18"/>
               </w:rPr>
               <w:t xml:space="preserve">Both modes run in the same rows; the switch picks the inputs in one block of input rows (no duplicated calculation blocks).</w:t>
             </w:r>
@@ -3450,8 +3531,8 @@
             <w:r>
               <w:rPr>
                 <w:rFonts w:ascii="Consolas" w:cs="Consolas" w:eastAsia="Consolas" w:hAnsi="Consolas"/>
-                <w:sz w:val="16"/>
-                <w:szCs w:val="16"/>
+                <w:sz w:val="18"/>
+                <w:szCs w:val="18"/>
               </w:rPr>
               <w:t xml:space="preserve"> </w:t>
             </w:r>
@@ -3463,8 +3544,8 @@
             <w:r>
               <w:rPr>
                 <w:rFonts w:ascii="Consolas" w:cs="Consolas" w:eastAsia="Consolas" w:hAnsi="Consolas"/>
-                <w:sz w:val="16"/>
-                <w:szCs w:val="16"/>
+                <w:sz w:val="18"/>
+                <w:szCs w:val="18"/>
               </w:rPr>
               <w:t xml:space="preserve">## Phases (one per message; stop after each and report)</w:t>
             </w:r>
@@ -3476,8 +3557,8 @@
             <w:r>
               <w:rPr>
                 <w:rFonts w:ascii="Consolas" w:cs="Consolas" w:eastAsia="Consolas" w:hAnsi="Consolas"/>
-                <w:sz w:val="16"/>
-                <w:szCs w:val="16"/>
+                <w:sz w:val="18"/>
+                <w:szCs w:val="18"/>
               </w:rPr>
               <w:t xml:space="preserve"> </w:t>
             </w:r>
@@ -3489,8 +3570,8 @@
             <w:r>
               <w:rPr>
                 <w:rFonts w:ascii="Consolas" w:cs="Consolas" w:eastAsia="Consolas" w:hAnsi="Consolas"/>
-                <w:sz w:val="16"/>
-                <w:szCs w:val="16"/>
+                <w:sz w:val="18"/>
+                <w:szCs w:val="18"/>
               </w:rPr>
               <w:t xml:space="preserve">**Phase 0. Check legacy 465 and register (no workbook yet).**</w:t>
             </w:r>
@@ -3502,8 +3583,8 @@
             <w:r>
               <w:rPr>
                 <w:rFonts w:ascii="Consolas" w:cs="Consolas" w:eastAsia="Consolas" w:hAnsi="Consolas"/>
-                <w:sz w:val="16"/>
-                <w:szCs w:val="16"/>
+                <w:sz w:val="18"/>
+                <w:szCs w:val="18"/>
               </w:rPr>
               <w:t xml:space="preserve">- Map the legacy `Transport` sheet of 465 (the plan was written on 456: confirm the rows of sections B-F and of Mitigation block E 15724-15823 on 465 with `excel_ai/legacy/bugfixes/data/rowmap_456_465.json` and the xlsb tools in `excel_ai/legacy/tools/`). Report every row that moved or changed.</w:t>
             </w:r>
@@ -3515,8 +3596,8 @@
             <w:r>
               <w:rPr>
                 <w:rFonts w:ascii="Consolas" w:cs="Consolas" w:eastAsia="Consolas" w:hAnsi="Consolas"/>
-                <w:sz w:val="16"/>
-                <w:szCs w:val="16"/>
+                <w:sz w:val="18"/>
+                <w:szCs w:val="18"/>
               </w:rPr>
               <w:t xml:space="preserve">- Re-check the inconsistency of the legacy method (I100): engineer vehicle-km against the switched road fuel use for Egypt, 2025-2041, both scenarios, from the cached values. Say whether it holds on 465.</w:t>
             </w:r>
@@ -3528,8 +3609,8 @@
             <w:r>
               <w:rPr>
                 <w:rFonts w:ascii="Consolas" w:cs="Consolas" w:eastAsia="Consolas" w:hAnsi="Consolas"/>
-                <w:sz w:val="16"/>
-                <w:szCs w:val="16"/>
+                <w:sz w:val="18"/>
+                <w:szCs w:val="18"/>
               </w:rPr>
               <w:t xml:space="preserve">- Re-check bug candidates B-a to B-j and issues I-a to I-h on 465. Add every bug and issue to the register (`issues_register.py`, `make_legacy_fixes.py` for the cell plans; Module = Transport co-benefits; cross-references to I100, I111, the plan). Regenerate `excel_ai/BUGS.md` and `excel_ai/ISSUES.md` (`make_replication_lists.py`).</w:t>
             </w:r>
@@ -3541,8 +3622,8 @@
             <w:r>
               <w:rPr>
                 <w:rFonts w:ascii="Consolas" w:cs="Consolas" w:eastAsia="Consolas" w:hAnsi="Consolas"/>
-                <w:sz w:val="16"/>
-                <w:szCs w:val="16"/>
+                <w:sz w:val="18"/>
+                <w:szCs w:val="18"/>
               </w:rPr>
               <w:t xml:space="preserve">- Report: a table of bugs (fixed) and issues (replicated), the decisions I owe you (B-c, B-d, B-e, D3, D5, D7, D8), and anything that contradicts the plan.</w:t>
             </w:r>
@@ -3554,8 +3635,8 @@
             <w:r>
               <w:rPr>
                 <w:rFonts w:ascii="Consolas" w:cs="Consolas" w:eastAsia="Consolas" w:hAnsi="Consolas"/>
-                <w:sz w:val="16"/>
-                <w:szCs w:val="16"/>
+                <w:sz w:val="18"/>
+                <w:szCs w:val="18"/>
               </w:rPr>
               <w:t xml:space="preserve"> </w:t>
             </w:r>
@@ -3567,8 +3648,8 @@
             <w:r>
               <w:rPr>
                 <w:rFonts w:ascii="Consolas" w:cs="Consolas" w:eastAsia="Consolas" w:hAnsi="Consolas"/>
-                <w:sz w:val="16"/>
-                <w:szCs w:val="16"/>
+                <w:sz w:val="18"/>
+                <w:szCs w:val="18"/>
               </w:rPr>
               <w:t xml:space="preserve">**Phase 1. Python reference.** `excel_ai/transport_cobenefits/tcb_ref.py`: pure functions for plan section 1.2 (deaths, accident cost, congestion path, speed, delay hours, congestion cost, road damage, per-km costs, $/l by fuel, welfare), with `mode='Legacy'|'Engineer'` and `fixes=True|False`. `legacy_test()` feeds the cached legacy inputs (Transport rows 91-157; `data/mvp_legacy_extracts/legacy_transport_reference.csv`, `excel_ai/mitigation/transport_model_ref.py`) and must reproduce plan section 4 (every row, 2022-2041, both blocks) to rounding with `fixes=False`. Print the effect of each fix and of `Engineer` against `Legacy` for Egypt.</w:t>
             </w:r>
@@ -3580,8 +3661,8 @@
             <w:r>
               <w:rPr>
                 <w:rFonts w:ascii="Consolas" w:cs="Consolas" w:eastAsia="Consolas" w:hAnsi="Consolas"/>
-                <w:sz w:val="16"/>
-                <w:szCs w:val="16"/>
+                <w:sz w:val="18"/>
+                <w:szCs w:val="18"/>
               </w:rPr>
               <w:t xml:space="preserve"> </w:t>
             </w:r>
@@ -3593,8 +3674,8 @@
             <w:r>
               <w:rPr>
                 <w:rFonts w:ascii="Consolas" w:cs="Consolas" w:eastAsia="Consolas" w:hAnsi="Consolas"/>
-                <w:sz w:val="16"/>
-                <w:szCs w:val="16"/>
+                <w:sz w:val="18"/>
+                <w:szCs w:val="18"/>
               </w:rPr>
               <w:t xml:space="preserve">**Phase 2. Data.** Extract the legacy tables the module needs, unchanged (NORMS 1.5), into `data/transport_cobenefits/` with their script in `data/scripts/` and a test in `data/tests/`: Transport1 (already in `data/mvp_legacy_extracts/legacy_Transport1.csv`: reuse), Tran_Elast, the Transport literals F28:F47 and the literals inside formulas (0.049, -2.56, 8 hours) as TransportParams. Add the files to `data/interface_manifest.csv`. Public data only.</w:t>
             </w:r>
@@ -3606,8 +3687,8 @@
             <w:r>
               <w:rPr>
                 <w:rFonts w:ascii="Consolas" w:cs="Consolas" w:eastAsia="Consolas" w:hAnsi="Consolas"/>
-                <w:sz w:val="16"/>
-                <w:szCs w:val="16"/>
+                <w:sz w:val="18"/>
+                <w:szCs w:val="18"/>
               </w:rPr>
               <w:t xml:space="preserve"> </w:t>
             </w:r>
@@ -3619,8 +3700,8 @@
             <w:r>
               <w:rPr>
                 <w:rFonts w:ascii="Consolas" w:cs="Consolas" w:eastAsia="Consolas" w:hAnsi="Consolas"/>
-                <w:sz w:val="16"/>
-                <w:szCs w:val="16"/>
+                <w:sz w:val="18"/>
+                <w:szCs w:val="18"/>
               </w:rPr>
               <w:t xml:space="preserve">**Phase 3. Workbook.** `excel_ai/transport_cobenefits/build_tcb.py` writes the workbook, tabs in this order: `Cover` (contents, link table, mode, warnings, buttons), `FromMitigation`, `FromAirPollution`, `ScenarioDefinition` (the 465 MTInputs rows exactly, NORMS 4; TCB rows green: TrModel 340, VSLMethod 327, VSLManual 328, WorkDays 334, YearDistn 304; `TcbMode` below the legacy rows), `Transport` (the calculation, legacy section order: B key assumptions and country data, inputs by mode, C/D as scenario groups, E results for Mitigation, F results; one row group per section, summary row last), `ToMitigation` (plain copies, defined name `OutTCB`, the rows and codes of Mitigation's tab `FromTransportCB`: `tran.acc.km`, `tran.con.km`, `tran.rdm.km`; then $/l `tran.acc.cost.&lt;f&gt;`, `tran.con.cost.&lt;f&gt;`, `tran.rdm.cost.die`, welfare `wel.rod.aci.usd`, `wel.rod.con.usd`, `wel.rod.dmg.usd`, `wel.rod.pct`, under the legacy codes), `DATA_TRAN-&gt;&gt;` with Transport1, Tran_Elast, TransportParams, then `Check`. Group 1 plain formulas, group 2 LAMBDAs (3e). VBA module `CPATTransportCB.bas` (UpdateFromMitigation, UpdateFromAirPollution, RecalculateNow). Fill `FromMitigation` from the current `excel_ai/permalink/CPAT-AI-Mitigation-Prototype_latest.xlsm` by the same code mapping the macro uses (Python emulation).</w:t>
             </w:r>
@@ -3632,8 +3713,8 @@
             <w:r>
               <w:rPr>
                 <w:rFonts w:ascii="Consolas" w:cs="Consolas" w:eastAsia="Consolas" w:hAnsi="Consolas"/>
-                <w:sz w:val="16"/>
-                <w:szCs w:val="16"/>
+                <w:sz w:val="18"/>
+                <w:szCs w:val="18"/>
               </w:rPr>
               <w:t xml:space="preserve"> </w:t>
             </w:r>
@@ -3645,8 +3726,8 @@
             <w:r>
               <w:rPr>
                 <w:rFonts w:ascii="Consolas" w:cs="Consolas" w:eastAsia="Consolas" w:hAnsi="Consolas"/>
-                <w:sz w:val="16"/>
-                <w:szCs w:val="16"/>
+                <w:sz w:val="18"/>
+                <w:szCs w:val="18"/>
               </w:rPr>
               <w:t xml:space="preserve">**Phase 4. Checks.** `excel_ai/transport_cobenefits/check_tcb.py` (NORMS 9.6): lint; no formula outside the allowed tabs; no external links; `FromMitigation` equals section 5b through the mapping; `ToMitigation` matches Mitigation's `FromTransportCB` row for row; group 2 equals `tcb_ref.py` fed with the sheet's own inputs (1e-9), in both modes; `Legacy` mode with `fixes=False` against the legacy cache for the scenario-independent per-km costs and the base year; welfare = 0 in scenario 1; paste test of group 2 into groups 3-6; the end-to-end test (change Mitigation's live carbon price, update, recalculate, compare with the reference). Write `check_tcb_report.md`.</w:t>
             </w:r>
@@ -3658,8 +3739,8 @@
             <w:r>
               <w:rPr>
                 <w:rFonts w:ascii="Consolas" w:cs="Consolas" w:eastAsia="Consolas" w:hAnsi="Consolas"/>
-                <w:sz w:val="16"/>
-                <w:szCs w:val="16"/>
+                <w:sz w:val="18"/>
+                <w:szCs w:val="18"/>
               </w:rPr>
               <w:t xml:space="preserve"> </w:t>
             </w:r>
@@ -3671,8 +3752,8 @@
             <w:r>
               <w:rPr>
                 <w:rFonts w:ascii="Consolas" w:cs="Consolas" w:eastAsia="Consolas" w:hAnsi="Consolas"/>
-                <w:sz w:val="16"/>
-                <w:szCs w:val="16"/>
+                <w:sz w:val="18"/>
+                <w:szCs w:val="18"/>
               </w:rPr>
               <w:t xml:space="preserve">**Phase 5. Release and documents.** Publish with `excel_ai/shared/release.py` `publish(link=True)`: the versioned file at the top of `excel_ai/`, `CPAT-AI-Transport-Cobenefits-Prototype_latest.xlsm` in `permalink/` and `permalink_countryeditable/`. Version table (NORMS 5b) naming the mitigation version used. `excel_ai/transport_cobenefits/README.md` (how it works, how to update, the two modes, build and check commands). A method note `excel_ai/transport_cobenefits/Method.md` (current method only, no history: NORMS 7). Update `excel_ai/README.md`, `excel_ai/plans/TODO.md` (M4, M6; the Mitigation change to read `OutTCB` instead of the typed `FromTransportCB` values as a new item), the register lists, and add the entry at the bottom of `CAVEATS.md` (task, inputs, outputs, caveats: the typed AP values, decisions open, what was not run in Excel).</w:t>
             </w:r>
@@ -3684,8 +3765,8 @@
             <w:r>
               <w:rPr>
                 <w:rFonts w:ascii="Consolas" w:cs="Consolas" w:eastAsia="Consolas" w:hAnsi="Consolas"/>
-                <w:sz w:val="16"/>
-                <w:szCs w:val="16"/>
+                <w:sz w:val="18"/>
+                <w:szCs w:val="18"/>
               </w:rPr>
               <w:t xml:space="preserve"> </w:t>
             </w:r>
@@ -3697,8 +3778,8 @@
             <w:r>
               <w:rPr>
                 <w:rFonts w:ascii="Consolas" w:cs="Consolas" w:eastAsia="Consolas" w:hAnsi="Consolas"/>
-                <w:sz w:val="16"/>
-                <w:szCs w:val="16"/>
+                <w:sz w:val="18"/>
+                <w:szCs w:val="18"/>
               </w:rPr>
               <w:t xml:space="preserve">## Report after each phase</w:t>
             </w:r>
@@ -3710,8 +3791,8 @@
             <w:r>
               <w:rPr>
                 <w:rFonts w:ascii="Consolas" w:cs="Consolas" w:eastAsia="Consolas" w:hAnsi="Consolas"/>
-                <w:sz w:val="16"/>
-                <w:szCs w:val="16"/>
+                <w:sz w:val="18"/>
+                <w:szCs w:val="18"/>
               </w:rPr>
               <w:t xml:space="preserve"> </w:t>
             </w:r>
@@ -3723,8 +3804,8 @@
             <w:r>
               <w:rPr>
                 <w:rFonts w:ascii="Consolas" w:cs="Consolas" w:eastAsia="Consolas" w:hAnsi="Consolas"/>
-                <w:sz w:val="16"/>
-                <w:szCs w:val="16"/>
+                <w:sz w:val="18"/>
+                <w:szCs w:val="18"/>
               </w:rPr>
               <w:t xml:space="preserve">What you did; files changed; check results (PASS/FAIL with numbers); bugs fixed and issues replicated (codes); open questions for me. Do not go to the next phase until I say so.</w:t>
             </w:r>
@@ -3732,6 +3813,1017 @@
         </w:tc>
       </w:tr>
     </w:tbl>
+    <w:p>
+      <w:r>
+        <w:br w:type="page"/>
+      </w:r>
+    </w:p>
+    <w:p>
+      <w:pPr>
+        <w:pStyle w:val="Heading1"/>
+        <w:spacing w:after="120" w:before="280"/>
+      </w:pPr>
+      <w:r>
+        <w:rPr>
+          <w:rFonts w:ascii="Arial" w:cs="Arial" w:eastAsia="Arial" w:hAnsi="Arial"/>
+          <w:b/>
+          <w:bCs/>
+          <w:color w:val="00AE49"/>
+          <w:sz w:val="30"/>
+          <w:szCs w:val="30"/>
+        </w:rPr>
+        <w:t xml:space="preserve">Appendix B. Starter and follow-up prompts</w:t>
+      </w:r>
+    </w:p>
+    <w:p>
+      <w:pPr>
+        <w:spacing w:after="120"/>
+      </w:pPr>
+      <w:r>
+        <w:rPr>
+          <w:rFonts w:ascii="Arial" w:cs="Arial" w:eastAsia="Arial" w:hAnsi="Arial"/>
+          <w:sz w:val="21"/>
+          <w:szCs w:val="21"/>
+        </w:rPr>
+        <w:t xml:space="preserve">The content of </w:t>
+      </w:r>
+      <w:r>
+        <w:rPr>
+          <w:rFonts w:ascii="Consolas" w:cs="Consolas" w:eastAsia="Consolas" w:hAnsi="Consolas"/>
+          <w:sz w:val="19"/>
+          <w:szCs w:val="19"/>
+        </w:rPr>
+        <w:t xml:space="preserve">excel_ai/plans/prompts/TCB_starter_prompts.md</w:t>
+      </w:r>
+      <w:r>
+        <w:rPr>
+          <w:rFonts w:ascii="Arial" w:cs="Arial" w:eastAsia="Arial" w:hAnsi="Arial"/>
+          <w:sz w:val="21"/>
+          <w:szCs w:val="21"/>
+        </w:rPr>
+        <w:t xml:space="preserve">. Type or paste one box at a time.</w:t>
+      </w:r>
+    </w:p>
+    <w:p>
+      <w:pPr>
+        <w:spacing w:after="120"/>
+      </w:pPr>
+      <w:r>
+        <w:rPr>
+          <w:rFonts w:ascii="Arial" w:cs="Arial" w:eastAsia="Arial" w:hAnsi="Arial"/>
+          <w:sz w:val="21"/>
+          <w:szCs w:val="21"/>
+        </w:rPr>
+        <w:t xml:space="preserve">Short prompts to type into GitHub Copilot (Current checkout, Claude Opus, Interactive). The long instructions are in </w:t>
+      </w:r>
+      <w:r>
+        <w:rPr>
+          <w:rFonts w:ascii="Consolas" w:cs="Consolas" w:eastAsia="Consolas" w:hAnsi="Consolas"/>
+          <w:sz w:val="19"/>
+          <w:szCs w:val="19"/>
+        </w:rPr>
+        <w:t xml:space="preserve">TCB_module_prompt.md</w:t>
+      </w:r>
+      <w:r>
+        <w:rPr>
+          <w:rFonts w:ascii="Arial" w:cs="Arial" w:eastAsia="Arial" w:hAnsi="Arial"/>
+          <w:sz w:val="21"/>
+          <w:szCs w:val="21"/>
+        </w:rPr>
+        <w:t xml:space="preserve">; Copilot reads them from the repo, so you never paste them. Send one prompt, read the report, then send the next.</w:t>
+      </w:r>
+    </w:p>
+    <w:p>
+      <w:pPr>
+        <w:pStyle w:val="Heading2"/>
+        <w:spacing w:after="100" w:before="200"/>
+      </w:pPr>
+      <w:r>
+        <w:rPr>
+          <w:rFonts w:ascii="Arial" w:cs="Arial" w:eastAsia="Arial" w:hAnsi="Arial"/>
+          <w:b/>
+          <w:bCs/>
+          <w:sz w:val="24"/>
+          <w:szCs w:val="24"/>
+        </w:rPr>
+        <w:t xml:space="preserve">Starter (new session)</w:t>
+      </w:r>
+    </w:p>
+    <w:p>
+      <w:pPr>
+        <w:spacing w:after="120"/>
+      </w:pPr>
+      <w:r>
+        <w:rPr>
+          <w:rFonts w:ascii="Arial" w:cs="Arial" w:eastAsia="Arial" w:hAnsi="Arial"/>
+          <w:sz w:val="21"/>
+          <w:szCs w:val="21"/>
+        </w:rPr>
+        <w:t xml:space="preserve">Type </w:t>
+      </w:r>
+      <w:r>
+        <w:rPr>
+          <w:rFonts w:ascii="Consolas" w:cs="Consolas" w:eastAsia="Consolas" w:hAnsi="Consolas"/>
+          <w:sz w:val="19"/>
+          <w:szCs w:val="19"/>
+        </w:rPr>
+        <w:t xml:space="preserve">@</w:t>
+      </w:r>
+      <w:r>
+        <w:rPr>
+          <w:rFonts w:ascii="Arial" w:cs="Arial" w:eastAsia="Arial" w:hAnsi="Arial"/>
+          <w:sz w:val="21"/>
+          <w:szCs w:val="21"/>
+        </w:rPr>
+        <w:t xml:space="preserve"> to attach the two files, then:</w:t>
+      </w:r>
+    </w:p>
+    <w:tbl>
+      <w:tblPr>
+        <w:tblW w:type="dxa" w:w="9360"/>
+        <w:tblBorders>
+          <w:top w:val="single" w:color="auto" w:sz="4"/>
+          <w:left w:val="single" w:color="auto" w:sz="4"/>
+          <w:bottom w:val="single" w:color="auto" w:sz="4"/>
+          <w:right w:val="single" w:color="auto" w:sz="4"/>
+          <w:insideH w:val="single" w:color="auto" w:sz="4"/>
+          <w:insideV w:val="single" w:color="auto" w:sz="4"/>
+        </w:tblBorders>
+      </w:tblPr>
+      <w:tblGrid>
+        <w:gridCol w:w="9360"/>
+      </w:tblGrid>
+      <w:tr>
+        <w:tc>
+          <w:tcPr>
+            <w:tcW w:type="dxa" w:w="9360"/>
+            <w:tcBorders>
+              <w:top w:val="single" w:color="BFBFBF" w:sz="6"/>
+              <w:left w:val="single" w:color="BFBFBF" w:sz="6"/>
+              <w:bottom w:val="single" w:color="BFBFBF" w:sz="6"/>
+              <w:right w:val="single" w:color="BFBFBF" w:sz="6"/>
+            </w:tcBorders>
+            <w:shd w:fill="F2F2F2" w:color="auto" w:val="clear"/>
+            <w:tcMar>
+              <w:top w:type="dxa" w:w="100"/>
+              <w:left w:type="dxa" w:w="140"/>
+              <w:bottom w:type="dxa" w:w="100"/>
+              <w:right w:type="dxa" w:w="140"/>
+            </w:tcMar>
+          </w:tcPr>
+          <w:p>
+            <w:pPr>
+              <w:spacing w:after="0"/>
+            </w:pPr>
+            <w:r>
+              <w:rPr>
+                <w:rFonts w:ascii="Consolas" w:cs="Consolas" w:eastAsia="Consolas" w:hAnsi="Consolas"/>
+                <w:sz w:val="18"/>
+                <w:szCs w:val="18"/>
+              </w:rPr>
+              <w:t xml:space="preserve">@AGENTS.md @excel_ai/plans/prompts/TCB_module_prompt.md Follow these files. Do phase 0 only, then stop and report.</w:t>
+            </w:r>
+          </w:p>
+        </w:tc>
+      </w:tr>
+    </w:tbl>
+    <w:p>
+      <w:pPr>
+        <w:spacing w:after="80"/>
+      </w:pPr>
+    </w:p>
+    <w:p>
+      <w:pPr>
+        <w:spacing w:after="120"/>
+      </w:pPr>
+      <w:r>
+        <w:rPr>
+          <w:rFonts w:ascii="Arial" w:cs="Arial" w:eastAsia="Arial" w:hAnsi="Arial"/>
+          <w:sz w:val="21"/>
+          <w:szCs w:val="21"/>
+        </w:rPr>
+        <w:t xml:space="preserve">If </w:t>
+      </w:r>
+      <w:r>
+        <w:rPr>
+          <w:rFonts w:ascii="Consolas" w:cs="Consolas" w:eastAsia="Consolas" w:hAnsi="Consolas"/>
+          <w:sz w:val="19"/>
+          <w:szCs w:val="19"/>
+        </w:rPr>
+        <w:t xml:space="preserve">excel_ai/plans/prompts/</w:t>
+      </w:r>
+      <w:r>
+        <w:rPr>
+          <w:rFonts w:ascii="Arial" w:cs="Arial" w:eastAsia="Arial" w:hAnsi="Arial"/>
+          <w:sz w:val="21"/>
+          <w:szCs w:val="21"/>
+        </w:rPr>
+        <w:t xml:space="preserve"> is not in your checkout yet (the branch is not merged), sync first; if it is still missing, paste the whole of </w:t>
+      </w:r>
+      <w:r>
+        <w:rPr>
+          <w:rFonts w:ascii="Consolas" w:cs="Consolas" w:eastAsia="Consolas" w:hAnsi="Consolas"/>
+          <w:sz w:val="19"/>
+          <w:szCs w:val="19"/>
+        </w:rPr>
+        <w:t xml:space="preserve">TCB_module_prompt.md</w:t>
+      </w:r>
+      <w:r>
+        <w:rPr>
+          <w:rFonts w:ascii="Arial" w:cs="Arial" w:eastAsia="Arial" w:hAnsi="Arial"/>
+          <w:sz w:val="21"/>
+          <w:szCs w:val="21"/>
+        </w:rPr>
+        <w:t xml:space="preserve"> instead (Appendix A of the Word guide).</w:t>
+      </w:r>
+    </w:p>
+    <w:p>
+      <w:pPr>
+        <w:pStyle w:val="Heading2"/>
+        <w:spacing w:after="100" w:before="200"/>
+      </w:pPr>
+      <w:r>
+        <w:rPr>
+          <w:rFonts w:ascii="Arial" w:cs="Arial" w:eastAsia="Arial" w:hAnsi="Arial"/>
+          <w:b/>
+          <w:bCs/>
+          <w:sz w:val="24"/>
+          <w:szCs w:val="24"/>
+        </w:rPr>
+        <w:t xml:space="preserve">Next phases</w:t>
+      </w:r>
+    </w:p>
+    <w:tbl>
+      <w:tblPr>
+        <w:tblW w:type="dxa" w:w="9360"/>
+        <w:tblBorders>
+          <w:top w:val="single" w:color="auto" w:sz="4"/>
+          <w:left w:val="single" w:color="auto" w:sz="4"/>
+          <w:bottom w:val="single" w:color="auto" w:sz="4"/>
+          <w:right w:val="single" w:color="auto" w:sz="4"/>
+          <w:insideH w:val="single" w:color="auto" w:sz="4"/>
+          <w:insideV w:val="single" w:color="auto" w:sz="4"/>
+        </w:tblBorders>
+      </w:tblPr>
+      <w:tblGrid>
+        <w:gridCol w:w="9360"/>
+      </w:tblGrid>
+      <w:tr>
+        <w:tc>
+          <w:tcPr>
+            <w:tcW w:type="dxa" w:w="9360"/>
+            <w:tcBorders>
+              <w:top w:val="single" w:color="BFBFBF" w:sz="6"/>
+              <w:left w:val="single" w:color="BFBFBF" w:sz="6"/>
+              <w:bottom w:val="single" w:color="BFBFBF" w:sz="6"/>
+              <w:right w:val="single" w:color="BFBFBF" w:sz="6"/>
+            </w:tcBorders>
+            <w:shd w:fill="F2F2F2" w:color="auto" w:val="clear"/>
+            <w:tcMar>
+              <w:top w:type="dxa" w:w="100"/>
+              <w:left w:type="dxa" w:w="140"/>
+              <w:bottom w:type="dxa" w:w="100"/>
+              <w:right w:type="dxa" w:w="140"/>
+            </w:tcMar>
+          </w:tcPr>
+          <w:p>
+            <w:pPr>
+              <w:spacing w:after="0"/>
+            </w:pPr>
+            <w:r>
+              <w:rPr>
+                <w:rFonts w:ascii="Consolas" w:cs="Consolas" w:eastAsia="Consolas" w:hAnsi="Consolas"/>
+                <w:sz w:val="18"/>
+                <w:szCs w:val="18"/>
+              </w:rPr>
+              <w:t xml:space="preserve">Go ahead with phase 1.</w:t>
+            </w:r>
+          </w:p>
+        </w:tc>
+      </w:tr>
+    </w:tbl>
+    <w:p>
+      <w:pPr>
+        <w:spacing w:after="80"/>
+      </w:pPr>
+    </w:p>
+    <w:tbl>
+      <w:tblPr>
+        <w:tblW w:type="dxa" w:w="9360"/>
+        <w:tblBorders>
+          <w:top w:val="single" w:color="auto" w:sz="4"/>
+          <w:left w:val="single" w:color="auto" w:sz="4"/>
+          <w:bottom w:val="single" w:color="auto" w:sz="4"/>
+          <w:right w:val="single" w:color="auto" w:sz="4"/>
+          <w:insideH w:val="single" w:color="auto" w:sz="4"/>
+          <w:insideV w:val="single" w:color="auto" w:sz="4"/>
+        </w:tblBorders>
+      </w:tblPr>
+      <w:tblGrid>
+        <w:gridCol w:w="9360"/>
+      </w:tblGrid>
+      <w:tr>
+        <w:tc>
+          <w:tcPr>
+            <w:tcW w:type="dxa" w:w="9360"/>
+            <w:tcBorders>
+              <w:top w:val="single" w:color="BFBFBF" w:sz="6"/>
+              <w:left w:val="single" w:color="BFBFBF" w:sz="6"/>
+              <w:bottom w:val="single" w:color="BFBFBF" w:sz="6"/>
+              <w:right w:val="single" w:color="BFBFBF" w:sz="6"/>
+            </w:tcBorders>
+            <w:shd w:fill="F2F2F2" w:color="auto" w:val="clear"/>
+            <w:tcMar>
+              <w:top w:type="dxa" w:w="100"/>
+              <w:left w:type="dxa" w:w="140"/>
+              <w:bottom w:type="dxa" w:w="100"/>
+              <w:right w:type="dxa" w:w="140"/>
+            </w:tcMar>
+          </w:tcPr>
+          <w:p>
+            <w:pPr>
+              <w:spacing w:after="0"/>
+            </w:pPr>
+            <w:r>
+              <w:rPr>
+                <w:rFonts w:ascii="Consolas" w:cs="Consolas" w:eastAsia="Consolas" w:hAnsi="Consolas"/>
+                <w:sz w:val="18"/>
+                <w:szCs w:val="18"/>
+              </w:rPr>
+              <w:t xml:space="preserve">Go ahead with phase 2.</w:t>
+            </w:r>
+          </w:p>
+        </w:tc>
+      </w:tr>
+    </w:tbl>
+    <w:p>
+      <w:pPr>
+        <w:spacing w:after="80"/>
+      </w:pPr>
+    </w:p>
+    <w:tbl>
+      <w:tblPr>
+        <w:tblW w:type="dxa" w:w="9360"/>
+        <w:tblBorders>
+          <w:top w:val="single" w:color="auto" w:sz="4"/>
+          <w:left w:val="single" w:color="auto" w:sz="4"/>
+          <w:bottom w:val="single" w:color="auto" w:sz="4"/>
+          <w:right w:val="single" w:color="auto" w:sz="4"/>
+          <w:insideH w:val="single" w:color="auto" w:sz="4"/>
+          <w:insideV w:val="single" w:color="auto" w:sz="4"/>
+        </w:tblBorders>
+      </w:tblPr>
+      <w:tblGrid>
+        <w:gridCol w:w="9360"/>
+      </w:tblGrid>
+      <w:tr>
+        <w:tc>
+          <w:tcPr>
+            <w:tcW w:type="dxa" w:w="9360"/>
+            <w:tcBorders>
+              <w:top w:val="single" w:color="BFBFBF" w:sz="6"/>
+              <w:left w:val="single" w:color="BFBFBF" w:sz="6"/>
+              <w:bottom w:val="single" w:color="BFBFBF" w:sz="6"/>
+              <w:right w:val="single" w:color="BFBFBF" w:sz="6"/>
+            </w:tcBorders>
+            <w:shd w:fill="F2F2F2" w:color="auto" w:val="clear"/>
+            <w:tcMar>
+              <w:top w:type="dxa" w:w="100"/>
+              <w:left w:type="dxa" w:w="140"/>
+              <w:bottom w:type="dxa" w:w="100"/>
+              <w:right w:type="dxa" w:w="140"/>
+            </w:tcMar>
+          </w:tcPr>
+          <w:p>
+            <w:pPr>
+              <w:spacing w:after="0"/>
+            </w:pPr>
+            <w:r>
+              <w:rPr>
+                <w:rFonts w:ascii="Consolas" w:cs="Consolas" w:eastAsia="Consolas" w:hAnsi="Consolas"/>
+                <w:sz w:val="18"/>
+                <w:szCs w:val="18"/>
+              </w:rPr>
+              <w:t xml:space="preserve">Go ahead with phase 3.</w:t>
+            </w:r>
+          </w:p>
+        </w:tc>
+      </w:tr>
+    </w:tbl>
+    <w:p>
+      <w:pPr>
+        <w:spacing w:after="80"/>
+      </w:pPr>
+    </w:p>
+    <w:tbl>
+      <w:tblPr>
+        <w:tblW w:type="dxa" w:w="9360"/>
+        <w:tblBorders>
+          <w:top w:val="single" w:color="auto" w:sz="4"/>
+          <w:left w:val="single" w:color="auto" w:sz="4"/>
+          <w:bottom w:val="single" w:color="auto" w:sz="4"/>
+          <w:right w:val="single" w:color="auto" w:sz="4"/>
+          <w:insideH w:val="single" w:color="auto" w:sz="4"/>
+          <w:insideV w:val="single" w:color="auto" w:sz="4"/>
+        </w:tblBorders>
+      </w:tblPr>
+      <w:tblGrid>
+        <w:gridCol w:w="9360"/>
+      </w:tblGrid>
+      <w:tr>
+        <w:tc>
+          <w:tcPr>
+            <w:tcW w:type="dxa" w:w="9360"/>
+            <w:tcBorders>
+              <w:top w:val="single" w:color="BFBFBF" w:sz="6"/>
+              <w:left w:val="single" w:color="BFBFBF" w:sz="6"/>
+              <w:bottom w:val="single" w:color="BFBFBF" w:sz="6"/>
+              <w:right w:val="single" w:color="BFBFBF" w:sz="6"/>
+            </w:tcBorders>
+            <w:shd w:fill="F2F2F2" w:color="auto" w:val="clear"/>
+            <w:tcMar>
+              <w:top w:type="dxa" w:w="100"/>
+              <w:left w:type="dxa" w:w="140"/>
+              <w:bottom w:type="dxa" w:w="100"/>
+              <w:right w:type="dxa" w:w="140"/>
+            </w:tcMar>
+          </w:tcPr>
+          <w:p>
+            <w:pPr>
+              <w:spacing w:after="0"/>
+            </w:pPr>
+            <w:r>
+              <w:rPr>
+                <w:rFonts w:ascii="Consolas" w:cs="Consolas" w:eastAsia="Consolas" w:hAnsi="Consolas"/>
+                <w:sz w:val="18"/>
+                <w:szCs w:val="18"/>
+              </w:rPr>
+              <w:t xml:space="preserve">Go ahead with phase 4.</w:t>
+            </w:r>
+          </w:p>
+        </w:tc>
+      </w:tr>
+    </w:tbl>
+    <w:p>
+      <w:pPr>
+        <w:spacing w:after="80"/>
+      </w:pPr>
+    </w:p>
+    <w:tbl>
+      <w:tblPr>
+        <w:tblW w:type="dxa" w:w="9360"/>
+        <w:tblBorders>
+          <w:top w:val="single" w:color="auto" w:sz="4"/>
+          <w:left w:val="single" w:color="auto" w:sz="4"/>
+          <w:bottom w:val="single" w:color="auto" w:sz="4"/>
+          <w:right w:val="single" w:color="auto" w:sz="4"/>
+          <w:insideH w:val="single" w:color="auto" w:sz="4"/>
+          <w:insideV w:val="single" w:color="auto" w:sz="4"/>
+        </w:tblBorders>
+      </w:tblPr>
+      <w:tblGrid>
+        <w:gridCol w:w="9360"/>
+      </w:tblGrid>
+      <w:tr>
+        <w:tc>
+          <w:tcPr>
+            <w:tcW w:type="dxa" w:w="9360"/>
+            <w:tcBorders>
+              <w:top w:val="single" w:color="BFBFBF" w:sz="6"/>
+              <w:left w:val="single" w:color="BFBFBF" w:sz="6"/>
+              <w:bottom w:val="single" w:color="BFBFBF" w:sz="6"/>
+              <w:right w:val="single" w:color="BFBFBF" w:sz="6"/>
+            </w:tcBorders>
+            <w:shd w:fill="F2F2F2" w:color="auto" w:val="clear"/>
+            <w:tcMar>
+              <w:top w:type="dxa" w:w="100"/>
+              <w:left w:type="dxa" w:w="140"/>
+              <w:bottom w:type="dxa" w:w="100"/>
+              <w:right w:type="dxa" w:w="140"/>
+            </w:tcMar>
+          </w:tcPr>
+          <w:p>
+            <w:pPr>
+              <w:spacing w:after="0"/>
+            </w:pPr>
+            <w:r>
+              <w:rPr>
+                <w:rFonts w:ascii="Consolas" w:cs="Consolas" w:eastAsia="Consolas" w:hAnsi="Consolas"/>
+                <w:sz w:val="18"/>
+                <w:szCs w:val="18"/>
+              </w:rPr>
+              <w:t xml:space="preserve">Go ahead with phase 5.</w:t>
+            </w:r>
+          </w:p>
+        </w:tc>
+      </w:tr>
+    </w:tbl>
+    <w:p>
+      <w:pPr>
+        <w:spacing w:after="80"/>
+      </w:pPr>
+    </w:p>
+    <w:p>
+      <w:pPr>
+        <w:pStyle w:val="Heading2"/>
+        <w:spacing w:after="100" w:before="200"/>
+      </w:pPr>
+      <w:r>
+        <w:rPr>
+          <w:rFonts w:ascii="Arial" w:cs="Arial" w:eastAsia="Arial" w:hAnsi="Arial"/>
+          <w:b/>
+          <w:bCs/>
+          <w:sz w:val="24"/>
+          <w:szCs w:val="24"/>
+        </w:rPr>
+        <w:t xml:space="preserve">Example follow-ups</w:t>
+      </w:r>
+    </w:p>
+    <w:p>
+      <w:pPr>
+        <w:spacing w:after="120"/>
+      </w:pPr>
+      <w:r>
+        <w:rPr>
+          <w:rFonts w:ascii="Arial" w:cs="Arial" w:eastAsia="Arial" w:hAnsi="Arial"/>
+          <w:sz w:val="21"/>
+          <w:szCs w:val="21"/>
+        </w:rPr>
+        <w:t xml:space="preserve">Answer the decisions it asks for (example only: use your own decisions):</w:t>
+      </w:r>
+    </w:p>
+    <w:tbl>
+      <w:tblPr>
+        <w:tblW w:type="dxa" w:w="9360"/>
+        <w:tblBorders>
+          <w:top w:val="single" w:color="auto" w:sz="4"/>
+          <w:left w:val="single" w:color="auto" w:sz="4"/>
+          <w:bottom w:val="single" w:color="auto" w:sz="4"/>
+          <w:right w:val="single" w:color="auto" w:sz="4"/>
+          <w:insideH w:val="single" w:color="auto" w:sz="4"/>
+          <w:insideV w:val="single" w:color="auto" w:sz="4"/>
+        </w:tblBorders>
+      </w:tblPr>
+      <w:tblGrid>
+        <w:gridCol w:w="9360"/>
+      </w:tblGrid>
+      <w:tr>
+        <w:tc>
+          <w:tcPr>
+            <w:tcW w:type="dxa" w:w="9360"/>
+            <w:tcBorders>
+              <w:top w:val="single" w:color="BFBFBF" w:sz="6"/>
+              <w:left w:val="single" w:color="BFBFBF" w:sz="6"/>
+              <w:bottom w:val="single" w:color="BFBFBF" w:sz="6"/>
+              <w:right w:val="single" w:color="BFBFBF" w:sz="6"/>
+            </w:tcBorders>
+            <w:shd w:fill="F2F2F2" w:color="auto" w:val="clear"/>
+            <w:tcMar>
+              <w:top w:type="dxa" w:w="100"/>
+              <w:left w:type="dxa" w:w="140"/>
+              <w:bottom w:type="dxa" w:w="100"/>
+              <w:right w:type="dxa" w:w="140"/>
+            </w:tcMar>
+          </w:tcPr>
+          <w:p>
+            <w:pPr>
+              <w:spacing w:after="0"/>
+            </w:pPr>
+            <w:r>
+              <w:rPr>
+                <w:rFonts w:ascii="Consolas" w:cs="Consolas" w:eastAsia="Consolas" w:hAnsi="Consolas"/>
+                <w:sz w:val="18"/>
+                <w:szCs w:val="18"/>
+              </w:rPr>
+              <w:t xml:space="preserve">Decisions: B-c replicate as an issue (legacy uses 100% of the after-tax wage); B-d fix as a bug; B-e replicate as an issue. D5: gasoline and diesel only. D7: charts of vehicle-km, deaths, congestion and road damage; skip the historical scatter. D8: import the whole Tran_Elast table. Record these in the register, then go ahead with phase 1.</w:t>
+            </w:r>
+          </w:p>
+        </w:tc>
+      </w:tr>
+    </w:tbl>
+    <w:p>
+      <w:pPr>
+        <w:spacing w:after="80"/>
+      </w:pPr>
+    </w:p>
+    <w:p>
+      <w:pPr>
+        <w:spacing w:after="120"/>
+      </w:pPr>
+      <w:r>
+        <w:rPr>
+          <w:rFonts w:ascii="Arial" w:cs="Arial" w:eastAsia="Arial" w:hAnsi="Arial"/>
+          <w:sz w:val="21"/>
+          <w:szCs w:val="21"/>
+        </w:rPr>
+        <w:t xml:space="preserve">Ask for an explanation:</w:t>
+      </w:r>
+    </w:p>
+    <w:tbl>
+      <w:tblPr>
+        <w:tblW w:type="dxa" w:w="9360"/>
+        <w:tblBorders>
+          <w:top w:val="single" w:color="auto" w:sz="4"/>
+          <w:left w:val="single" w:color="auto" w:sz="4"/>
+          <w:bottom w:val="single" w:color="auto" w:sz="4"/>
+          <w:right w:val="single" w:color="auto" w:sz="4"/>
+          <w:insideH w:val="single" w:color="auto" w:sz="4"/>
+          <w:insideV w:val="single" w:color="auto" w:sz="4"/>
+        </w:tblBorders>
+      </w:tblPr>
+      <w:tblGrid>
+        <w:gridCol w:w="9360"/>
+      </w:tblGrid>
+      <w:tr>
+        <w:tc>
+          <w:tcPr>
+            <w:tcW w:type="dxa" w:w="9360"/>
+            <w:tcBorders>
+              <w:top w:val="single" w:color="BFBFBF" w:sz="6"/>
+              <w:left w:val="single" w:color="BFBFBF" w:sz="6"/>
+              <w:bottom w:val="single" w:color="BFBFBF" w:sz="6"/>
+              <w:right w:val="single" w:color="BFBFBF" w:sz="6"/>
+            </w:tcBorders>
+            <w:shd w:fill="F2F2F2" w:color="auto" w:val="clear"/>
+            <w:tcMar>
+              <w:top w:type="dxa" w:w="100"/>
+              <w:left w:type="dxa" w:w="140"/>
+              <w:bottom w:type="dxa" w:w="100"/>
+              <w:right w:type="dxa" w:w="140"/>
+            </w:tcMar>
+          </w:tcPr>
+          <w:p>
+            <w:pPr>
+              <w:spacing w:after="0"/>
+            </w:pPr>
+            <w:r>
+              <w:rPr>
+                <w:rFonts w:ascii="Consolas" w:cs="Consolas" w:eastAsia="Consolas" w:hAnsi="Consolas"/>
+                <w:sz w:val="18"/>
+                <w:szCs w:val="18"/>
+              </w:rPr>
+              <w:t xml:space="preserve">Explain in plain words, with the Egypt numbers for 2030, how the Legacy and Engineer modes differ and why legacy is inconsistent.</w:t>
+            </w:r>
+          </w:p>
+        </w:tc>
+      </w:tr>
+    </w:tbl>
+    <w:p>
+      <w:pPr>
+        <w:spacing w:after="80"/>
+      </w:pPr>
+    </w:p>
+    <w:p>
+      <w:pPr>
+        <w:spacing w:after="120"/>
+      </w:pPr>
+      <w:r>
+        <w:rPr>
+          <w:rFonts w:ascii="Arial" w:cs="Arial" w:eastAsia="Arial" w:hAnsi="Arial"/>
+          <w:sz w:val="21"/>
+          <w:szCs w:val="21"/>
+        </w:rPr>
+        <w:t xml:space="preserve">When a check fails:</w:t>
+      </w:r>
+    </w:p>
+    <w:tbl>
+      <w:tblPr>
+        <w:tblW w:type="dxa" w:w="9360"/>
+        <w:tblBorders>
+          <w:top w:val="single" w:color="auto" w:sz="4"/>
+          <w:left w:val="single" w:color="auto" w:sz="4"/>
+          <w:bottom w:val="single" w:color="auto" w:sz="4"/>
+          <w:right w:val="single" w:color="auto" w:sz="4"/>
+          <w:insideH w:val="single" w:color="auto" w:sz="4"/>
+          <w:insideV w:val="single" w:color="auto" w:sz="4"/>
+        </w:tblBorders>
+      </w:tblPr>
+      <w:tblGrid>
+        <w:gridCol w:w="9360"/>
+      </w:tblGrid>
+      <w:tr>
+        <w:tc>
+          <w:tcPr>
+            <w:tcW w:type="dxa" w:w="9360"/>
+            <w:tcBorders>
+              <w:top w:val="single" w:color="BFBFBF" w:sz="6"/>
+              <w:left w:val="single" w:color="BFBFBF" w:sz="6"/>
+              <w:bottom w:val="single" w:color="BFBFBF" w:sz="6"/>
+              <w:right w:val="single" w:color="BFBFBF" w:sz="6"/>
+            </w:tcBorders>
+            <w:shd w:fill="F2F2F2" w:color="auto" w:val="clear"/>
+            <w:tcMar>
+              <w:top w:type="dxa" w:w="100"/>
+              <w:left w:type="dxa" w:w="140"/>
+              <w:bottom w:type="dxa" w:w="100"/>
+              <w:right w:type="dxa" w:w="140"/>
+            </w:tcMar>
+          </w:tcPr>
+          <w:p>
+            <w:pPr>
+              <w:spacing w:after="0"/>
+            </w:pPr>
+            <w:r>
+              <w:rPr>
+                <w:rFonts w:ascii="Consolas" w:cs="Consolas" w:eastAsia="Consolas" w:hAnsi="Consolas"/>
+                <w:sz w:val="18"/>
+                <w:szCs w:val="18"/>
+              </w:rPr>
+              <w:t xml:space="preserve">check_tcb.py fails on &lt;name of the check&gt;. Find the cause, fix the builder (not the check), rebuild and run the check again. Tell me what was wrong.</w:t>
+            </w:r>
+          </w:p>
+        </w:tc>
+      </w:tr>
+    </w:tbl>
+    <w:p>
+      <w:pPr>
+        <w:spacing w:after="80"/>
+      </w:pPr>
+    </w:p>
+    <w:p>
+      <w:pPr>
+        <w:spacing w:after="120"/>
+      </w:pPr>
+      <w:r>
+        <w:rPr>
+          <w:rFonts w:ascii="Arial" w:cs="Arial" w:eastAsia="Arial" w:hAnsi="Arial"/>
+          <w:sz w:val="21"/>
+          <w:szCs w:val="21"/>
+        </w:rPr>
+        <w:t xml:space="preserve">Before you save:</w:t>
+      </w:r>
+    </w:p>
+    <w:tbl>
+      <w:tblPr>
+        <w:tblW w:type="dxa" w:w="9360"/>
+        <w:tblBorders>
+          <w:top w:val="single" w:color="auto" w:sz="4"/>
+          <w:left w:val="single" w:color="auto" w:sz="4"/>
+          <w:bottom w:val="single" w:color="auto" w:sz="4"/>
+          <w:right w:val="single" w:color="auto" w:sz="4"/>
+          <w:insideH w:val="single" w:color="auto" w:sz="4"/>
+          <w:insideV w:val="single" w:color="auto" w:sz="4"/>
+        </w:tblBorders>
+      </w:tblPr>
+      <w:tblGrid>
+        <w:gridCol w:w="9360"/>
+      </w:tblGrid>
+      <w:tr>
+        <w:tc>
+          <w:tcPr>
+            <w:tcW w:type="dxa" w:w="9360"/>
+            <w:tcBorders>
+              <w:top w:val="single" w:color="BFBFBF" w:sz="6"/>
+              <w:left w:val="single" w:color="BFBFBF" w:sz="6"/>
+              <w:bottom w:val="single" w:color="BFBFBF" w:sz="6"/>
+              <w:right w:val="single" w:color="BFBFBF" w:sz="6"/>
+            </w:tcBorders>
+            <w:shd w:fill="F2F2F2" w:color="auto" w:val="clear"/>
+            <w:tcMar>
+              <w:top w:type="dxa" w:w="100"/>
+              <w:left w:type="dxa" w:w="140"/>
+              <w:bottom w:type="dxa" w:w="100"/>
+              <w:right w:type="dxa" w:w="140"/>
+            </w:tcMar>
+          </w:tcPr>
+          <w:p>
+            <w:pPr>
+              <w:spacing w:after="0"/>
+            </w:pPr>
+            <w:r>
+              <w:rPr>
+                <w:rFonts w:ascii="Consolas" w:cs="Consolas" w:eastAsia="Consolas" w:hAnsi="Consolas"/>
+                <w:sz w:val="18"/>
+                <w:szCs w:val="18"/>
+              </w:rPr>
+              <w:t xml:space="preserve">Show me the changes before you save them. List every file you changed and why.</w:t>
+            </w:r>
+          </w:p>
+        </w:tc>
+      </w:tr>
+    </w:tbl>
+    <w:p>
+      <w:pPr>
+        <w:spacing w:after="80"/>
+      </w:pPr>
+    </w:p>
+    <w:p>
+      <w:pPr>
+        <w:spacing w:after="120"/>
+      </w:pPr>
+      <w:r>
+        <w:rPr>
+          <w:rFonts w:ascii="Arial" w:cs="Arial" w:eastAsia="Arial" w:hAnsi="Arial"/>
+          <w:sz w:val="21"/>
+          <w:szCs w:val="21"/>
+        </w:rPr>
+        <w:t xml:space="preserve">When it found something you did not expect:</w:t>
+      </w:r>
+    </w:p>
+    <w:tbl>
+      <w:tblPr>
+        <w:tblW w:type="dxa" w:w="9360"/>
+        <w:tblBorders>
+          <w:top w:val="single" w:color="auto" w:sz="4"/>
+          <w:left w:val="single" w:color="auto" w:sz="4"/>
+          <w:bottom w:val="single" w:color="auto" w:sz="4"/>
+          <w:right w:val="single" w:color="auto" w:sz="4"/>
+          <w:insideH w:val="single" w:color="auto" w:sz="4"/>
+          <w:insideV w:val="single" w:color="auto" w:sz="4"/>
+        </w:tblBorders>
+      </w:tblPr>
+      <w:tblGrid>
+        <w:gridCol w:w="9360"/>
+      </w:tblGrid>
+      <w:tr>
+        <w:tc>
+          <w:tcPr>
+            <w:tcW w:type="dxa" w:w="9360"/>
+            <w:tcBorders>
+              <w:top w:val="single" w:color="BFBFBF" w:sz="6"/>
+              <w:left w:val="single" w:color="BFBFBF" w:sz="6"/>
+              <w:bottom w:val="single" w:color="BFBFBF" w:sz="6"/>
+              <w:right w:val="single" w:color="BFBFBF" w:sz="6"/>
+            </w:tcBorders>
+            <w:shd w:fill="F2F2F2" w:color="auto" w:val="clear"/>
+            <w:tcMar>
+              <w:top w:type="dxa" w:w="100"/>
+              <w:left w:type="dxa" w:w="140"/>
+              <w:bottom w:type="dxa" w:w="100"/>
+              <w:right w:type="dxa" w:w="140"/>
+            </w:tcMar>
+          </w:tcPr>
+          <w:p>
+            <w:pPr>
+              <w:spacing w:after="0"/>
+            </w:pPr>
+            <w:r>
+              <w:rPr>
+                <w:rFonts w:ascii="Consolas" w:cs="Consolas" w:eastAsia="Consolas" w:hAnsi="Consolas"/>
+                <w:sz w:val="18"/>
+                <w:szCs w:val="18"/>
+              </w:rPr>
+              <w:t xml:space="preserve">Is this a legacy bug or a legacy issue under NORMS.md section 0? Show me the legacy cells. If unsure, treat it as an issue, replicate it and register it.</w:t>
+            </w:r>
+          </w:p>
+        </w:tc>
+      </w:tr>
+    </w:tbl>
+    <w:p>
+      <w:pPr>
+        <w:spacing w:after="80"/>
+      </w:pPr>
+    </w:p>
+    <w:p>
+      <w:pPr>
+        <w:spacing w:after="120"/>
+      </w:pPr>
+      <w:r>
+        <w:rPr>
+          <w:rFonts w:ascii="Arial" w:cs="Arial" w:eastAsia="Arial" w:hAnsi="Arial"/>
+          <w:sz w:val="21"/>
+          <w:szCs w:val="21"/>
+        </w:rPr>
+        <w:t xml:space="preserve">Stop for the day, and resume later in a new session:</w:t>
+      </w:r>
+    </w:p>
+    <w:tbl>
+      <w:tblPr>
+        <w:tblW w:type="dxa" w:w="9360"/>
+        <w:tblBorders>
+          <w:top w:val="single" w:color="auto" w:sz="4"/>
+          <w:left w:val="single" w:color="auto" w:sz="4"/>
+          <w:bottom w:val="single" w:color="auto" w:sz="4"/>
+          <w:right w:val="single" w:color="auto" w:sz="4"/>
+          <w:insideH w:val="single" w:color="auto" w:sz="4"/>
+          <w:insideV w:val="single" w:color="auto" w:sz="4"/>
+        </w:tblBorders>
+      </w:tblPr>
+      <w:tblGrid>
+        <w:gridCol w:w="9360"/>
+      </w:tblGrid>
+      <w:tr>
+        <w:tc>
+          <w:tcPr>
+            <w:tcW w:type="dxa" w:w="9360"/>
+            <w:tcBorders>
+              <w:top w:val="single" w:color="BFBFBF" w:sz="6"/>
+              <w:left w:val="single" w:color="BFBFBF" w:sz="6"/>
+              <w:bottom w:val="single" w:color="BFBFBF" w:sz="6"/>
+              <w:right w:val="single" w:color="BFBFBF" w:sz="6"/>
+            </w:tcBorders>
+            <w:shd w:fill="F2F2F2" w:color="auto" w:val="clear"/>
+            <w:tcMar>
+              <w:top w:type="dxa" w:w="100"/>
+              <w:left w:type="dxa" w:w="140"/>
+              <w:bottom w:type="dxa" w:w="100"/>
+              <w:right w:type="dxa" w:w="140"/>
+            </w:tcMar>
+          </w:tcPr>
+          <w:p>
+            <w:pPr>
+              <w:spacing w:after="0"/>
+            </w:pPr>
+            <w:r>
+              <w:rPr>
+                <w:rFonts w:ascii="Consolas" w:cs="Consolas" w:eastAsia="Consolas" w:hAnsi="Consolas"/>
+                <w:sz w:val="18"/>
+                <w:szCs w:val="18"/>
+              </w:rPr>
+              <w:t xml:space="preserve">Stop here. Add the CAVEATS.md entry and the TODO items for what is left, and tell me which phase is next.</w:t>
+            </w:r>
+          </w:p>
+        </w:tc>
+      </w:tr>
+    </w:tbl>
+    <w:p>
+      <w:pPr>
+        <w:spacing w:after="80"/>
+      </w:pPr>
+    </w:p>
+    <w:tbl>
+      <w:tblPr>
+        <w:tblW w:type="dxa" w:w="9360"/>
+        <w:tblBorders>
+          <w:top w:val="single" w:color="auto" w:sz="4"/>
+          <w:left w:val="single" w:color="auto" w:sz="4"/>
+          <w:bottom w:val="single" w:color="auto" w:sz="4"/>
+          <w:right w:val="single" w:color="auto" w:sz="4"/>
+          <w:insideH w:val="single" w:color="auto" w:sz="4"/>
+          <w:insideV w:val="single" w:color="auto" w:sz="4"/>
+        </w:tblBorders>
+      </w:tblPr>
+      <w:tblGrid>
+        <w:gridCol w:w="9360"/>
+      </w:tblGrid>
+      <w:tr>
+        <w:tc>
+          <w:tcPr>
+            <w:tcW w:type="dxa" w:w="9360"/>
+            <w:tcBorders>
+              <w:top w:val="single" w:color="BFBFBF" w:sz="6"/>
+              <w:left w:val="single" w:color="BFBFBF" w:sz="6"/>
+              <w:bottom w:val="single" w:color="BFBFBF" w:sz="6"/>
+              <w:right w:val="single" w:color="BFBFBF" w:sz="6"/>
+            </w:tcBorders>
+            <w:shd w:fill="F2F2F2" w:color="auto" w:val="clear"/>
+            <w:tcMar>
+              <w:top w:type="dxa" w:w="100"/>
+              <w:left w:type="dxa" w:w="140"/>
+              <w:bottom w:type="dxa" w:w="100"/>
+              <w:right w:type="dxa" w:w="140"/>
+            </w:tcMar>
+          </w:tcPr>
+          <w:p>
+            <w:pPr>
+              <w:spacing w:after="0"/>
+            </w:pPr>
+            <w:r>
+              <w:rPr>
+                <w:rFonts w:ascii="Consolas" w:cs="Consolas" w:eastAsia="Consolas" w:hAnsi="Consolas"/>
+                <w:sz w:val="18"/>
+                <w:szCs w:val="18"/>
+              </w:rPr>
+              <w:t xml:space="preserve">@AGENTS.md @excel_ai/plans/prompts/TCB_module_prompt.md We are at phase &lt;n&gt;. Read the bottom of CAVEATS.md and the last report, then do phase &lt;n&gt; only and stop.</w:t>
+            </w:r>
+          </w:p>
+        </w:tc>
+      </w:tr>
+    </w:tbl>
+    <w:p>
+      <w:pPr>
+        <w:spacing w:after="80"/>
+      </w:pPr>
+    </w:p>
+    <w:p>
+      <w:pPr>
+        <w:spacing w:after="120"/>
+      </w:pPr>
+      <w:r>
+        <w:rPr>
+          <w:rFonts w:ascii="Arial" w:cs="Arial" w:eastAsia="Arial" w:hAnsi="Arial"/>
+          <w:sz w:val="21"/>
+          <w:szCs w:val="21"/>
+        </w:rPr>
+        <w:t xml:space="preserve">Then save to GitHub: close the workbooks and double-click </w:t>
+      </w:r>
+      <w:r>
+        <w:rPr>
+          <w:rFonts w:ascii="Consolas" w:cs="Consolas" w:eastAsia="Consolas" w:hAnsi="Consolas"/>
+          <w:sz w:val="19"/>
+          <w:szCs w:val="19"/>
+        </w:rPr>
+        <w:t xml:space="preserve">SyncRepo.bat</w:t>
+      </w:r>
+      <w:r>
+        <w:rPr>
+          <w:rFonts w:ascii="Arial" w:cs="Arial" w:eastAsia="Arial" w:hAnsi="Arial"/>
+          <w:sz w:val="21"/>
+          <w:szCs w:val="21"/>
+        </w:rPr>
+        <w:t xml:space="preserve"> in the repo folder.</w:t>
+      </w:r>
+    </w:p>
     <w:sectPr>
       <w:pgSz w:w="12240" w:h="15840" w:orient="portrait"/>
       <w:pgMar w:top="1440" w:right="1440" w:bottom="1440" w:left="1440" w:header="708" w:footer="708" w:gutter="0"/>

--- a/excel_ai/plans/prompts/CPAT-AI_Prompt_TransportCobenefits.docx
+++ b/excel_ai/plans/prompts/CPAT-AI_Prompt_TransportCobenefits.docx
@@ -4018,7 +4018,7 @@
           <w:sz w:val="21"/>
           <w:szCs w:val="21"/>
         </w:rPr>
-        <w:t xml:space="preserve"> is not in your checkout yet (the branch is not merged), sync first; if it is still missing, paste the whole of </w:t>
+        <w:t xml:space="preserve"> is not in your checkout, double-click </w:t>
       </w:r>
       <w:r>
         <w:rPr>
@@ -4026,6 +4026,22 @@
           <w:sz w:val="19"/>
           <w:szCs w:val="19"/>
         </w:rPr>
+        <w:t xml:space="preserve">SyncRepo.bat</w:t>
+      </w:r>
+      <w:r>
+        <w:rPr>
+          <w:rFonts w:ascii="Arial" w:cs="Arial" w:eastAsia="Arial" w:hAnsi="Arial"/>
+          <w:sz w:val="21"/>
+          <w:szCs w:val="21"/>
+        </w:rPr>
+        <w:t xml:space="preserve"> first; if it is still missing, paste the whole of </w:t>
+      </w:r>
+      <w:r>
+        <w:rPr>
+          <w:rFonts w:ascii="Consolas" w:cs="Consolas" w:eastAsia="Consolas" w:hAnsi="Consolas"/>
+          <w:sz w:val="19"/>
+          <w:szCs w:val="19"/>
+        </w:rPr>
         <w:t xml:space="preserve">TCB_module_prompt.md</w:t>
       </w:r>
       <w:r>
@@ -4036,6 +4052,370 @@
         </w:rPr>
         <w:t xml:space="preserve"> instead (Appendix A of the Word guide).</w:t>
       </w:r>
+    </w:p>
+    <w:p>
+      <w:pPr>
+        <w:pStyle w:val="Heading2"/>
+        <w:spacing w:after="100" w:before="200"/>
+      </w:pPr>
+      <w:r>
+        <w:rPr>
+          <w:rFonts w:ascii="Arial" w:cs="Arial" w:eastAsia="Arial" w:hAnsi="Arial"/>
+          <w:b/>
+          <w:bCs/>
+          <w:sz w:val="24"/>
+          <w:szCs w:val="24"/>
+        </w:rPr>
+        <w:t xml:space="preserve">Starter queries</w:t>
+      </w:r>
+    </w:p>
+    <w:p>
+      <w:pPr>
+        <w:spacing w:after="120"/>
+      </w:pPr>
+      <w:r>
+        <w:rPr>
+          <w:rFonts w:ascii="Arial" w:cs="Arial" w:eastAsia="Arial" w:hAnsi="Arial"/>
+          <w:sz w:val="21"/>
+          <w:szCs w:val="21"/>
+        </w:rPr>
+        <w:t xml:space="preserve">One at a time, after the starter (or in a new session with the two files attached):</w:t>
+      </w:r>
+    </w:p>
+    <w:p>
+      <w:pPr>
+        <w:spacing w:after="120"/>
+      </w:pPr>
+      <w:r>
+        <w:rPr>
+          <w:rFonts w:ascii="Arial" w:cs="Arial" w:eastAsia="Arial" w:hAnsi="Arial"/>
+          <w:sz w:val="21"/>
+          <w:szCs w:val="21"/>
+        </w:rPr>
+        <w:t xml:space="preserve">- Build it, starting from what already exists</w:t>
+      </w:r>
+    </w:p>
+    <w:tbl>
+      <w:tblPr>
+        <w:tblW w:type="dxa" w:w="9360"/>
+        <w:tblBorders>
+          <w:top w:val="single" w:color="auto" w:sz="4"/>
+          <w:left w:val="single" w:color="auto" w:sz="4"/>
+          <w:bottom w:val="single" w:color="auto" w:sz="4"/>
+          <w:right w:val="single" w:color="auto" w:sz="4"/>
+          <w:insideH w:val="single" w:color="auto" w:sz="4"/>
+          <w:insideV w:val="single" w:color="auto" w:sz="4"/>
+        </w:tblBorders>
+      </w:tblPr>
+      <w:tblGrid>
+        <w:gridCol w:w="9360"/>
+      </w:tblGrid>
+      <w:tr>
+        <w:tc>
+          <w:tcPr>
+            <w:tcW w:type="dxa" w:w="9360"/>
+            <w:tcBorders>
+              <w:top w:val="single" w:color="BFBFBF" w:sz="6"/>
+              <w:left w:val="single" w:color="BFBFBF" w:sz="6"/>
+              <w:bottom w:val="single" w:color="BFBFBF" w:sz="6"/>
+              <w:right w:val="single" w:color="BFBFBF" w:sz="6"/>
+            </w:tcBorders>
+            <w:shd w:fill="F2F2F2" w:color="auto" w:val="clear"/>
+            <w:tcMar>
+              <w:top w:type="dxa" w:w="100"/>
+              <w:left w:type="dxa" w:w="140"/>
+              <w:bottom w:type="dxa" w:w="100"/>
+              <w:right w:type="dxa" w:w="140"/>
+            </w:tcMar>
+          </w:tcPr>
+          <w:p>
+            <w:pPr>
+              <w:spacing w:after="0"/>
+            </w:pPr>
+            <w:r>
+              <w:rPr>
+                <w:rFonts w:ascii="Consolas" w:cs="Consolas" w:eastAsia="Consolas" w:hAnsi="Consolas"/>
+                <w:sz w:val="18"/>
+                <w:szCs w:val="18"/>
+              </w:rPr>
+              <w:t xml:space="preserve">@AGENTS.md @excel_ai/plans/prompts/TCB_module_prompt.md Build the module, starting from what already exists: the plan `excel_ai/plans/Transport_cobenefits.md`, the legacy extracts in `data/mvp_legacy_extracts/`, `transport_model_ref.py`, the typed values of Mitigation's tab FromTransportCB and the distribution module's patterns. Do phase 0 only, then stop and report.</w:t>
+            </w:r>
+          </w:p>
+        </w:tc>
+      </w:tr>
+    </w:tbl>
+    <w:p>
+      <w:pPr>
+        <w:spacing w:after="80"/>
+      </w:pPr>
+    </w:p>
+    <w:p>
+      <w:pPr>
+        <w:spacing w:after="120"/>
+      </w:pPr>
+      <w:r>
+        <w:rPr>
+          <w:rFonts w:ascii="Arial" w:cs="Arial" w:eastAsia="Arial" w:hAnsi="Arial"/>
+          <w:sz w:val="21"/>
+          <w:szCs w:val="21"/>
+        </w:rPr>
+        <w:t xml:space="preserve">- Check it against legacy outputs</w:t>
+      </w:r>
+    </w:p>
+    <w:tbl>
+      <w:tblPr>
+        <w:tblW w:type="dxa" w:w="9360"/>
+        <w:tblBorders>
+          <w:top w:val="single" w:color="auto" w:sz="4"/>
+          <w:left w:val="single" w:color="auto" w:sz="4"/>
+          <w:bottom w:val="single" w:color="auto" w:sz="4"/>
+          <w:right w:val="single" w:color="auto" w:sz="4"/>
+          <w:insideH w:val="single" w:color="auto" w:sz="4"/>
+          <w:insideV w:val="single" w:color="auto" w:sz="4"/>
+        </w:tblBorders>
+      </w:tblPr>
+      <w:tblGrid>
+        <w:gridCol w:w="9360"/>
+      </w:tblGrid>
+      <w:tr>
+        <w:tc>
+          <w:tcPr>
+            <w:tcW w:type="dxa" w:w="9360"/>
+            <w:tcBorders>
+              <w:top w:val="single" w:color="BFBFBF" w:sz="6"/>
+              <w:left w:val="single" w:color="BFBFBF" w:sz="6"/>
+              <w:bottom w:val="single" w:color="BFBFBF" w:sz="6"/>
+              <w:right w:val="single" w:color="BFBFBF" w:sz="6"/>
+            </w:tcBorders>
+            <w:shd w:fill="F2F2F2" w:color="auto" w:val="clear"/>
+            <w:tcMar>
+              <w:top w:type="dxa" w:w="100"/>
+              <w:left w:type="dxa" w:w="140"/>
+              <w:bottom w:type="dxa" w:w="100"/>
+              <w:right w:type="dxa" w:w="140"/>
+            </w:tcMar>
+          </w:tcPr>
+          <w:p>
+            <w:pPr>
+              <w:spacing w:after="0"/>
+            </w:pPr>
+            <w:r>
+              <w:rPr>
+                <w:rFonts w:ascii="Consolas" w:cs="Consolas" w:eastAsia="Consolas" w:hAnsi="Consolas"/>
+                <w:sz w:val="18"/>
+                <w:szCs w:val="18"/>
+              </w:rPr>
+              <w:t xml:space="preserve">Check it against legacy outputs: compare the transport co-benefits module's results for Egypt with legacy 465's cached values, year by year, both scenarios. List every difference above 0.1% with its cause: a registered bug fix, a replicated issue, or unexplained (then find the cause).</w:t>
+            </w:r>
+          </w:p>
+        </w:tc>
+      </w:tr>
+    </w:tbl>
+    <w:p>
+      <w:pPr>
+        <w:spacing w:after="80"/>
+      </w:pPr>
+    </w:p>
+    <w:p>
+      <w:pPr>
+        <w:spacing w:after="120"/>
+      </w:pPr>
+      <w:r>
+        <w:rPr>
+          <w:rFonts w:ascii="Arial" w:cs="Arial" w:eastAsia="Arial" w:hAnsi="Arial"/>
+          <w:sz w:val="21"/>
+          <w:szCs w:val="21"/>
+        </w:rPr>
+        <w:t xml:space="preserve">- Produce a short PowerPoint, following the norms of the other documents</w:t>
+      </w:r>
+    </w:p>
+    <w:tbl>
+      <w:tblPr>
+        <w:tblW w:type="dxa" w:w="9360"/>
+        <w:tblBorders>
+          <w:top w:val="single" w:color="auto" w:sz="4"/>
+          <w:left w:val="single" w:color="auto" w:sz="4"/>
+          <w:bottom w:val="single" w:color="auto" w:sz="4"/>
+          <w:right w:val="single" w:color="auto" w:sz="4"/>
+          <w:insideH w:val="single" w:color="auto" w:sz="4"/>
+          <w:insideV w:val="single" w:color="auto" w:sz="4"/>
+        </w:tblBorders>
+      </w:tblPr>
+      <w:tblGrid>
+        <w:gridCol w:w="9360"/>
+      </w:tblGrid>
+      <w:tr>
+        <w:tc>
+          <w:tcPr>
+            <w:tcW w:type="dxa" w:w="9360"/>
+            <w:tcBorders>
+              <w:top w:val="single" w:color="BFBFBF" w:sz="6"/>
+              <w:left w:val="single" w:color="BFBFBF" w:sz="6"/>
+              <w:bottom w:val="single" w:color="BFBFBF" w:sz="6"/>
+              <w:right w:val="single" w:color="BFBFBF" w:sz="6"/>
+            </w:tcBorders>
+            <w:shd w:fill="F2F2F2" w:color="auto" w:val="clear"/>
+            <w:tcMar>
+              <w:top w:type="dxa" w:w="100"/>
+              <w:left w:type="dxa" w:w="140"/>
+              <w:bottom w:type="dxa" w:w="100"/>
+              <w:right w:type="dxa" w:w="140"/>
+            </w:tcMar>
+          </w:tcPr>
+          <w:p>
+            <w:pPr>
+              <w:spacing w:after="0"/>
+            </w:pPr>
+            <w:r>
+              <w:rPr>
+                <w:rFonts w:ascii="Consolas" w:cs="Consolas" w:eastAsia="Consolas" w:hAnsi="Consolas"/>
+                <w:sz w:val="18"/>
+                <w:szCs w:val="18"/>
+              </w:rPr>
+              <w:t xml:space="preserve">Produce a short PowerPoint (about 6 slides) on the transport co-benefits module: what it does, how it links to the other modules, the results for Egypt against legacy, the bugs fixed and issues replicated (codes), open decisions. Follow the norms of the other documents: the CPAT-AI Overview deck (`excel_ai/CPAT-AI_Overview_v&lt;version&gt;.pptx`, builder `excel_ai/mitigation/presentation/build_deck.js`), counts taken from the register, `NORMS.md` 5. Save it as `excel_ai/CPAT-AI_TransportCobenefits_Overview_v&lt;version&gt;.pptx`.</w:t>
+            </w:r>
+          </w:p>
+        </w:tc>
+      </w:tr>
+    </w:tbl>
+    <w:p>
+      <w:pPr>
+        <w:spacing w:after="80"/>
+      </w:pPr>
+    </w:p>
+    <w:p>
+      <w:pPr>
+        <w:spacing w:after="120"/>
+      </w:pPr>
+      <w:r>
+        <w:rPr>
+          <w:rFonts w:ascii="Arial" w:cs="Arial" w:eastAsia="Arial" w:hAnsi="Arial"/>
+          <w:sz w:val="21"/>
+          <w:szCs w:val="21"/>
+        </w:rPr>
+        <w:t xml:space="preserve">- Check that every bug found is in the registers</w:t>
+      </w:r>
+    </w:p>
+    <w:tbl>
+      <w:tblPr>
+        <w:tblW w:type="dxa" w:w="9360"/>
+        <w:tblBorders>
+          <w:top w:val="single" w:color="auto" w:sz="4"/>
+          <w:left w:val="single" w:color="auto" w:sz="4"/>
+          <w:bottom w:val="single" w:color="auto" w:sz="4"/>
+          <w:right w:val="single" w:color="auto" w:sz="4"/>
+          <w:insideH w:val="single" w:color="auto" w:sz="4"/>
+          <w:insideV w:val="single" w:color="auto" w:sz="4"/>
+        </w:tblBorders>
+      </w:tblPr>
+      <w:tblGrid>
+        <w:gridCol w:w="9360"/>
+      </w:tblGrid>
+      <w:tr>
+        <w:tc>
+          <w:tcPr>
+            <w:tcW w:type="dxa" w:w="9360"/>
+            <w:tcBorders>
+              <w:top w:val="single" w:color="BFBFBF" w:sz="6"/>
+              <w:left w:val="single" w:color="BFBFBF" w:sz="6"/>
+              <w:bottom w:val="single" w:color="BFBFBF" w:sz="6"/>
+              <w:right w:val="single" w:color="BFBFBF" w:sz="6"/>
+            </w:tcBorders>
+            <w:shd w:fill="F2F2F2" w:color="auto" w:val="clear"/>
+            <w:tcMar>
+              <w:top w:type="dxa" w:w="100"/>
+              <w:left w:type="dxa" w:w="140"/>
+              <w:bottom w:type="dxa" w:w="100"/>
+              <w:right w:type="dxa" w:w="140"/>
+            </w:tcMar>
+          </w:tcPr>
+          <w:p>
+            <w:pPr>
+              <w:spacing w:after="0"/>
+            </w:pPr>
+            <w:r>
+              <w:rPr>
+                <w:rFonts w:ascii="Consolas" w:cs="Consolas" w:eastAsia="Consolas" w:hAnsi="Consolas"/>
+                <w:sz w:val="18"/>
+                <w:szCs w:val="18"/>
+              </w:rPr>
+              <w:t xml:space="preserve">Check that every bug and issue you found is in the register (`excel_ai/mitigation/issues_register.py`, `make_legacy_fixes.py`), with its code, legacy cells and cross-references; regenerate `excel_ai/BUGS.md`, `excel_ai/ISSUES.md` and the tracker, and list what you added.</w:t>
+            </w:r>
+          </w:p>
+        </w:tc>
+      </w:tr>
+    </w:tbl>
+    <w:p>
+      <w:pPr>
+        <w:spacing w:after="80"/>
+      </w:pPr>
+    </w:p>
+    <w:p>
+      <w:pPr>
+        <w:spacing w:after="120"/>
+      </w:pPr>
+      <w:r>
+        <w:rPr>
+          <w:rFonts w:ascii="Arial" w:cs="Arial" w:eastAsia="Arial" w:hAnsi="Arial"/>
+          <w:sz w:val="21"/>
+          <w:szCs w:val="21"/>
+        </w:rPr>
+        <w:t xml:space="preserve">- Adjust what you do not like or what is missing</w:t>
+      </w:r>
+    </w:p>
+    <w:tbl>
+      <w:tblPr>
+        <w:tblW w:type="dxa" w:w="9360"/>
+        <w:tblBorders>
+          <w:top w:val="single" w:color="auto" w:sz="4"/>
+          <w:left w:val="single" w:color="auto" w:sz="4"/>
+          <w:bottom w:val="single" w:color="auto" w:sz="4"/>
+          <w:right w:val="single" w:color="auto" w:sz="4"/>
+          <w:insideH w:val="single" w:color="auto" w:sz="4"/>
+          <w:insideV w:val="single" w:color="auto" w:sz="4"/>
+        </w:tblBorders>
+      </w:tblPr>
+      <w:tblGrid>
+        <w:gridCol w:w="9360"/>
+      </w:tblGrid>
+      <w:tr>
+        <w:tc>
+          <w:tcPr>
+            <w:tcW w:type="dxa" w:w="9360"/>
+            <w:tcBorders>
+              <w:top w:val="single" w:color="BFBFBF" w:sz="6"/>
+              <w:left w:val="single" w:color="BFBFBF" w:sz="6"/>
+              <w:bottom w:val="single" w:color="BFBFBF" w:sz="6"/>
+              <w:right w:val="single" w:color="BFBFBF" w:sz="6"/>
+            </w:tcBorders>
+            <w:shd w:fill="F2F2F2" w:color="auto" w:val="clear"/>
+            <w:tcMar>
+              <w:top w:type="dxa" w:w="100"/>
+              <w:left w:type="dxa" w:w="140"/>
+              <w:bottom w:type="dxa" w:w="100"/>
+              <w:right w:type="dxa" w:w="140"/>
+            </w:tcMar>
+          </w:tcPr>
+          <w:p>
+            <w:pPr>
+              <w:spacing w:after="0"/>
+            </w:pPr>
+            <w:r>
+              <w:rPr>
+                <w:rFonts w:ascii="Consolas" w:cs="Consolas" w:eastAsia="Consolas" w:hAnsi="Consolas"/>
+                <w:sz w:val="18"/>
+                <w:szCs w:val="18"/>
+              </w:rPr>
+              <w:t xml:space="preserve">I found I don't like format (x) / you are lacking output (y): please adjust. Change the builder, not the built workbook; rebuild, rerun the check and show me the result.</w:t>
+            </w:r>
+          </w:p>
+        </w:tc>
+      </w:tr>
+    </w:tbl>
+    <w:p>
+      <w:pPr>
+        <w:spacing w:after="80"/>
+      </w:pPr>
     </w:p>
     <w:p>
       <w:pPr>

--- a/excel_ai/plans/prompts/CPAT-AI_Prompt_TransportCobenefits.docx
+++ b/excel_ai/plans/prompts/CPAT-AI_Prompt_TransportCobenefits.docx
@@ -46,7 +46,1389 @@
           <w:sz w:val="30"/>
           <w:szCs w:val="30"/>
         </w:rPr>
-        <w:t xml:space="preserve">1. What this does</w:t>
+        <w:t xml:space="preserve">1. Example queries</w:t>
+      </w:r>
+    </w:p>
+    <w:p>
+      <w:pPr>
+        <w:spacing w:after="120"/>
+      </w:pPr>
+      <w:r>
+        <w:rPr>
+          <w:rFonts w:ascii="Arial" w:cs="Arial" w:eastAsia="Arial" w:hAnsi="Arial"/>
+          <w:sz w:val="21"/>
+          <w:szCs w:val="21"/>
+        </w:rPr>
+        <w:t xml:space="preserve">Short prompts to type into GitHub Copilot (Current checkout, Claude Opus, Interactive). The long instructions are in </w:t>
+      </w:r>
+      <w:r>
+        <w:rPr>
+          <w:rFonts w:ascii="Consolas" w:cs="Consolas" w:eastAsia="Consolas" w:hAnsi="Consolas"/>
+          <w:sz w:val="19"/>
+          <w:szCs w:val="19"/>
+        </w:rPr>
+        <w:t xml:space="preserve">TCB_module_prompt.md</w:t>
+      </w:r>
+      <w:r>
+        <w:rPr>
+          <w:rFonts w:ascii="Arial" w:cs="Arial" w:eastAsia="Arial" w:hAnsi="Arial"/>
+          <w:sz w:val="21"/>
+          <w:szCs w:val="21"/>
+        </w:rPr>
+        <w:t xml:space="preserve">; Copilot reads them from the repo, so you never paste them. Send one prompt, read the report, then send the next.</w:t>
+      </w:r>
+    </w:p>
+    <w:p>
+      <w:pPr>
+        <w:pStyle w:val="Heading2"/>
+        <w:spacing w:after="100" w:before="200"/>
+      </w:pPr>
+      <w:r>
+        <w:rPr>
+          <w:rFonts w:ascii="Arial" w:cs="Arial" w:eastAsia="Arial" w:hAnsi="Arial"/>
+          <w:b/>
+          <w:bCs/>
+          <w:sz w:val="24"/>
+          <w:szCs w:val="24"/>
+        </w:rPr>
+        <w:t xml:space="preserve">Starter (new session)</w:t>
+      </w:r>
+    </w:p>
+    <w:p>
+      <w:pPr>
+        <w:spacing w:after="120"/>
+      </w:pPr>
+      <w:r>
+        <w:rPr>
+          <w:rFonts w:ascii="Arial" w:cs="Arial" w:eastAsia="Arial" w:hAnsi="Arial"/>
+          <w:sz w:val="21"/>
+          <w:szCs w:val="21"/>
+        </w:rPr>
+        <w:t xml:space="preserve">Type </w:t>
+      </w:r>
+      <w:r>
+        <w:rPr>
+          <w:rFonts w:ascii="Consolas" w:cs="Consolas" w:eastAsia="Consolas" w:hAnsi="Consolas"/>
+          <w:sz w:val="19"/>
+          <w:szCs w:val="19"/>
+        </w:rPr>
+        <w:t xml:space="preserve">@</w:t>
+      </w:r>
+      <w:r>
+        <w:rPr>
+          <w:rFonts w:ascii="Arial" w:cs="Arial" w:eastAsia="Arial" w:hAnsi="Arial"/>
+          <w:sz w:val="21"/>
+          <w:szCs w:val="21"/>
+        </w:rPr>
+        <w:t xml:space="preserve"> to attach the two files, then:</w:t>
+      </w:r>
+    </w:p>
+    <w:tbl>
+      <w:tblPr>
+        <w:tblW w:type="dxa" w:w="9360"/>
+        <w:tblBorders>
+          <w:top w:val="single" w:color="auto" w:sz="4"/>
+          <w:left w:val="single" w:color="auto" w:sz="4"/>
+          <w:bottom w:val="single" w:color="auto" w:sz="4"/>
+          <w:right w:val="single" w:color="auto" w:sz="4"/>
+          <w:insideH w:val="single" w:color="auto" w:sz="4"/>
+          <w:insideV w:val="single" w:color="auto" w:sz="4"/>
+        </w:tblBorders>
+      </w:tblPr>
+      <w:tblGrid>
+        <w:gridCol w:w="9360"/>
+      </w:tblGrid>
+      <w:tr>
+        <w:tc>
+          <w:tcPr>
+            <w:tcW w:type="dxa" w:w="9360"/>
+            <w:tcBorders>
+              <w:top w:val="single" w:color="BFBFBF" w:sz="6"/>
+              <w:left w:val="single" w:color="BFBFBF" w:sz="6"/>
+              <w:bottom w:val="single" w:color="BFBFBF" w:sz="6"/>
+              <w:right w:val="single" w:color="BFBFBF" w:sz="6"/>
+            </w:tcBorders>
+            <w:shd w:fill="F2F2F2" w:color="auto" w:val="clear"/>
+            <w:tcMar>
+              <w:top w:type="dxa" w:w="100"/>
+              <w:left w:type="dxa" w:w="140"/>
+              <w:bottom w:type="dxa" w:w="100"/>
+              <w:right w:type="dxa" w:w="140"/>
+            </w:tcMar>
+          </w:tcPr>
+          <w:p>
+            <w:pPr>
+              <w:spacing w:after="0"/>
+            </w:pPr>
+            <w:r>
+              <w:rPr>
+                <w:rFonts w:ascii="Consolas" w:cs="Consolas" w:eastAsia="Consolas" w:hAnsi="Consolas"/>
+                <w:sz w:val="18"/>
+                <w:szCs w:val="18"/>
+              </w:rPr>
+              <w:t xml:space="preserve">@AGENTS.md @excel_ai/plans/prompts/TCB_module_prompt.md Follow these files. Do phase 0 only, then stop and report.</w:t>
+            </w:r>
+          </w:p>
+        </w:tc>
+      </w:tr>
+    </w:tbl>
+    <w:p>
+      <w:pPr>
+        <w:spacing w:after="80"/>
+      </w:pPr>
+    </w:p>
+    <w:p>
+      <w:pPr>
+        <w:spacing w:after="120"/>
+      </w:pPr>
+      <w:r>
+        <w:rPr>
+          <w:rFonts w:ascii="Arial" w:cs="Arial" w:eastAsia="Arial" w:hAnsi="Arial"/>
+          <w:sz w:val="21"/>
+          <w:szCs w:val="21"/>
+        </w:rPr>
+        <w:t xml:space="preserve">If </w:t>
+      </w:r>
+      <w:r>
+        <w:rPr>
+          <w:rFonts w:ascii="Consolas" w:cs="Consolas" w:eastAsia="Consolas" w:hAnsi="Consolas"/>
+          <w:sz w:val="19"/>
+          <w:szCs w:val="19"/>
+        </w:rPr>
+        <w:t xml:space="preserve">excel_ai/plans/prompts/</w:t>
+      </w:r>
+      <w:r>
+        <w:rPr>
+          <w:rFonts w:ascii="Arial" w:cs="Arial" w:eastAsia="Arial" w:hAnsi="Arial"/>
+          <w:sz w:val="21"/>
+          <w:szCs w:val="21"/>
+        </w:rPr>
+        <w:t xml:space="preserve"> is not in your checkout, double-click </w:t>
+      </w:r>
+      <w:r>
+        <w:rPr>
+          <w:rFonts w:ascii="Consolas" w:cs="Consolas" w:eastAsia="Consolas" w:hAnsi="Consolas"/>
+          <w:sz w:val="19"/>
+          <w:szCs w:val="19"/>
+        </w:rPr>
+        <w:t xml:space="preserve">SyncRepo.bat</w:t>
+      </w:r>
+      <w:r>
+        <w:rPr>
+          <w:rFonts w:ascii="Arial" w:cs="Arial" w:eastAsia="Arial" w:hAnsi="Arial"/>
+          <w:sz w:val="21"/>
+          <w:szCs w:val="21"/>
+        </w:rPr>
+        <w:t xml:space="preserve"> first; if it is still missing, paste the whole of </w:t>
+      </w:r>
+      <w:r>
+        <w:rPr>
+          <w:rFonts w:ascii="Consolas" w:cs="Consolas" w:eastAsia="Consolas" w:hAnsi="Consolas"/>
+          <w:sz w:val="19"/>
+          <w:szCs w:val="19"/>
+        </w:rPr>
+        <w:t xml:space="preserve">TCB_module_prompt.md</w:t>
+      </w:r>
+      <w:r>
+        <w:rPr>
+          <w:rFonts w:ascii="Arial" w:cs="Arial" w:eastAsia="Arial" w:hAnsi="Arial"/>
+          <w:sz w:val="21"/>
+          <w:szCs w:val="21"/>
+        </w:rPr>
+        <w:t xml:space="preserve"> instead (Appendix A of the Word guide).</w:t>
+      </w:r>
+    </w:p>
+    <w:p>
+      <w:pPr>
+        <w:pStyle w:val="Heading2"/>
+        <w:spacing w:after="100" w:before="200"/>
+      </w:pPr>
+      <w:r>
+        <w:rPr>
+          <w:rFonts w:ascii="Arial" w:cs="Arial" w:eastAsia="Arial" w:hAnsi="Arial"/>
+          <w:b/>
+          <w:bCs/>
+          <w:sz w:val="24"/>
+          <w:szCs w:val="24"/>
+        </w:rPr>
+        <w:t xml:space="preserve">Starter queries</w:t>
+      </w:r>
+    </w:p>
+    <w:p>
+      <w:pPr>
+        <w:spacing w:after="120"/>
+      </w:pPr>
+      <w:r>
+        <w:rPr>
+          <w:rFonts w:ascii="Arial" w:cs="Arial" w:eastAsia="Arial" w:hAnsi="Arial"/>
+          <w:sz w:val="21"/>
+          <w:szCs w:val="21"/>
+        </w:rPr>
+        <w:t xml:space="preserve">One at a time, after the starter (or in a new session with the two files attached):</w:t>
+      </w:r>
+    </w:p>
+    <w:p>
+      <w:pPr>
+        <w:pStyle w:val="ListParagraph"/>
+        <w:numPr>
+          <w:ilvl w:val="0"/>
+          <w:numId w:val="2"/>
+        </w:numPr>
+        <w:spacing w:after="60"/>
+      </w:pPr>
+      <w:r>
+        <w:rPr>
+          <w:rFonts w:ascii="Arial" w:cs="Arial" w:eastAsia="Arial" w:hAnsi="Arial"/>
+          <w:sz w:val="21"/>
+          <w:szCs w:val="21"/>
+        </w:rPr>
+        <w:t xml:space="preserve">Build it, starting from what already exists</w:t>
+      </w:r>
+    </w:p>
+    <w:tbl>
+      <w:tblPr>
+        <w:tblW w:type="dxa" w:w="9360"/>
+        <w:tblBorders>
+          <w:top w:val="single" w:color="auto" w:sz="4"/>
+          <w:left w:val="single" w:color="auto" w:sz="4"/>
+          <w:bottom w:val="single" w:color="auto" w:sz="4"/>
+          <w:right w:val="single" w:color="auto" w:sz="4"/>
+          <w:insideH w:val="single" w:color="auto" w:sz="4"/>
+          <w:insideV w:val="single" w:color="auto" w:sz="4"/>
+        </w:tblBorders>
+      </w:tblPr>
+      <w:tblGrid>
+        <w:gridCol w:w="9360"/>
+      </w:tblGrid>
+      <w:tr>
+        <w:tc>
+          <w:tcPr>
+            <w:tcW w:type="dxa" w:w="9360"/>
+            <w:tcBorders>
+              <w:top w:val="single" w:color="BFBFBF" w:sz="6"/>
+              <w:left w:val="single" w:color="BFBFBF" w:sz="6"/>
+              <w:bottom w:val="single" w:color="BFBFBF" w:sz="6"/>
+              <w:right w:val="single" w:color="BFBFBF" w:sz="6"/>
+            </w:tcBorders>
+            <w:shd w:fill="F2F2F2" w:color="auto" w:val="clear"/>
+            <w:tcMar>
+              <w:top w:type="dxa" w:w="100"/>
+              <w:left w:type="dxa" w:w="140"/>
+              <w:bottom w:type="dxa" w:w="100"/>
+              <w:right w:type="dxa" w:w="140"/>
+            </w:tcMar>
+          </w:tcPr>
+          <w:p>
+            <w:pPr>
+              <w:spacing w:after="0"/>
+            </w:pPr>
+            <w:r>
+              <w:rPr>
+                <w:rFonts w:ascii="Consolas" w:cs="Consolas" w:eastAsia="Consolas" w:hAnsi="Consolas"/>
+                <w:sz w:val="18"/>
+                <w:szCs w:val="18"/>
+              </w:rPr>
+              <w:t xml:space="preserve">@AGENTS.md @excel_ai/plans/prompts/TCB_module_prompt.md Build the module, starting from what already exists: the plan `excel_ai/plans/Transport_cobenefits.md`, the legacy extracts in `data/mvp_legacy_extracts/`, `transport_model_ref.py`, the typed values of Mitigation's tab FromTransportCB and the distribution module's patterns. Do phase 0 only, then stop and report.</w:t>
+            </w:r>
+          </w:p>
+        </w:tc>
+      </w:tr>
+    </w:tbl>
+    <w:p>
+      <w:pPr>
+        <w:spacing w:after="80"/>
+      </w:pPr>
+    </w:p>
+    <w:p>
+      <w:pPr>
+        <w:pStyle w:val="ListParagraph"/>
+        <w:numPr>
+          <w:ilvl w:val="0"/>
+          <w:numId w:val="2"/>
+        </w:numPr>
+        <w:spacing w:after="60"/>
+      </w:pPr>
+      <w:r>
+        <w:rPr>
+          <w:rFonts w:ascii="Arial" w:cs="Arial" w:eastAsia="Arial" w:hAnsi="Arial"/>
+          <w:sz w:val="21"/>
+          <w:szCs w:val="21"/>
+        </w:rPr>
+        <w:t xml:space="preserve">Check it against legacy outputs</w:t>
+      </w:r>
+    </w:p>
+    <w:tbl>
+      <w:tblPr>
+        <w:tblW w:type="dxa" w:w="9360"/>
+        <w:tblBorders>
+          <w:top w:val="single" w:color="auto" w:sz="4"/>
+          <w:left w:val="single" w:color="auto" w:sz="4"/>
+          <w:bottom w:val="single" w:color="auto" w:sz="4"/>
+          <w:right w:val="single" w:color="auto" w:sz="4"/>
+          <w:insideH w:val="single" w:color="auto" w:sz="4"/>
+          <w:insideV w:val="single" w:color="auto" w:sz="4"/>
+        </w:tblBorders>
+      </w:tblPr>
+      <w:tblGrid>
+        <w:gridCol w:w="9360"/>
+      </w:tblGrid>
+      <w:tr>
+        <w:tc>
+          <w:tcPr>
+            <w:tcW w:type="dxa" w:w="9360"/>
+            <w:tcBorders>
+              <w:top w:val="single" w:color="BFBFBF" w:sz="6"/>
+              <w:left w:val="single" w:color="BFBFBF" w:sz="6"/>
+              <w:bottom w:val="single" w:color="BFBFBF" w:sz="6"/>
+              <w:right w:val="single" w:color="BFBFBF" w:sz="6"/>
+            </w:tcBorders>
+            <w:shd w:fill="F2F2F2" w:color="auto" w:val="clear"/>
+            <w:tcMar>
+              <w:top w:type="dxa" w:w="100"/>
+              <w:left w:type="dxa" w:w="140"/>
+              <w:bottom w:type="dxa" w:w="100"/>
+              <w:right w:type="dxa" w:w="140"/>
+            </w:tcMar>
+          </w:tcPr>
+          <w:p>
+            <w:pPr>
+              <w:spacing w:after="0"/>
+            </w:pPr>
+            <w:r>
+              <w:rPr>
+                <w:rFonts w:ascii="Consolas" w:cs="Consolas" w:eastAsia="Consolas" w:hAnsi="Consolas"/>
+                <w:sz w:val="18"/>
+                <w:szCs w:val="18"/>
+              </w:rPr>
+              <w:t xml:space="preserve">Check it against legacy outputs: compare the transport co-benefits module's results for Egypt with legacy 465's cached values, year by year, both scenarios. List every difference above 0.1% with its cause: a registered bug fix, a replicated issue, or unexplained (then find the cause).</w:t>
+            </w:r>
+          </w:p>
+        </w:tc>
+      </w:tr>
+    </w:tbl>
+    <w:p>
+      <w:pPr>
+        <w:spacing w:after="80"/>
+      </w:pPr>
+    </w:p>
+    <w:p>
+      <w:pPr>
+        <w:pStyle w:val="ListParagraph"/>
+        <w:numPr>
+          <w:ilvl w:val="0"/>
+          <w:numId w:val="2"/>
+        </w:numPr>
+        <w:spacing w:after="60"/>
+      </w:pPr>
+      <w:r>
+        <w:rPr>
+          <w:rFonts w:ascii="Arial" w:cs="Arial" w:eastAsia="Arial" w:hAnsi="Arial"/>
+          <w:sz w:val="21"/>
+          <w:szCs w:val="21"/>
+        </w:rPr>
+        <w:t xml:space="preserve">Produce a short PowerPoint, following the norms of the other documents</w:t>
+      </w:r>
+    </w:p>
+    <w:tbl>
+      <w:tblPr>
+        <w:tblW w:type="dxa" w:w="9360"/>
+        <w:tblBorders>
+          <w:top w:val="single" w:color="auto" w:sz="4"/>
+          <w:left w:val="single" w:color="auto" w:sz="4"/>
+          <w:bottom w:val="single" w:color="auto" w:sz="4"/>
+          <w:right w:val="single" w:color="auto" w:sz="4"/>
+          <w:insideH w:val="single" w:color="auto" w:sz="4"/>
+          <w:insideV w:val="single" w:color="auto" w:sz="4"/>
+        </w:tblBorders>
+      </w:tblPr>
+      <w:tblGrid>
+        <w:gridCol w:w="9360"/>
+      </w:tblGrid>
+      <w:tr>
+        <w:tc>
+          <w:tcPr>
+            <w:tcW w:type="dxa" w:w="9360"/>
+            <w:tcBorders>
+              <w:top w:val="single" w:color="BFBFBF" w:sz="6"/>
+              <w:left w:val="single" w:color="BFBFBF" w:sz="6"/>
+              <w:bottom w:val="single" w:color="BFBFBF" w:sz="6"/>
+              <w:right w:val="single" w:color="BFBFBF" w:sz="6"/>
+            </w:tcBorders>
+            <w:shd w:fill="F2F2F2" w:color="auto" w:val="clear"/>
+            <w:tcMar>
+              <w:top w:type="dxa" w:w="100"/>
+              <w:left w:type="dxa" w:w="140"/>
+              <w:bottom w:type="dxa" w:w="100"/>
+              <w:right w:type="dxa" w:w="140"/>
+            </w:tcMar>
+          </w:tcPr>
+          <w:p>
+            <w:pPr>
+              <w:spacing w:after="0"/>
+            </w:pPr>
+            <w:r>
+              <w:rPr>
+                <w:rFonts w:ascii="Consolas" w:cs="Consolas" w:eastAsia="Consolas" w:hAnsi="Consolas"/>
+                <w:sz w:val="18"/>
+                <w:szCs w:val="18"/>
+              </w:rPr>
+              <w:t xml:space="preserve">Produce a short PowerPoint (about 6 slides) on the transport co-benefits module: what it does, how it links to the other modules, the results for Egypt against legacy, the bugs fixed and issues replicated (codes), open decisions. Follow the norms of the other documents: the CPAT-AI Overview deck (`excel_ai/CPAT-AI_Overview_v&lt;version&gt;.pptx`, builder `excel_ai/mitigation/presentation/build_deck.js`), counts taken from the register, `NORMS.md` 5. Save it as `excel_ai/CPAT-AI_TransportCobenefits_Overview_v&lt;version&gt;.pptx`.</w:t>
+            </w:r>
+          </w:p>
+        </w:tc>
+      </w:tr>
+    </w:tbl>
+    <w:p>
+      <w:pPr>
+        <w:spacing w:after="80"/>
+      </w:pPr>
+    </w:p>
+    <w:p>
+      <w:pPr>
+        <w:pStyle w:val="ListParagraph"/>
+        <w:numPr>
+          <w:ilvl w:val="0"/>
+          <w:numId w:val="2"/>
+        </w:numPr>
+        <w:spacing w:after="60"/>
+      </w:pPr>
+      <w:r>
+        <w:rPr>
+          <w:rFonts w:ascii="Arial" w:cs="Arial" w:eastAsia="Arial" w:hAnsi="Arial"/>
+          <w:sz w:val="21"/>
+          <w:szCs w:val="21"/>
+        </w:rPr>
+        <w:t xml:space="preserve">Check that every bug found is in the registers</w:t>
+      </w:r>
+    </w:p>
+    <w:tbl>
+      <w:tblPr>
+        <w:tblW w:type="dxa" w:w="9360"/>
+        <w:tblBorders>
+          <w:top w:val="single" w:color="auto" w:sz="4"/>
+          <w:left w:val="single" w:color="auto" w:sz="4"/>
+          <w:bottom w:val="single" w:color="auto" w:sz="4"/>
+          <w:right w:val="single" w:color="auto" w:sz="4"/>
+          <w:insideH w:val="single" w:color="auto" w:sz="4"/>
+          <w:insideV w:val="single" w:color="auto" w:sz="4"/>
+        </w:tblBorders>
+      </w:tblPr>
+      <w:tblGrid>
+        <w:gridCol w:w="9360"/>
+      </w:tblGrid>
+      <w:tr>
+        <w:tc>
+          <w:tcPr>
+            <w:tcW w:type="dxa" w:w="9360"/>
+            <w:tcBorders>
+              <w:top w:val="single" w:color="BFBFBF" w:sz="6"/>
+              <w:left w:val="single" w:color="BFBFBF" w:sz="6"/>
+              <w:bottom w:val="single" w:color="BFBFBF" w:sz="6"/>
+              <w:right w:val="single" w:color="BFBFBF" w:sz="6"/>
+            </w:tcBorders>
+            <w:shd w:fill="F2F2F2" w:color="auto" w:val="clear"/>
+            <w:tcMar>
+              <w:top w:type="dxa" w:w="100"/>
+              <w:left w:type="dxa" w:w="140"/>
+              <w:bottom w:type="dxa" w:w="100"/>
+              <w:right w:type="dxa" w:w="140"/>
+            </w:tcMar>
+          </w:tcPr>
+          <w:p>
+            <w:pPr>
+              <w:spacing w:after="0"/>
+            </w:pPr>
+            <w:r>
+              <w:rPr>
+                <w:rFonts w:ascii="Consolas" w:cs="Consolas" w:eastAsia="Consolas" w:hAnsi="Consolas"/>
+                <w:sz w:val="18"/>
+                <w:szCs w:val="18"/>
+              </w:rPr>
+              <w:t xml:space="preserve">Check that every bug and issue you found is in the register (`excel_ai/mitigation/issues_register.py`, `make_legacy_fixes.py`), with its code, legacy cells and cross-references; regenerate `excel_ai/BUGS.md`, `excel_ai/ISSUES.md` and the tracker, and list what you added.</w:t>
+            </w:r>
+          </w:p>
+        </w:tc>
+      </w:tr>
+    </w:tbl>
+    <w:p>
+      <w:pPr>
+        <w:spacing w:after="80"/>
+      </w:pPr>
+    </w:p>
+    <w:p>
+      <w:pPr>
+        <w:pStyle w:val="ListParagraph"/>
+        <w:numPr>
+          <w:ilvl w:val="0"/>
+          <w:numId w:val="2"/>
+        </w:numPr>
+        <w:spacing w:after="60"/>
+      </w:pPr>
+      <w:r>
+        <w:rPr>
+          <w:rFonts w:ascii="Arial" w:cs="Arial" w:eastAsia="Arial" w:hAnsi="Arial"/>
+          <w:sz w:val="21"/>
+          <w:szCs w:val="21"/>
+        </w:rPr>
+        <w:t xml:space="preserve">Adjust what you do not like or what is missing</w:t>
+      </w:r>
+    </w:p>
+    <w:tbl>
+      <w:tblPr>
+        <w:tblW w:type="dxa" w:w="9360"/>
+        <w:tblBorders>
+          <w:top w:val="single" w:color="auto" w:sz="4"/>
+          <w:left w:val="single" w:color="auto" w:sz="4"/>
+          <w:bottom w:val="single" w:color="auto" w:sz="4"/>
+          <w:right w:val="single" w:color="auto" w:sz="4"/>
+          <w:insideH w:val="single" w:color="auto" w:sz="4"/>
+          <w:insideV w:val="single" w:color="auto" w:sz="4"/>
+        </w:tblBorders>
+      </w:tblPr>
+      <w:tblGrid>
+        <w:gridCol w:w="9360"/>
+      </w:tblGrid>
+      <w:tr>
+        <w:tc>
+          <w:tcPr>
+            <w:tcW w:type="dxa" w:w="9360"/>
+            <w:tcBorders>
+              <w:top w:val="single" w:color="BFBFBF" w:sz="6"/>
+              <w:left w:val="single" w:color="BFBFBF" w:sz="6"/>
+              <w:bottom w:val="single" w:color="BFBFBF" w:sz="6"/>
+              <w:right w:val="single" w:color="BFBFBF" w:sz="6"/>
+            </w:tcBorders>
+            <w:shd w:fill="F2F2F2" w:color="auto" w:val="clear"/>
+            <w:tcMar>
+              <w:top w:type="dxa" w:w="100"/>
+              <w:left w:type="dxa" w:w="140"/>
+              <w:bottom w:type="dxa" w:w="100"/>
+              <w:right w:type="dxa" w:w="140"/>
+            </w:tcMar>
+          </w:tcPr>
+          <w:p>
+            <w:pPr>
+              <w:spacing w:after="0"/>
+            </w:pPr>
+            <w:r>
+              <w:rPr>
+                <w:rFonts w:ascii="Consolas" w:cs="Consolas" w:eastAsia="Consolas" w:hAnsi="Consolas"/>
+                <w:sz w:val="18"/>
+                <w:szCs w:val="18"/>
+              </w:rPr>
+              <w:t xml:space="preserve">I found I don't like format (x) / you are lacking output (y): please adjust. Change the builder, not the built workbook; rebuild, rerun the check and show me the result.</w:t>
+            </w:r>
+          </w:p>
+        </w:tc>
+      </w:tr>
+    </w:tbl>
+    <w:p>
+      <w:pPr>
+        <w:spacing w:after="80"/>
+      </w:pPr>
+    </w:p>
+    <w:p>
+      <w:pPr>
+        <w:pStyle w:val="Heading2"/>
+        <w:spacing w:after="100" w:before="200"/>
+      </w:pPr>
+      <w:r>
+        <w:rPr>
+          <w:rFonts w:ascii="Arial" w:cs="Arial" w:eastAsia="Arial" w:hAnsi="Arial"/>
+          <w:b/>
+          <w:bCs/>
+          <w:sz w:val="24"/>
+          <w:szCs w:val="24"/>
+        </w:rPr>
+        <w:t xml:space="preserve">Next phases</w:t>
+      </w:r>
+    </w:p>
+    <w:tbl>
+      <w:tblPr>
+        <w:tblW w:type="dxa" w:w="9360"/>
+        <w:tblBorders>
+          <w:top w:val="single" w:color="auto" w:sz="4"/>
+          <w:left w:val="single" w:color="auto" w:sz="4"/>
+          <w:bottom w:val="single" w:color="auto" w:sz="4"/>
+          <w:right w:val="single" w:color="auto" w:sz="4"/>
+          <w:insideH w:val="single" w:color="auto" w:sz="4"/>
+          <w:insideV w:val="single" w:color="auto" w:sz="4"/>
+        </w:tblBorders>
+      </w:tblPr>
+      <w:tblGrid>
+        <w:gridCol w:w="9360"/>
+      </w:tblGrid>
+      <w:tr>
+        <w:tc>
+          <w:tcPr>
+            <w:tcW w:type="dxa" w:w="9360"/>
+            <w:tcBorders>
+              <w:top w:val="single" w:color="BFBFBF" w:sz="6"/>
+              <w:left w:val="single" w:color="BFBFBF" w:sz="6"/>
+              <w:bottom w:val="single" w:color="BFBFBF" w:sz="6"/>
+              <w:right w:val="single" w:color="BFBFBF" w:sz="6"/>
+            </w:tcBorders>
+            <w:shd w:fill="F2F2F2" w:color="auto" w:val="clear"/>
+            <w:tcMar>
+              <w:top w:type="dxa" w:w="100"/>
+              <w:left w:type="dxa" w:w="140"/>
+              <w:bottom w:type="dxa" w:w="100"/>
+              <w:right w:type="dxa" w:w="140"/>
+            </w:tcMar>
+          </w:tcPr>
+          <w:p>
+            <w:pPr>
+              <w:spacing w:after="0"/>
+            </w:pPr>
+            <w:r>
+              <w:rPr>
+                <w:rFonts w:ascii="Consolas" w:cs="Consolas" w:eastAsia="Consolas" w:hAnsi="Consolas"/>
+                <w:sz w:val="18"/>
+                <w:szCs w:val="18"/>
+              </w:rPr>
+              <w:t xml:space="preserve">Go ahead with phase 1.</w:t>
+            </w:r>
+          </w:p>
+        </w:tc>
+      </w:tr>
+    </w:tbl>
+    <w:p>
+      <w:pPr>
+        <w:spacing w:after="80"/>
+      </w:pPr>
+    </w:p>
+    <w:tbl>
+      <w:tblPr>
+        <w:tblW w:type="dxa" w:w="9360"/>
+        <w:tblBorders>
+          <w:top w:val="single" w:color="auto" w:sz="4"/>
+          <w:left w:val="single" w:color="auto" w:sz="4"/>
+          <w:bottom w:val="single" w:color="auto" w:sz="4"/>
+          <w:right w:val="single" w:color="auto" w:sz="4"/>
+          <w:insideH w:val="single" w:color="auto" w:sz="4"/>
+          <w:insideV w:val="single" w:color="auto" w:sz="4"/>
+        </w:tblBorders>
+      </w:tblPr>
+      <w:tblGrid>
+        <w:gridCol w:w="9360"/>
+      </w:tblGrid>
+      <w:tr>
+        <w:tc>
+          <w:tcPr>
+            <w:tcW w:type="dxa" w:w="9360"/>
+            <w:tcBorders>
+              <w:top w:val="single" w:color="BFBFBF" w:sz="6"/>
+              <w:left w:val="single" w:color="BFBFBF" w:sz="6"/>
+              <w:bottom w:val="single" w:color="BFBFBF" w:sz="6"/>
+              <w:right w:val="single" w:color="BFBFBF" w:sz="6"/>
+            </w:tcBorders>
+            <w:shd w:fill="F2F2F2" w:color="auto" w:val="clear"/>
+            <w:tcMar>
+              <w:top w:type="dxa" w:w="100"/>
+              <w:left w:type="dxa" w:w="140"/>
+              <w:bottom w:type="dxa" w:w="100"/>
+              <w:right w:type="dxa" w:w="140"/>
+            </w:tcMar>
+          </w:tcPr>
+          <w:p>
+            <w:pPr>
+              <w:spacing w:after="0"/>
+            </w:pPr>
+            <w:r>
+              <w:rPr>
+                <w:rFonts w:ascii="Consolas" w:cs="Consolas" w:eastAsia="Consolas" w:hAnsi="Consolas"/>
+                <w:sz w:val="18"/>
+                <w:szCs w:val="18"/>
+              </w:rPr>
+              <w:t xml:space="preserve">Go ahead with phase 2.</w:t>
+            </w:r>
+          </w:p>
+        </w:tc>
+      </w:tr>
+    </w:tbl>
+    <w:p>
+      <w:pPr>
+        <w:spacing w:after="80"/>
+      </w:pPr>
+    </w:p>
+    <w:tbl>
+      <w:tblPr>
+        <w:tblW w:type="dxa" w:w="9360"/>
+        <w:tblBorders>
+          <w:top w:val="single" w:color="auto" w:sz="4"/>
+          <w:left w:val="single" w:color="auto" w:sz="4"/>
+          <w:bottom w:val="single" w:color="auto" w:sz="4"/>
+          <w:right w:val="single" w:color="auto" w:sz="4"/>
+          <w:insideH w:val="single" w:color="auto" w:sz="4"/>
+          <w:insideV w:val="single" w:color="auto" w:sz="4"/>
+        </w:tblBorders>
+      </w:tblPr>
+      <w:tblGrid>
+        <w:gridCol w:w="9360"/>
+      </w:tblGrid>
+      <w:tr>
+        <w:tc>
+          <w:tcPr>
+            <w:tcW w:type="dxa" w:w="9360"/>
+            <w:tcBorders>
+              <w:top w:val="single" w:color="BFBFBF" w:sz="6"/>
+              <w:left w:val="single" w:color="BFBFBF" w:sz="6"/>
+              <w:bottom w:val="single" w:color="BFBFBF" w:sz="6"/>
+              <w:right w:val="single" w:color="BFBFBF" w:sz="6"/>
+            </w:tcBorders>
+            <w:shd w:fill="F2F2F2" w:color="auto" w:val="clear"/>
+            <w:tcMar>
+              <w:top w:type="dxa" w:w="100"/>
+              <w:left w:type="dxa" w:w="140"/>
+              <w:bottom w:type="dxa" w:w="100"/>
+              <w:right w:type="dxa" w:w="140"/>
+            </w:tcMar>
+          </w:tcPr>
+          <w:p>
+            <w:pPr>
+              <w:spacing w:after="0"/>
+            </w:pPr>
+            <w:r>
+              <w:rPr>
+                <w:rFonts w:ascii="Consolas" w:cs="Consolas" w:eastAsia="Consolas" w:hAnsi="Consolas"/>
+                <w:sz w:val="18"/>
+                <w:szCs w:val="18"/>
+              </w:rPr>
+              <w:t xml:space="preserve">Go ahead with phase 3.</w:t>
+            </w:r>
+          </w:p>
+        </w:tc>
+      </w:tr>
+    </w:tbl>
+    <w:p>
+      <w:pPr>
+        <w:spacing w:after="80"/>
+      </w:pPr>
+    </w:p>
+    <w:tbl>
+      <w:tblPr>
+        <w:tblW w:type="dxa" w:w="9360"/>
+        <w:tblBorders>
+          <w:top w:val="single" w:color="auto" w:sz="4"/>
+          <w:left w:val="single" w:color="auto" w:sz="4"/>
+          <w:bottom w:val="single" w:color="auto" w:sz="4"/>
+          <w:right w:val="single" w:color="auto" w:sz="4"/>
+          <w:insideH w:val="single" w:color="auto" w:sz="4"/>
+          <w:insideV w:val="single" w:color="auto" w:sz="4"/>
+        </w:tblBorders>
+      </w:tblPr>
+      <w:tblGrid>
+        <w:gridCol w:w="9360"/>
+      </w:tblGrid>
+      <w:tr>
+        <w:tc>
+          <w:tcPr>
+            <w:tcW w:type="dxa" w:w="9360"/>
+            <w:tcBorders>
+              <w:top w:val="single" w:color="BFBFBF" w:sz="6"/>
+              <w:left w:val="single" w:color="BFBFBF" w:sz="6"/>
+              <w:bottom w:val="single" w:color="BFBFBF" w:sz="6"/>
+              <w:right w:val="single" w:color="BFBFBF" w:sz="6"/>
+            </w:tcBorders>
+            <w:shd w:fill="F2F2F2" w:color="auto" w:val="clear"/>
+            <w:tcMar>
+              <w:top w:type="dxa" w:w="100"/>
+              <w:left w:type="dxa" w:w="140"/>
+              <w:bottom w:type="dxa" w:w="100"/>
+              <w:right w:type="dxa" w:w="140"/>
+            </w:tcMar>
+          </w:tcPr>
+          <w:p>
+            <w:pPr>
+              <w:spacing w:after="0"/>
+            </w:pPr>
+            <w:r>
+              <w:rPr>
+                <w:rFonts w:ascii="Consolas" w:cs="Consolas" w:eastAsia="Consolas" w:hAnsi="Consolas"/>
+                <w:sz w:val="18"/>
+                <w:szCs w:val="18"/>
+              </w:rPr>
+              <w:t xml:space="preserve">Go ahead with phase 4.</w:t>
+            </w:r>
+          </w:p>
+        </w:tc>
+      </w:tr>
+    </w:tbl>
+    <w:p>
+      <w:pPr>
+        <w:spacing w:after="80"/>
+      </w:pPr>
+    </w:p>
+    <w:tbl>
+      <w:tblPr>
+        <w:tblW w:type="dxa" w:w="9360"/>
+        <w:tblBorders>
+          <w:top w:val="single" w:color="auto" w:sz="4"/>
+          <w:left w:val="single" w:color="auto" w:sz="4"/>
+          <w:bottom w:val="single" w:color="auto" w:sz="4"/>
+          <w:right w:val="single" w:color="auto" w:sz="4"/>
+          <w:insideH w:val="single" w:color="auto" w:sz="4"/>
+          <w:insideV w:val="single" w:color="auto" w:sz="4"/>
+        </w:tblBorders>
+      </w:tblPr>
+      <w:tblGrid>
+        <w:gridCol w:w="9360"/>
+      </w:tblGrid>
+      <w:tr>
+        <w:tc>
+          <w:tcPr>
+            <w:tcW w:type="dxa" w:w="9360"/>
+            <w:tcBorders>
+              <w:top w:val="single" w:color="BFBFBF" w:sz="6"/>
+              <w:left w:val="single" w:color="BFBFBF" w:sz="6"/>
+              <w:bottom w:val="single" w:color="BFBFBF" w:sz="6"/>
+              <w:right w:val="single" w:color="BFBFBF" w:sz="6"/>
+            </w:tcBorders>
+            <w:shd w:fill="F2F2F2" w:color="auto" w:val="clear"/>
+            <w:tcMar>
+              <w:top w:type="dxa" w:w="100"/>
+              <w:left w:type="dxa" w:w="140"/>
+              <w:bottom w:type="dxa" w:w="100"/>
+              <w:right w:type="dxa" w:w="140"/>
+            </w:tcMar>
+          </w:tcPr>
+          <w:p>
+            <w:pPr>
+              <w:spacing w:after="0"/>
+            </w:pPr>
+            <w:r>
+              <w:rPr>
+                <w:rFonts w:ascii="Consolas" w:cs="Consolas" w:eastAsia="Consolas" w:hAnsi="Consolas"/>
+                <w:sz w:val="18"/>
+                <w:szCs w:val="18"/>
+              </w:rPr>
+              <w:t xml:space="preserve">Go ahead with phase 5.</w:t>
+            </w:r>
+          </w:p>
+        </w:tc>
+      </w:tr>
+    </w:tbl>
+    <w:p>
+      <w:pPr>
+        <w:spacing w:after="80"/>
+      </w:pPr>
+    </w:p>
+    <w:p>
+      <w:pPr>
+        <w:pStyle w:val="Heading2"/>
+        <w:spacing w:after="100" w:before="200"/>
+      </w:pPr>
+      <w:r>
+        <w:rPr>
+          <w:rFonts w:ascii="Arial" w:cs="Arial" w:eastAsia="Arial" w:hAnsi="Arial"/>
+          <w:b/>
+          <w:bCs/>
+          <w:sz w:val="24"/>
+          <w:szCs w:val="24"/>
+        </w:rPr>
+        <w:t xml:space="preserve">Example follow-ups</w:t>
+      </w:r>
+    </w:p>
+    <w:p>
+      <w:pPr>
+        <w:spacing w:after="120"/>
+      </w:pPr>
+      <w:r>
+        <w:rPr>
+          <w:rFonts w:ascii="Arial" w:cs="Arial" w:eastAsia="Arial" w:hAnsi="Arial"/>
+          <w:sz w:val="21"/>
+          <w:szCs w:val="21"/>
+        </w:rPr>
+        <w:t xml:space="preserve">Answer the decisions it asks for (example only: use your own decisions):</w:t>
+      </w:r>
+    </w:p>
+    <w:tbl>
+      <w:tblPr>
+        <w:tblW w:type="dxa" w:w="9360"/>
+        <w:tblBorders>
+          <w:top w:val="single" w:color="auto" w:sz="4"/>
+          <w:left w:val="single" w:color="auto" w:sz="4"/>
+          <w:bottom w:val="single" w:color="auto" w:sz="4"/>
+          <w:right w:val="single" w:color="auto" w:sz="4"/>
+          <w:insideH w:val="single" w:color="auto" w:sz="4"/>
+          <w:insideV w:val="single" w:color="auto" w:sz="4"/>
+        </w:tblBorders>
+      </w:tblPr>
+      <w:tblGrid>
+        <w:gridCol w:w="9360"/>
+      </w:tblGrid>
+      <w:tr>
+        <w:tc>
+          <w:tcPr>
+            <w:tcW w:type="dxa" w:w="9360"/>
+            <w:tcBorders>
+              <w:top w:val="single" w:color="BFBFBF" w:sz="6"/>
+              <w:left w:val="single" w:color="BFBFBF" w:sz="6"/>
+              <w:bottom w:val="single" w:color="BFBFBF" w:sz="6"/>
+              <w:right w:val="single" w:color="BFBFBF" w:sz="6"/>
+            </w:tcBorders>
+            <w:shd w:fill="F2F2F2" w:color="auto" w:val="clear"/>
+            <w:tcMar>
+              <w:top w:type="dxa" w:w="100"/>
+              <w:left w:type="dxa" w:w="140"/>
+              <w:bottom w:type="dxa" w:w="100"/>
+              <w:right w:type="dxa" w:w="140"/>
+            </w:tcMar>
+          </w:tcPr>
+          <w:p>
+            <w:pPr>
+              <w:spacing w:after="0"/>
+            </w:pPr>
+            <w:r>
+              <w:rPr>
+                <w:rFonts w:ascii="Consolas" w:cs="Consolas" w:eastAsia="Consolas" w:hAnsi="Consolas"/>
+                <w:sz w:val="18"/>
+                <w:szCs w:val="18"/>
+              </w:rPr>
+              <w:t xml:space="preserve">Decisions: B-c replicate as an issue (legacy uses 100% of the after-tax wage); B-d fix as a bug; B-e replicate as an issue. D5: gasoline and diesel only. D7: charts of vehicle-km, deaths, congestion and road damage; skip the historical scatter. D8: import the whole Tran_Elast table. Record these in the register, then go ahead with phase 1.</w:t>
+            </w:r>
+          </w:p>
+        </w:tc>
+      </w:tr>
+    </w:tbl>
+    <w:p>
+      <w:pPr>
+        <w:spacing w:after="80"/>
+      </w:pPr>
+    </w:p>
+    <w:p>
+      <w:pPr>
+        <w:spacing w:after="120"/>
+      </w:pPr>
+      <w:r>
+        <w:rPr>
+          <w:rFonts w:ascii="Arial" w:cs="Arial" w:eastAsia="Arial" w:hAnsi="Arial"/>
+          <w:sz w:val="21"/>
+          <w:szCs w:val="21"/>
+        </w:rPr>
+        <w:t xml:space="preserve">Ask for an explanation:</w:t>
+      </w:r>
+    </w:p>
+    <w:tbl>
+      <w:tblPr>
+        <w:tblW w:type="dxa" w:w="9360"/>
+        <w:tblBorders>
+          <w:top w:val="single" w:color="auto" w:sz="4"/>
+          <w:left w:val="single" w:color="auto" w:sz="4"/>
+          <w:bottom w:val="single" w:color="auto" w:sz="4"/>
+          <w:right w:val="single" w:color="auto" w:sz="4"/>
+          <w:insideH w:val="single" w:color="auto" w:sz="4"/>
+          <w:insideV w:val="single" w:color="auto" w:sz="4"/>
+        </w:tblBorders>
+      </w:tblPr>
+      <w:tblGrid>
+        <w:gridCol w:w="9360"/>
+      </w:tblGrid>
+      <w:tr>
+        <w:tc>
+          <w:tcPr>
+            <w:tcW w:type="dxa" w:w="9360"/>
+            <w:tcBorders>
+              <w:top w:val="single" w:color="BFBFBF" w:sz="6"/>
+              <w:left w:val="single" w:color="BFBFBF" w:sz="6"/>
+              <w:bottom w:val="single" w:color="BFBFBF" w:sz="6"/>
+              <w:right w:val="single" w:color="BFBFBF" w:sz="6"/>
+            </w:tcBorders>
+            <w:shd w:fill="F2F2F2" w:color="auto" w:val="clear"/>
+            <w:tcMar>
+              <w:top w:type="dxa" w:w="100"/>
+              <w:left w:type="dxa" w:w="140"/>
+              <w:bottom w:type="dxa" w:w="100"/>
+              <w:right w:type="dxa" w:w="140"/>
+            </w:tcMar>
+          </w:tcPr>
+          <w:p>
+            <w:pPr>
+              <w:spacing w:after="0"/>
+            </w:pPr>
+            <w:r>
+              <w:rPr>
+                <w:rFonts w:ascii="Consolas" w:cs="Consolas" w:eastAsia="Consolas" w:hAnsi="Consolas"/>
+                <w:sz w:val="18"/>
+                <w:szCs w:val="18"/>
+              </w:rPr>
+              <w:t xml:space="preserve">Explain in plain words, with the Egypt numbers for 2030, how the Legacy and Engineer modes differ and why legacy is inconsistent.</w:t>
+            </w:r>
+          </w:p>
+        </w:tc>
+      </w:tr>
+    </w:tbl>
+    <w:p>
+      <w:pPr>
+        <w:spacing w:after="80"/>
+      </w:pPr>
+    </w:p>
+    <w:p>
+      <w:pPr>
+        <w:spacing w:after="120"/>
+      </w:pPr>
+      <w:r>
+        <w:rPr>
+          <w:rFonts w:ascii="Arial" w:cs="Arial" w:eastAsia="Arial" w:hAnsi="Arial"/>
+          <w:sz w:val="21"/>
+          <w:szCs w:val="21"/>
+        </w:rPr>
+        <w:t xml:space="preserve">When a check fails:</w:t>
+      </w:r>
+    </w:p>
+    <w:tbl>
+      <w:tblPr>
+        <w:tblW w:type="dxa" w:w="9360"/>
+        <w:tblBorders>
+          <w:top w:val="single" w:color="auto" w:sz="4"/>
+          <w:left w:val="single" w:color="auto" w:sz="4"/>
+          <w:bottom w:val="single" w:color="auto" w:sz="4"/>
+          <w:right w:val="single" w:color="auto" w:sz="4"/>
+          <w:insideH w:val="single" w:color="auto" w:sz="4"/>
+          <w:insideV w:val="single" w:color="auto" w:sz="4"/>
+        </w:tblBorders>
+      </w:tblPr>
+      <w:tblGrid>
+        <w:gridCol w:w="9360"/>
+      </w:tblGrid>
+      <w:tr>
+        <w:tc>
+          <w:tcPr>
+            <w:tcW w:type="dxa" w:w="9360"/>
+            <w:tcBorders>
+              <w:top w:val="single" w:color="BFBFBF" w:sz="6"/>
+              <w:left w:val="single" w:color="BFBFBF" w:sz="6"/>
+              <w:bottom w:val="single" w:color="BFBFBF" w:sz="6"/>
+              <w:right w:val="single" w:color="BFBFBF" w:sz="6"/>
+            </w:tcBorders>
+            <w:shd w:fill="F2F2F2" w:color="auto" w:val="clear"/>
+            <w:tcMar>
+              <w:top w:type="dxa" w:w="100"/>
+              <w:left w:type="dxa" w:w="140"/>
+              <w:bottom w:type="dxa" w:w="100"/>
+              <w:right w:type="dxa" w:w="140"/>
+            </w:tcMar>
+          </w:tcPr>
+          <w:p>
+            <w:pPr>
+              <w:spacing w:after="0"/>
+            </w:pPr>
+            <w:r>
+              <w:rPr>
+                <w:rFonts w:ascii="Consolas" w:cs="Consolas" w:eastAsia="Consolas" w:hAnsi="Consolas"/>
+                <w:sz w:val="18"/>
+                <w:szCs w:val="18"/>
+              </w:rPr>
+              <w:t xml:space="preserve">check_tcb.py fails on &lt;name of the check&gt;. Find the cause, fix the builder (not the check), rebuild and run the check again. Tell me what was wrong.</w:t>
+            </w:r>
+          </w:p>
+        </w:tc>
+      </w:tr>
+    </w:tbl>
+    <w:p>
+      <w:pPr>
+        <w:spacing w:after="80"/>
+      </w:pPr>
+    </w:p>
+    <w:p>
+      <w:pPr>
+        <w:spacing w:after="120"/>
+      </w:pPr>
+      <w:r>
+        <w:rPr>
+          <w:rFonts w:ascii="Arial" w:cs="Arial" w:eastAsia="Arial" w:hAnsi="Arial"/>
+          <w:sz w:val="21"/>
+          <w:szCs w:val="21"/>
+        </w:rPr>
+        <w:t xml:space="preserve">Before you save:</w:t>
+      </w:r>
+    </w:p>
+    <w:tbl>
+      <w:tblPr>
+        <w:tblW w:type="dxa" w:w="9360"/>
+        <w:tblBorders>
+          <w:top w:val="single" w:color="auto" w:sz="4"/>
+          <w:left w:val="single" w:color="auto" w:sz="4"/>
+          <w:bottom w:val="single" w:color="auto" w:sz="4"/>
+          <w:right w:val="single" w:color="auto" w:sz="4"/>
+          <w:insideH w:val="single" w:color="auto" w:sz="4"/>
+          <w:insideV w:val="single" w:color="auto" w:sz="4"/>
+        </w:tblBorders>
+      </w:tblPr>
+      <w:tblGrid>
+        <w:gridCol w:w="9360"/>
+      </w:tblGrid>
+      <w:tr>
+        <w:tc>
+          <w:tcPr>
+            <w:tcW w:type="dxa" w:w="9360"/>
+            <w:tcBorders>
+              <w:top w:val="single" w:color="BFBFBF" w:sz="6"/>
+              <w:left w:val="single" w:color="BFBFBF" w:sz="6"/>
+              <w:bottom w:val="single" w:color="BFBFBF" w:sz="6"/>
+              <w:right w:val="single" w:color="BFBFBF" w:sz="6"/>
+            </w:tcBorders>
+            <w:shd w:fill="F2F2F2" w:color="auto" w:val="clear"/>
+            <w:tcMar>
+              <w:top w:type="dxa" w:w="100"/>
+              <w:left w:type="dxa" w:w="140"/>
+              <w:bottom w:type="dxa" w:w="100"/>
+              <w:right w:type="dxa" w:w="140"/>
+            </w:tcMar>
+          </w:tcPr>
+          <w:p>
+            <w:pPr>
+              <w:spacing w:after="0"/>
+            </w:pPr>
+            <w:r>
+              <w:rPr>
+                <w:rFonts w:ascii="Consolas" w:cs="Consolas" w:eastAsia="Consolas" w:hAnsi="Consolas"/>
+                <w:sz w:val="18"/>
+                <w:szCs w:val="18"/>
+              </w:rPr>
+              <w:t xml:space="preserve">Show me the changes before you save them. List every file you changed and why.</w:t>
+            </w:r>
+          </w:p>
+        </w:tc>
+      </w:tr>
+    </w:tbl>
+    <w:p>
+      <w:pPr>
+        <w:spacing w:after="80"/>
+      </w:pPr>
+    </w:p>
+    <w:p>
+      <w:pPr>
+        <w:spacing w:after="120"/>
+      </w:pPr>
+      <w:r>
+        <w:rPr>
+          <w:rFonts w:ascii="Arial" w:cs="Arial" w:eastAsia="Arial" w:hAnsi="Arial"/>
+          <w:sz w:val="21"/>
+          <w:szCs w:val="21"/>
+        </w:rPr>
+        <w:t xml:space="preserve">When it found something you did not expect:</w:t>
+      </w:r>
+    </w:p>
+    <w:tbl>
+      <w:tblPr>
+        <w:tblW w:type="dxa" w:w="9360"/>
+        <w:tblBorders>
+          <w:top w:val="single" w:color="auto" w:sz="4"/>
+          <w:left w:val="single" w:color="auto" w:sz="4"/>
+          <w:bottom w:val="single" w:color="auto" w:sz="4"/>
+          <w:right w:val="single" w:color="auto" w:sz="4"/>
+          <w:insideH w:val="single" w:color="auto" w:sz="4"/>
+          <w:insideV w:val="single" w:color="auto" w:sz="4"/>
+        </w:tblBorders>
+      </w:tblPr>
+      <w:tblGrid>
+        <w:gridCol w:w="9360"/>
+      </w:tblGrid>
+      <w:tr>
+        <w:tc>
+          <w:tcPr>
+            <w:tcW w:type="dxa" w:w="9360"/>
+            <w:tcBorders>
+              <w:top w:val="single" w:color="BFBFBF" w:sz="6"/>
+              <w:left w:val="single" w:color="BFBFBF" w:sz="6"/>
+              <w:bottom w:val="single" w:color="BFBFBF" w:sz="6"/>
+              <w:right w:val="single" w:color="BFBFBF" w:sz="6"/>
+            </w:tcBorders>
+            <w:shd w:fill="F2F2F2" w:color="auto" w:val="clear"/>
+            <w:tcMar>
+              <w:top w:type="dxa" w:w="100"/>
+              <w:left w:type="dxa" w:w="140"/>
+              <w:bottom w:type="dxa" w:w="100"/>
+              <w:right w:type="dxa" w:w="140"/>
+            </w:tcMar>
+          </w:tcPr>
+          <w:p>
+            <w:pPr>
+              <w:spacing w:after="0"/>
+            </w:pPr>
+            <w:r>
+              <w:rPr>
+                <w:rFonts w:ascii="Consolas" w:cs="Consolas" w:eastAsia="Consolas" w:hAnsi="Consolas"/>
+                <w:sz w:val="18"/>
+                <w:szCs w:val="18"/>
+              </w:rPr>
+              <w:t xml:space="preserve">Is this a legacy bug or a legacy issue under NORMS.md section 0? Show me the legacy cells. If unsure, treat it as an issue, replicate it and register it.</w:t>
+            </w:r>
+          </w:p>
+        </w:tc>
+      </w:tr>
+    </w:tbl>
+    <w:p>
+      <w:pPr>
+        <w:spacing w:after="80"/>
+      </w:pPr>
+    </w:p>
+    <w:p>
+      <w:pPr>
+        <w:spacing w:after="120"/>
+      </w:pPr>
+      <w:r>
+        <w:rPr>
+          <w:rFonts w:ascii="Arial" w:cs="Arial" w:eastAsia="Arial" w:hAnsi="Arial"/>
+          <w:sz w:val="21"/>
+          <w:szCs w:val="21"/>
+        </w:rPr>
+        <w:t xml:space="preserve">Stop for the day, and resume later in a new session:</w:t>
+      </w:r>
+    </w:p>
+    <w:tbl>
+      <w:tblPr>
+        <w:tblW w:type="dxa" w:w="9360"/>
+        <w:tblBorders>
+          <w:top w:val="single" w:color="auto" w:sz="4"/>
+          <w:left w:val="single" w:color="auto" w:sz="4"/>
+          <w:bottom w:val="single" w:color="auto" w:sz="4"/>
+          <w:right w:val="single" w:color="auto" w:sz="4"/>
+          <w:insideH w:val="single" w:color="auto" w:sz="4"/>
+          <w:insideV w:val="single" w:color="auto" w:sz="4"/>
+        </w:tblBorders>
+      </w:tblPr>
+      <w:tblGrid>
+        <w:gridCol w:w="9360"/>
+      </w:tblGrid>
+      <w:tr>
+        <w:tc>
+          <w:tcPr>
+            <w:tcW w:type="dxa" w:w="9360"/>
+            <w:tcBorders>
+              <w:top w:val="single" w:color="BFBFBF" w:sz="6"/>
+              <w:left w:val="single" w:color="BFBFBF" w:sz="6"/>
+              <w:bottom w:val="single" w:color="BFBFBF" w:sz="6"/>
+              <w:right w:val="single" w:color="BFBFBF" w:sz="6"/>
+            </w:tcBorders>
+            <w:shd w:fill="F2F2F2" w:color="auto" w:val="clear"/>
+            <w:tcMar>
+              <w:top w:type="dxa" w:w="100"/>
+              <w:left w:type="dxa" w:w="140"/>
+              <w:bottom w:type="dxa" w:w="100"/>
+              <w:right w:type="dxa" w:w="140"/>
+            </w:tcMar>
+          </w:tcPr>
+          <w:p>
+            <w:pPr>
+              <w:spacing w:after="0"/>
+            </w:pPr>
+            <w:r>
+              <w:rPr>
+                <w:rFonts w:ascii="Consolas" w:cs="Consolas" w:eastAsia="Consolas" w:hAnsi="Consolas"/>
+                <w:sz w:val="18"/>
+                <w:szCs w:val="18"/>
+              </w:rPr>
+              <w:t xml:space="preserve">Stop here. Add the CAVEATS.md entry and the TODO items for what is left, and tell me which phase is next.</w:t>
+            </w:r>
+          </w:p>
+        </w:tc>
+      </w:tr>
+    </w:tbl>
+    <w:p>
+      <w:pPr>
+        <w:spacing w:after="80"/>
+      </w:pPr>
+    </w:p>
+    <w:tbl>
+      <w:tblPr>
+        <w:tblW w:type="dxa" w:w="9360"/>
+        <w:tblBorders>
+          <w:top w:val="single" w:color="auto" w:sz="4"/>
+          <w:left w:val="single" w:color="auto" w:sz="4"/>
+          <w:bottom w:val="single" w:color="auto" w:sz="4"/>
+          <w:right w:val="single" w:color="auto" w:sz="4"/>
+          <w:insideH w:val="single" w:color="auto" w:sz="4"/>
+          <w:insideV w:val="single" w:color="auto" w:sz="4"/>
+        </w:tblBorders>
+      </w:tblPr>
+      <w:tblGrid>
+        <w:gridCol w:w="9360"/>
+      </w:tblGrid>
+      <w:tr>
+        <w:tc>
+          <w:tcPr>
+            <w:tcW w:type="dxa" w:w="9360"/>
+            <w:tcBorders>
+              <w:top w:val="single" w:color="BFBFBF" w:sz="6"/>
+              <w:left w:val="single" w:color="BFBFBF" w:sz="6"/>
+              <w:bottom w:val="single" w:color="BFBFBF" w:sz="6"/>
+              <w:right w:val="single" w:color="BFBFBF" w:sz="6"/>
+            </w:tcBorders>
+            <w:shd w:fill="F2F2F2" w:color="auto" w:val="clear"/>
+            <w:tcMar>
+              <w:top w:type="dxa" w:w="100"/>
+              <w:left w:type="dxa" w:w="140"/>
+              <w:bottom w:type="dxa" w:w="100"/>
+              <w:right w:type="dxa" w:w="140"/>
+            </w:tcMar>
+          </w:tcPr>
+          <w:p>
+            <w:pPr>
+              <w:spacing w:after="0"/>
+            </w:pPr>
+            <w:r>
+              <w:rPr>
+                <w:rFonts w:ascii="Consolas" w:cs="Consolas" w:eastAsia="Consolas" w:hAnsi="Consolas"/>
+                <w:sz w:val="18"/>
+                <w:szCs w:val="18"/>
+              </w:rPr>
+              <w:t xml:space="preserve">@AGENTS.md @excel_ai/plans/prompts/TCB_module_prompt.md We are at phase &lt;n&gt;. Read the bottom of CAVEATS.md and the last report, then do phase &lt;n&gt; only and stop.</w:t>
+            </w:r>
+          </w:p>
+        </w:tc>
+      </w:tr>
+    </w:tbl>
+    <w:p>
+      <w:pPr>
+        <w:spacing w:after="80"/>
+      </w:pPr>
+    </w:p>
+    <w:p>
+      <w:pPr>
+        <w:spacing w:after="120"/>
+      </w:pPr>
+      <w:r>
+        <w:rPr>
+          <w:rFonts w:ascii="Arial" w:cs="Arial" w:eastAsia="Arial" w:hAnsi="Arial"/>
+          <w:sz w:val="21"/>
+          <w:szCs w:val="21"/>
+        </w:rPr>
+        <w:t xml:space="preserve">Then save to GitHub: close the workbooks and double-click </w:t>
+      </w:r>
+      <w:r>
+        <w:rPr>
+          <w:rFonts w:ascii="Consolas" w:cs="Consolas" w:eastAsia="Consolas" w:hAnsi="Consolas"/>
+          <w:sz w:val="19"/>
+          <w:szCs w:val="19"/>
+        </w:rPr>
+        <w:t xml:space="preserve">SyncRepo.bat</w:t>
+      </w:r>
+      <w:r>
+        <w:rPr>
+          <w:rFonts w:ascii="Arial" w:cs="Arial" w:eastAsia="Arial" w:hAnsi="Arial"/>
+          <w:sz w:val="21"/>
+          <w:szCs w:val="21"/>
+        </w:rPr>
+        <w:t xml:space="preserve"> in the repo folder.</w:t>
+      </w:r>
+    </w:p>
+    <w:p>
+      <w:pPr>
+        <w:pStyle w:val="Heading1"/>
+        <w:spacing w:after="120" w:before="280"/>
+      </w:pPr>
+      <w:r>
+        <w:rPr>
+          <w:rFonts w:ascii="Arial" w:cs="Arial" w:eastAsia="Arial" w:hAnsi="Arial"/>
+          <w:b/>
+          <w:bCs/>
+          <w:color w:val="00AE49"/>
+          <w:sz w:val="30"/>
+          <w:szCs w:val="30"/>
+        </w:rPr>
+        <w:t xml:space="preserve">2. What this does</w:t>
       </w:r>
     </w:p>
     <w:p>
@@ -637,7 +2019,7 @@
           <w:sz w:val="30"/>
           <w:szCs w:val="30"/>
         </w:rPr>
-        <w:t xml:space="preserve">2. Before you start</w:t>
+        <w:t xml:space="preserve">3. Before you start</w:t>
       </w:r>
     </w:p>
     <w:p>
@@ -721,7 +2103,7 @@
           <w:sz w:val="21"/>
           <w:szCs w:val="21"/>
         </w:rPr>
-        <w:t xml:space="preserve"> once before you start (section 4).</w:t>
+        <w:t xml:space="preserve"> once before you start (section 5).</w:t>
       </w:r>
     </w:p>
     <w:p>
@@ -755,7 +2137,7 @@
           <w:sz w:val="21"/>
           <w:szCs w:val="21"/>
         </w:rPr>
-        <w:t xml:space="preserve"> is in your checkout once the CPAT-AI branch that adds it is merged into main and you have synced; until then use Appendix A (the same text).</w:t>
+        <w:t xml:space="preserve"> is in your checkout after you sync (it is on main); if not, use Appendix A (the same text).</w:t>
       </w:r>
     </w:p>
     <w:p>
@@ -863,7 +2245,7 @@
           <w:sz w:val="30"/>
           <w:szCs w:val="30"/>
         </w:rPr>
-        <w:t xml:space="preserve">3. Step by step in GitHub Copilot (local mode)</w:t>
+        <w:t xml:space="preserve">4. Step by step in GitHub Copilot (local mode)</w:t>
       </w:r>
     </w:p>
     <w:p>
@@ -910,7 +2292,7 @@
           <w:sz w:val="21"/>
           <w:szCs w:val="21"/>
         </w:rPr>
-        <w:t xml:space="preserve">, where you can open it in Excel, and you save it to GitHub yourself at the end (section 4).</w:t>
+        <w:t xml:space="preserve">, where you can open it in Excel, and you save it to GitHub yourself at the end (section 5).</w:t>
       </w:r>
     </w:p>
     <w:p>
@@ -1499,7 +2881,7 @@
           <w:sz w:val="21"/>
           <w:szCs w:val="21"/>
         </w:rPr>
-        <w:t xml:space="preserve"> and in Appendix B.</w:t>
+        <w:t xml:space="preserve"> and in section 1.</w:t>
       </w:r>
     </w:p>
     <w:p>
@@ -2432,7 +3814,7 @@
           <w:sz w:val="21"/>
           <w:szCs w:val="21"/>
         </w:rPr>
-        <w:t xml:space="preserve">Appendix B</w:t>
+        <w:t xml:space="preserve">section 1</w:t>
       </w:r>
       <w:r>
         <w:rPr>
@@ -2583,7 +3965,7 @@
           <w:sz w:val="30"/>
           <w:szCs w:val="30"/>
         </w:rPr>
-        <w:t xml:space="preserve">4. When done: save to GitHub with SyncRepo.bat</w:t>
+        <w:t xml:space="preserve">5. When done: save to GitHub with SyncRepo.bat</w:t>
       </w:r>
     </w:p>
     <w:p>
@@ -3064,6 +4446,217 @@
       </w:r>
     </w:p>
     <w:p>
+      <w:pPr>
+        <w:pStyle w:val="Heading1"/>
+        <w:spacing w:after="120" w:before="280"/>
+      </w:pPr>
+      <w:r>
+        <w:rPr>
+          <w:rFonts w:ascii="Arial" w:cs="Arial" w:eastAsia="Arial" w:hAnsi="Arial"/>
+          <w:b/>
+          <w:bCs/>
+          <w:color w:val="00AE49"/>
+          <w:sz w:val="30"/>
+          <w:szCs w:val="30"/>
+        </w:rPr>
+        <w:t xml:space="preserve">6. The repo in brief (github.com/cpmodelai/cpat_ai)</w:t>
+      </w:r>
+    </w:p>
+    <w:p>
+      <w:pPr>
+        <w:spacing w:after="120"/>
+      </w:pPr>
+      <w:r>
+        <w:rPr>
+          <w:rFonts w:ascii="Arial" w:cs="Arial" w:eastAsia="Arial" w:hAnsi="Arial"/>
+          <w:sz w:val="21"/>
+          <w:szCs w:val="21"/>
+        </w:rPr>
+        <w:t xml:space="preserve">Four documents to know:</w:t>
+      </w:r>
+    </w:p>
+    <w:p>
+      <w:pPr>
+        <w:pStyle w:val="ListParagraph"/>
+        <w:numPr>
+          <w:ilvl w:val="0"/>
+          <w:numId w:val="2"/>
+        </w:numPr>
+        <w:spacing w:after="60"/>
+      </w:pPr>
+      <w:r>
+        <w:rPr>
+          <w:rFonts w:ascii="Consolas" w:cs="Consolas" w:eastAsia="Consolas" w:hAnsi="Consolas"/>
+          <w:sz w:val="19"/>
+          <w:szCs w:val="19"/>
+        </w:rPr>
+        <w:t xml:space="preserve">README.md</w:t>
+      </w:r>
+      <w:r>
+        <w:rPr>
+          <w:rFonts w:ascii="Arial" w:cs="Arial" w:eastAsia="Arial" w:hAnsi="Arial"/>
+          <w:sz w:val="21"/>
+          <w:szCs w:val="21"/>
+        </w:rPr>
+        <w:t xml:space="preserve">: start here; what is where and who reads what.</w:t>
+      </w:r>
+    </w:p>
+    <w:p>
+      <w:pPr>
+        <w:pStyle w:val="ListParagraph"/>
+        <w:numPr>
+          <w:ilvl w:val="0"/>
+          <w:numId w:val="2"/>
+        </w:numPr>
+        <w:spacing w:after="60"/>
+      </w:pPr>
+      <w:r>
+        <w:rPr>
+          <w:rFonts w:ascii="Consolas" w:cs="Consolas" w:eastAsia="Consolas" w:hAnsi="Consolas"/>
+          <w:sz w:val="19"/>
+          <w:szCs w:val="19"/>
+        </w:rPr>
+        <w:t xml:space="preserve">AGENTS.md</w:t>
+      </w:r>
+      <w:r>
+        <w:rPr>
+          <w:rFonts w:ascii="Arial" w:cs="Arial" w:eastAsia="Arial" w:hAnsi="Arial"/>
+          <w:sz w:val="21"/>
+          <w:szCs w:val="21"/>
+        </w:rPr>
+        <w:t xml:space="preserve">: the instructions every AI follows; attach it to every prompt.</w:t>
+      </w:r>
+    </w:p>
+    <w:p>
+      <w:pPr>
+        <w:pStyle w:val="ListParagraph"/>
+        <w:numPr>
+          <w:ilvl w:val="0"/>
+          <w:numId w:val="2"/>
+        </w:numPr>
+        <w:spacing w:after="60"/>
+      </w:pPr>
+      <w:r>
+        <w:rPr>
+          <w:rFonts w:ascii="Consolas" w:cs="Consolas" w:eastAsia="Consolas" w:hAnsi="Consolas"/>
+          <w:sz w:val="19"/>
+          <w:szCs w:val="19"/>
+        </w:rPr>
+        <w:t xml:space="preserve">NORMS.md</w:t>
+      </w:r>
+      <w:r>
+        <w:rPr>
+          <w:rFonts w:ascii="Arial" w:cs="Arial" w:eastAsia="Arial" w:hAnsi="Arial"/>
+          <w:sz w:val="21"/>
+          <w:szCs w:val="21"/>
+        </w:rPr>
+        <w:t xml:space="preserve">: the rules. Section 0: never replicate a legacy bug; always replicate a legacy issue, and register both. Section 9: how the modules work. Section 1: the column layout.</w:t>
+      </w:r>
+    </w:p>
+    <w:p>
+      <w:pPr>
+        <w:pStyle w:val="ListParagraph"/>
+        <w:numPr>
+          <w:ilvl w:val="0"/>
+          <w:numId w:val="2"/>
+        </w:numPr>
+        <w:spacing w:after="60"/>
+      </w:pPr>
+      <w:r>
+        <w:rPr>
+          <w:rFonts w:ascii="Consolas" w:cs="Consolas" w:eastAsia="Consolas" w:hAnsi="Consolas"/>
+          <w:sz w:val="19"/>
+          <w:szCs w:val="19"/>
+        </w:rPr>
+        <w:t xml:space="preserve">CAVEATS.md</w:t>
+      </w:r>
+      <w:r>
+        <w:rPr>
+          <w:rFonts w:ascii="Arial" w:cs="Arial" w:eastAsia="Arial" w:hAnsi="Arial"/>
+          <w:sz w:val="21"/>
+          <w:szCs w:val="21"/>
+        </w:rPr>
+        <w:t xml:space="preserve">: the log of every finished task (newest at the bottom); read it before building on earlier work.</w:t>
+      </w:r>
+    </w:p>
+    <w:p>
+      <w:pPr>
+        <w:spacing w:after="120"/>
+      </w:pPr>
+      <w:r>
+        <w:rPr>
+          <w:rFonts w:ascii="Arial" w:cs="Arial" w:eastAsia="Arial" w:hAnsi="Arial"/>
+          <w:sz w:val="21"/>
+          <w:szCs w:val="21"/>
+        </w:rPr>
+        <w:t xml:space="preserve">Also useful: </w:t>
+      </w:r>
+      <w:r>
+        <w:rPr>
+          <w:rFonts w:ascii="Consolas" w:cs="Consolas" w:eastAsia="Consolas" w:hAnsi="Consolas"/>
+          <w:sz w:val="19"/>
+          <w:szCs w:val="19"/>
+        </w:rPr>
+        <w:t xml:space="preserve">excel_ai/BUGS.md</w:t>
+      </w:r>
+      <w:r>
+        <w:rPr>
+          <w:rFonts w:ascii="Arial" w:cs="Arial" w:eastAsia="Arial" w:hAnsi="Arial"/>
+          <w:sz w:val="21"/>
+          <w:szCs w:val="21"/>
+        </w:rPr>
+        <w:t xml:space="preserve"> and </w:t>
+      </w:r>
+      <w:r>
+        <w:rPr>
+          <w:rFonts w:ascii="Consolas" w:cs="Consolas" w:eastAsia="Consolas" w:hAnsi="Consolas"/>
+          <w:sz w:val="19"/>
+          <w:szCs w:val="19"/>
+        </w:rPr>
+        <w:t xml:space="preserve">excel_ai/ISSUES.md</w:t>
+      </w:r>
+      <w:r>
+        <w:rPr>
+          <w:rFonts w:ascii="Arial" w:cs="Arial" w:eastAsia="Arial" w:hAnsi="Arial"/>
+          <w:sz w:val="21"/>
+          <w:szCs w:val="21"/>
+        </w:rPr>
+        <w:t xml:space="preserve"> (the legacy bugs and issues found so far), </w:t>
+      </w:r>
+      <w:r>
+        <w:rPr>
+          <w:rFonts w:ascii="Consolas" w:cs="Consolas" w:eastAsia="Consolas" w:hAnsi="Consolas"/>
+          <w:sz w:val="19"/>
+          <w:szCs w:val="19"/>
+        </w:rPr>
+        <w:t xml:space="preserve">HumanReadme-QuickStart.docx</w:t>
+      </w:r>
+      <w:r>
+        <w:rPr>
+          <w:rFonts w:ascii="Arial" w:cs="Arial" w:eastAsia="Arial" w:hAnsi="Arial"/>
+          <w:sz w:val="21"/>
+          <w:szCs w:val="21"/>
+        </w:rPr>
+        <w:t xml:space="preserve"> (a short orientation for people), </w:t>
+      </w:r>
+      <w:r>
+        <w:rPr>
+          <w:rFonts w:ascii="Consolas" w:cs="Consolas" w:eastAsia="Consolas" w:hAnsi="Consolas"/>
+          <w:sz w:val="19"/>
+          <w:szCs w:val="19"/>
+        </w:rPr>
+        <w:t xml:space="preserve">excel_ai/plans/prompts/</w:t>
+      </w:r>
+      <w:r>
+        <w:rPr>
+          <w:rFonts w:ascii="Arial" w:cs="Arial" w:eastAsia="Arial" w:hAnsi="Arial"/>
+          <w:sz w:val="21"/>
+          <w:szCs w:val="21"/>
+        </w:rPr>
+        <w:t xml:space="preserve"> (these prompts).</w:t>
+      </w:r>
+    </w:p>
+    <w:p>
       <w:r>
         <w:br w:type="page"/>
       </w:r>
@@ -3832,20 +5425,20 @@
           <w:sz w:val="30"/>
           <w:szCs w:val="30"/>
         </w:rPr>
-        <w:t xml:space="preserve">Appendix B. Starter and follow-up prompts</w:t>
-      </w:r>
-    </w:p>
-    <w:p>
-      <w:pPr>
-        <w:spacing w:after="120"/>
-      </w:pPr>
-      <w:r>
-        <w:rPr>
-          <w:rFonts w:ascii="Arial" w:cs="Arial" w:eastAsia="Arial" w:hAnsi="Arial"/>
-          <w:sz w:val="21"/>
-          <w:szCs w:val="21"/>
-        </w:rPr>
-        <w:t xml:space="preserve">The content of </w:t>
+        <w:t xml:space="preserve">Appendix B. Getting set up with AI in the Climate-Fiscal Team</w:t>
+      </w:r>
+    </w:p>
+    <w:p>
+      <w:pPr>
+        <w:spacing w:after="120"/>
+      </w:pPr>
+      <w:r>
+        <w:rPr>
+          <w:rFonts w:ascii="Arial" w:cs="Arial" w:eastAsia="Arial" w:hAnsi="Arial"/>
+          <w:sz w:val="21"/>
+          <w:szCs w:val="21"/>
+        </w:rPr>
+        <w:t xml:space="preserve">The text of the team's setup guide (</w:t>
       </w:r>
       <w:r>
         <w:rPr>
@@ -3853,28 +5446,15 @@
           <w:sz w:val="19"/>
           <w:szCs w:val="19"/>
         </w:rPr>
-        <w:t xml:space="preserve">excel_ai/plans/prompts/TCB_starter_prompts.md</w:t>
-      </w:r>
-      <w:r>
-        <w:rPr>
-          <w:rFonts w:ascii="Arial" w:cs="Arial" w:eastAsia="Arial" w:hAnsi="Arial"/>
-          <w:sz w:val="21"/>
-          <w:szCs w:val="21"/>
-        </w:rPr>
-        <w:t xml:space="preserve">. Type or paste one box at a time.</w:t>
-      </w:r>
-    </w:p>
-    <w:p>
-      <w:pPr>
-        <w:spacing w:after="120"/>
-      </w:pPr>
-      <w:r>
-        <w:rPr>
-          <w:rFonts w:ascii="Arial" w:cs="Arial" w:eastAsia="Arial" w:hAnsi="Arial"/>
-          <w:sz w:val="21"/>
-          <w:szCs w:val="21"/>
-        </w:rPr>
-        <w:t xml:space="preserve">Short prompts to type into GitHub Copilot (Current checkout, Claude Opus, Interactive). The long instructions are in </w:t>
+        <w:t xml:space="preserve">other/SetupGuide.docx</w:t>
+      </w:r>
+      <w:r>
+        <w:rPr>
+          <w:rFonts w:ascii="Arial" w:cs="Arial" w:eastAsia="Arial" w:hAnsi="Arial"/>
+          <w:sz w:val="21"/>
+          <w:szCs w:val="21"/>
+        </w:rPr>
+        <w:t xml:space="preserve">; written to </w:t>
       </w:r>
       <w:r>
         <w:rPr>
@@ -3882,44 +5462,15 @@
           <w:sz w:val="19"/>
           <w:szCs w:val="19"/>
         </w:rPr>
-        <w:t xml:space="preserve">TCB_module_prompt.md</w:t>
-      </w:r>
-      <w:r>
-        <w:rPr>
-          <w:rFonts w:ascii="Arial" w:cs="Arial" w:eastAsia="Arial" w:hAnsi="Arial"/>
-          <w:sz w:val="21"/>
-          <w:szCs w:val="21"/>
-        </w:rPr>
-        <w:t xml:space="preserve">; Copilot reads them from the repo, so you never paste them. Send one prompt, read the report, then send the next.</w:t>
-      </w:r>
-    </w:p>
-    <w:p>
-      <w:pPr>
-        <w:pStyle w:val="Heading2"/>
-        <w:spacing w:after="100" w:before="200"/>
-      </w:pPr>
-      <w:r>
-        <w:rPr>
-          <w:rFonts w:ascii="Arial" w:cs="Arial" w:eastAsia="Arial" w:hAnsi="Arial"/>
-          <w:b/>
-          <w:bCs/>
-          <w:sz w:val="24"/>
-          <w:szCs w:val="24"/>
-        </w:rPr>
-        <w:t xml:space="preserve">Starter (new session)</w:t>
-      </w:r>
-    </w:p>
-    <w:p>
-      <w:pPr>
-        <w:spacing w:after="120"/>
-      </w:pPr>
-      <w:r>
-        <w:rPr>
-          <w:rFonts w:ascii="Arial" w:cs="Arial" w:eastAsia="Arial" w:hAnsi="Arial"/>
-          <w:sz w:val="21"/>
-          <w:szCs w:val="21"/>
-        </w:rPr>
-        <w:t xml:space="preserve">Type </w:t>
+        <w:t xml:space="preserve">setup_guide.md</w:t>
+      </w:r>
+      <w:r>
+        <w:rPr>
+          <w:rFonts w:ascii="Arial" w:cs="Arial" w:eastAsia="Arial" w:hAnsi="Arial"/>
+          <w:sz w:val="21"/>
+          <w:szCs w:val="21"/>
+        </w:rPr>
+        <w:t xml:space="preserve"> by </w:t>
       </w:r>
       <w:r>
         <w:rPr>
@@ -3927,130 +5478,38 @@
           <w:sz w:val="19"/>
           <w:szCs w:val="19"/>
         </w:rPr>
-        <w:t xml:space="preserve">@</w:t>
-      </w:r>
-      <w:r>
-        <w:rPr>
-          <w:rFonts w:ascii="Arial" w:cs="Arial" w:eastAsia="Arial" w:hAnsi="Arial"/>
-          <w:sz w:val="21"/>
-          <w:szCs w:val="21"/>
-        </w:rPr>
-        <w:t xml:space="preserve"> to attach the two files, then:</w:t>
-      </w:r>
-    </w:p>
-    <w:tbl>
-      <w:tblPr>
-        <w:tblW w:type="dxa" w:w="9360"/>
-        <w:tblBorders>
-          <w:top w:val="single" w:color="auto" w:sz="4"/>
-          <w:left w:val="single" w:color="auto" w:sz="4"/>
-          <w:bottom w:val="single" w:color="auto" w:sz="4"/>
-          <w:right w:val="single" w:color="auto" w:sz="4"/>
-          <w:insideH w:val="single" w:color="auto" w:sz="4"/>
-          <w:insideV w:val="single" w:color="auto" w:sz="4"/>
-        </w:tblBorders>
-      </w:tblPr>
-      <w:tblGrid>
-        <w:gridCol w:w="9360"/>
-      </w:tblGrid>
-      <w:tr>
-        <w:tc>
-          <w:tcPr>
-            <w:tcW w:type="dxa" w:w="9360"/>
-            <w:tcBorders>
-              <w:top w:val="single" w:color="BFBFBF" w:sz="6"/>
-              <w:left w:val="single" w:color="BFBFBF" w:sz="6"/>
-              <w:bottom w:val="single" w:color="BFBFBF" w:sz="6"/>
-              <w:right w:val="single" w:color="BFBFBF" w:sz="6"/>
-            </w:tcBorders>
-            <w:shd w:fill="F2F2F2" w:color="auto" w:val="clear"/>
-            <w:tcMar>
-              <w:top w:type="dxa" w:w="100"/>
-              <w:left w:type="dxa" w:w="140"/>
-              <w:bottom w:type="dxa" w:w="100"/>
-              <w:right w:type="dxa" w:w="140"/>
-            </w:tcMar>
-          </w:tcPr>
-          <w:p>
-            <w:pPr>
-              <w:spacing w:after="0"/>
-            </w:pPr>
-            <w:r>
-              <w:rPr>
-                <w:rFonts w:ascii="Consolas" w:cs="Consolas" w:eastAsia="Consolas" w:hAnsi="Consolas"/>
-                <w:sz w:val="18"/>
-                <w:szCs w:val="18"/>
-              </w:rPr>
-              <w:t xml:space="preserve">@AGENTS.md @excel_ai/plans/prompts/TCB_module_prompt.md Follow these files. Do phase 0 only, then stop and report.</w:t>
-            </w:r>
-          </w:p>
-        </w:tc>
-      </w:tr>
-    </w:tbl>
-    <w:p>
-      <w:pPr>
-        <w:spacing w:after="80"/>
-      </w:pPr>
-    </w:p>
-    <w:p>
-      <w:pPr>
-        <w:spacing w:after="120"/>
-      </w:pPr>
-      <w:r>
-        <w:rPr>
-          <w:rFonts w:ascii="Arial" w:cs="Arial" w:eastAsia="Arial" w:hAnsi="Arial"/>
-          <w:sz w:val="21"/>
-          <w:szCs w:val="21"/>
-        </w:rPr>
-        <w:t xml:space="preserve">If </w:t>
-      </w:r>
-      <w:r>
-        <w:rPr>
-          <w:rFonts w:ascii="Consolas" w:cs="Consolas" w:eastAsia="Consolas" w:hAnsi="Consolas"/>
-          <w:sz w:val="19"/>
-          <w:szCs w:val="19"/>
-        </w:rPr>
-        <w:t xml:space="preserve">excel_ai/plans/prompts/</w:t>
-      </w:r>
-      <w:r>
-        <w:rPr>
-          <w:rFonts w:ascii="Arial" w:cs="Arial" w:eastAsia="Arial" w:hAnsi="Arial"/>
-          <w:sz w:val="21"/>
-          <w:szCs w:val="21"/>
-        </w:rPr>
-        <w:t xml:space="preserve"> is not in your checkout, double-click </w:t>
-      </w:r>
-      <w:r>
-        <w:rPr>
-          <w:rFonts w:ascii="Consolas" w:cs="Consolas" w:eastAsia="Consolas" w:hAnsi="Consolas"/>
-          <w:sz w:val="19"/>
-          <w:szCs w:val="19"/>
-        </w:rPr>
-        <w:t xml:space="preserve">SyncRepo.bat</w:t>
-      </w:r>
-      <w:r>
-        <w:rPr>
-          <w:rFonts w:ascii="Arial" w:cs="Arial" w:eastAsia="Arial" w:hAnsi="Arial"/>
-          <w:sz w:val="21"/>
-          <w:szCs w:val="21"/>
-        </w:rPr>
-        <w:t xml:space="preserve"> first; if it is still missing, paste the whole of </w:t>
-      </w:r>
-      <w:r>
-        <w:rPr>
-          <w:rFonts w:ascii="Consolas" w:cs="Consolas" w:eastAsia="Consolas" w:hAnsi="Consolas"/>
-          <w:sz w:val="19"/>
-          <w:szCs w:val="19"/>
-        </w:rPr>
-        <w:t xml:space="preserve">TCB_module_prompt.md</w:t>
-      </w:r>
-      <w:r>
-        <w:rPr>
-          <w:rFonts w:ascii="Arial" w:cs="Arial" w:eastAsia="Arial" w:hAnsi="Arial"/>
-          <w:sz w:val="21"/>
-          <w:szCs w:val="21"/>
-        </w:rPr>
-        <w:t xml:space="preserve"> instead (Appendix A of the Word guide).</w:t>
+        <w:t xml:space="preserve">make_quick_guides.py</w:t>
+      </w:r>
+      <w:r>
+        <w:rPr>
+          <w:rFonts w:ascii="Arial" w:cs="Arial" w:eastAsia="Arial" w:hAnsi="Arial"/>
+          <w:sz w:val="21"/>
+          <w:szCs w:val="21"/>
+        </w:rPr>
+        <w:t xml:space="preserve">).</w:t>
+      </w:r>
+    </w:p>
+    <w:p>
+      <w:pPr>
+        <w:spacing w:after="120"/>
+      </w:pPr>
+      <w:r>
+        <w:rPr>
+          <w:rFonts w:ascii="Arial" w:cs="Arial" w:eastAsia="Arial" w:hAnsi="Arial"/>
+          <w:b/>
+          <w:bCs/>
+          <w:sz w:val="21"/>
+          <w:szCs w:val="21"/>
+        </w:rPr>
+        <w:t xml:space="preserve">This guide has four parts.</w:t>
+      </w:r>
+      <w:r>
+        <w:rPr>
+          <w:rFonts w:ascii="Arial" w:cs="Arial" w:eastAsia="Arial" w:hAnsi="Arial"/>
+          <w:sz w:val="21"/>
+          <w:szCs w:val="21"/>
+        </w:rPr>
+        <w:t xml:space="preserve"> Part 1, Setup: new users, once. Part 2, Update: if you set up before the repos moved to github.com/cpmodelai, once. Part 3, Tools: how to use the three tools. Part 4, Git in brief: what git does and how to fix a clash.</w:t>
       </w:r>
     </w:p>
     <w:p>
@@ -4066,356 +5525,296 @@
           <w:sz w:val="24"/>
           <w:szCs w:val="24"/>
         </w:rPr>
-        <w:t xml:space="preserve">Starter queries</w:t>
-      </w:r>
-    </w:p>
-    <w:p>
-      <w:pPr>
-        <w:spacing w:after="120"/>
-      </w:pPr>
-      <w:r>
-        <w:rPr>
-          <w:rFonts w:ascii="Arial" w:cs="Arial" w:eastAsia="Arial" w:hAnsi="Arial"/>
-          <w:sz w:val="21"/>
-          <w:szCs w:val="21"/>
-        </w:rPr>
-        <w:t xml:space="preserve">One at a time, after the starter (or in a new session with the two files attached):</w:t>
-      </w:r>
-    </w:p>
-    <w:p>
-      <w:pPr>
-        <w:spacing w:after="120"/>
-      </w:pPr>
-      <w:r>
-        <w:rPr>
-          <w:rFonts w:ascii="Arial" w:cs="Arial" w:eastAsia="Arial" w:hAnsi="Arial"/>
-          <w:sz w:val="21"/>
-          <w:szCs w:val="21"/>
-        </w:rPr>
-        <w:t xml:space="preserve">- Build it, starting from what already exists</w:t>
-      </w:r>
-    </w:p>
-    <w:tbl>
-      <w:tblPr>
-        <w:tblW w:type="dxa" w:w="9360"/>
-        <w:tblBorders>
-          <w:top w:val="single" w:color="auto" w:sz="4"/>
-          <w:left w:val="single" w:color="auto" w:sz="4"/>
-          <w:bottom w:val="single" w:color="auto" w:sz="4"/>
-          <w:right w:val="single" w:color="auto" w:sz="4"/>
-          <w:insideH w:val="single" w:color="auto" w:sz="4"/>
-          <w:insideV w:val="single" w:color="auto" w:sz="4"/>
-        </w:tblBorders>
-      </w:tblPr>
-      <w:tblGrid>
-        <w:gridCol w:w="9360"/>
-      </w:tblGrid>
-      <w:tr>
-        <w:tc>
-          <w:tcPr>
-            <w:tcW w:type="dxa" w:w="9360"/>
-            <w:tcBorders>
-              <w:top w:val="single" w:color="BFBFBF" w:sz="6"/>
-              <w:left w:val="single" w:color="BFBFBF" w:sz="6"/>
-              <w:bottom w:val="single" w:color="BFBFBF" w:sz="6"/>
-              <w:right w:val="single" w:color="BFBFBF" w:sz="6"/>
-            </w:tcBorders>
-            <w:shd w:fill="F2F2F2" w:color="auto" w:val="clear"/>
-            <w:tcMar>
-              <w:top w:type="dxa" w:w="100"/>
-              <w:left w:type="dxa" w:w="140"/>
-              <w:bottom w:type="dxa" w:w="100"/>
-              <w:right w:type="dxa" w:w="140"/>
-            </w:tcMar>
-          </w:tcPr>
-          <w:p>
-            <w:pPr>
-              <w:spacing w:after="0"/>
-            </w:pPr>
-            <w:r>
-              <w:rPr>
-                <w:rFonts w:ascii="Consolas" w:cs="Consolas" w:eastAsia="Consolas" w:hAnsi="Consolas"/>
-                <w:sz w:val="18"/>
-                <w:szCs w:val="18"/>
-              </w:rPr>
-              <w:t xml:space="preserve">@AGENTS.md @excel_ai/plans/prompts/TCB_module_prompt.md Build the module, starting from what already exists: the plan `excel_ai/plans/Transport_cobenefits.md`, the legacy extracts in `data/mvp_legacy_extracts/`, `transport_model_ref.py`, the typed values of Mitigation's tab FromTransportCB and the distribution module's patterns. Do phase 0 only, then stop and report.</w:t>
-            </w:r>
-          </w:p>
-        </w:tc>
-      </w:tr>
-    </w:tbl>
-    <w:p>
-      <w:pPr>
-        <w:spacing w:after="80"/>
-      </w:pPr>
-    </w:p>
-    <w:p>
-      <w:pPr>
-        <w:spacing w:after="120"/>
-      </w:pPr>
-      <w:r>
-        <w:rPr>
-          <w:rFonts w:ascii="Arial" w:cs="Arial" w:eastAsia="Arial" w:hAnsi="Arial"/>
-          <w:sz w:val="21"/>
-          <w:szCs w:val="21"/>
-        </w:rPr>
-        <w:t xml:space="preserve">- Check it against legacy outputs</w:t>
-      </w:r>
-    </w:p>
-    <w:tbl>
-      <w:tblPr>
-        <w:tblW w:type="dxa" w:w="9360"/>
-        <w:tblBorders>
-          <w:top w:val="single" w:color="auto" w:sz="4"/>
-          <w:left w:val="single" w:color="auto" w:sz="4"/>
-          <w:bottom w:val="single" w:color="auto" w:sz="4"/>
-          <w:right w:val="single" w:color="auto" w:sz="4"/>
-          <w:insideH w:val="single" w:color="auto" w:sz="4"/>
-          <w:insideV w:val="single" w:color="auto" w:sz="4"/>
-        </w:tblBorders>
-      </w:tblPr>
-      <w:tblGrid>
-        <w:gridCol w:w="9360"/>
-      </w:tblGrid>
-      <w:tr>
-        <w:tc>
-          <w:tcPr>
-            <w:tcW w:type="dxa" w:w="9360"/>
-            <w:tcBorders>
-              <w:top w:val="single" w:color="BFBFBF" w:sz="6"/>
-              <w:left w:val="single" w:color="BFBFBF" w:sz="6"/>
-              <w:bottom w:val="single" w:color="BFBFBF" w:sz="6"/>
-              <w:right w:val="single" w:color="BFBFBF" w:sz="6"/>
-            </w:tcBorders>
-            <w:shd w:fill="F2F2F2" w:color="auto" w:val="clear"/>
-            <w:tcMar>
-              <w:top w:type="dxa" w:w="100"/>
-              <w:left w:type="dxa" w:w="140"/>
-              <w:bottom w:type="dxa" w:w="100"/>
-              <w:right w:type="dxa" w:w="140"/>
-            </w:tcMar>
-          </w:tcPr>
-          <w:p>
-            <w:pPr>
-              <w:spacing w:after="0"/>
-            </w:pPr>
-            <w:r>
-              <w:rPr>
-                <w:rFonts w:ascii="Consolas" w:cs="Consolas" w:eastAsia="Consolas" w:hAnsi="Consolas"/>
-                <w:sz w:val="18"/>
-                <w:szCs w:val="18"/>
-              </w:rPr>
-              <w:t xml:space="preserve">Check it against legacy outputs: compare the transport co-benefits module's results for Egypt with legacy 465's cached values, year by year, both scenarios. List every difference above 0.1% with its cause: a registered bug fix, a replicated issue, or unexplained (then find the cause).</w:t>
-            </w:r>
-          </w:p>
-        </w:tc>
-      </w:tr>
-    </w:tbl>
-    <w:p>
-      <w:pPr>
-        <w:spacing w:after="80"/>
-      </w:pPr>
-    </w:p>
-    <w:p>
-      <w:pPr>
-        <w:spacing w:after="120"/>
-      </w:pPr>
-      <w:r>
-        <w:rPr>
-          <w:rFonts w:ascii="Arial" w:cs="Arial" w:eastAsia="Arial" w:hAnsi="Arial"/>
-          <w:sz w:val="21"/>
-          <w:szCs w:val="21"/>
-        </w:rPr>
-        <w:t xml:space="preserve">- Produce a short PowerPoint, following the norms of the other documents</w:t>
-      </w:r>
-    </w:p>
-    <w:tbl>
-      <w:tblPr>
-        <w:tblW w:type="dxa" w:w="9360"/>
-        <w:tblBorders>
-          <w:top w:val="single" w:color="auto" w:sz="4"/>
-          <w:left w:val="single" w:color="auto" w:sz="4"/>
-          <w:bottom w:val="single" w:color="auto" w:sz="4"/>
-          <w:right w:val="single" w:color="auto" w:sz="4"/>
-          <w:insideH w:val="single" w:color="auto" w:sz="4"/>
-          <w:insideV w:val="single" w:color="auto" w:sz="4"/>
-        </w:tblBorders>
-      </w:tblPr>
-      <w:tblGrid>
-        <w:gridCol w:w="9360"/>
-      </w:tblGrid>
-      <w:tr>
-        <w:tc>
-          <w:tcPr>
-            <w:tcW w:type="dxa" w:w="9360"/>
-            <w:tcBorders>
-              <w:top w:val="single" w:color="BFBFBF" w:sz="6"/>
-              <w:left w:val="single" w:color="BFBFBF" w:sz="6"/>
-              <w:bottom w:val="single" w:color="BFBFBF" w:sz="6"/>
-              <w:right w:val="single" w:color="BFBFBF" w:sz="6"/>
-            </w:tcBorders>
-            <w:shd w:fill="F2F2F2" w:color="auto" w:val="clear"/>
-            <w:tcMar>
-              <w:top w:type="dxa" w:w="100"/>
-              <w:left w:type="dxa" w:w="140"/>
-              <w:bottom w:type="dxa" w:w="100"/>
-              <w:right w:type="dxa" w:w="140"/>
-            </w:tcMar>
-          </w:tcPr>
-          <w:p>
-            <w:pPr>
-              <w:spacing w:after="0"/>
-            </w:pPr>
-            <w:r>
-              <w:rPr>
-                <w:rFonts w:ascii="Consolas" w:cs="Consolas" w:eastAsia="Consolas" w:hAnsi="Consolas"/>
-                <w:sz w:val="18"/>
-                <w:szCs w:val="18"/>
-              </w:rPr>
-              <w:t xml:space="preserve">Produce a short PowerPoint (about 6 slides) on the transport co-benefits module: what it does, how it links to the other modules, the results for Egypt against legacy, the bugs fixed and issues replicated (codes), open decisions. Follow the norms of the other documents: the CPAT-AI Overview deck (`excel_ai/CPAT-AI_Overview_v&lt;version&gt;.pptx`, builder `excel_ai/mitigation/presentation/build_deck.js`), counts taken from the register, `NORMS.md` 5. Save it as `excel_ai/CPAT-AI_TransportCobenefits_Overview_v&lt;version&gt;.pptx`.</w:t>
-            </w:r>
-          </w:p>
-        </w:tc>
-      </w:tr>
-    </w:tbl>
-    <w:p>
-      <w:pPr>
-        <w:spacing w:after="80"/>
-      </w:pPr>
-    </w:p>
-    <w:p>
-      <w:pPr>
-        <w:spacing w:after="120"/>
-      </w:pPr>
-      <w:r>
-        <w:rPr>
-          <w:rFonts w:ascii="Arial" w:cs="Arial" w:eastAsia="Arial" w:hAnsi="Arial"/>
-          <w:sz w:val="21"/>
-          <w:szCs w:val="21"/>
-        </w:rPr>
-        <w:t xml:space="preserve">- Check that every bug found is in the registers</w:t>
-      </w:r>
-    </w:p>
-    <w:tbl>
-      <w:tblPr>
-        <w:tblW w:type="dxa" w:w="9360"/>
-        <w:tblBorders>
-          <w:top w:val="single" w:color="auto" w:sz="4"/>
-          <w:left w:val="single" w:color="auto" w:sz="4"/>
-          <w:bottom w:val="single" w:color="auto" w:sz="4"/>
-          <w:right w:val="single" w:color="auto" w:sz="4"/>
-          <w:insideH w:val="single" w:color="auto" w:sz="4"/>
-          <w:insideV w:val="single" w:color="auto" w:sz="4"/>
-        </w:tblBorders>
-      </w:tblPr>
-      <w:tblGrid>
-        <w:gridCol w:w="9360"/>
-      </w:tblGrid>
-      <w:tr>
-        <w:tc>
-          <w:tcPr>
-            <w:tcW w:type="dxa" w:w="9360"/>
-            <w:tcBorders>
-              <w:top w:val="single" w:color="BFBFBF" w:sz="6"/>
-              <w:left w:val="single" w:color="BFBFBF" w:sz="6"/>
-              <w:bottom w:val="single" w:color="BFBFBF" w:sz="6"/>
-              <w:right w:val="single" w:color="BFBFBF" w:sz="6"/>
-            </w:tcBorders>
-            <w:shd w:fill="F2F2F2" w:color="auto" w:val="clear"/>
-            <w:tcMar>
-              <w:top w:type="dxa" w:w="100"/>
-              <w:left w:type="dxa" w:w="140"/>
-              <w:bottom w:type="dxa" w:w="100"/>
-              <w:right w:type="dxa" w:w="140"/>
-            </w:tcMar>
-          </w:tcPr>
-          <w:p>
-            <w:pPr>
-              <w:spacing w:after="0"/>
-            </w:pPr>
-            <w:r>
-              <w:rPr>
-                <w:rFonts w:ascii="Consolas" w:cs="Consolas" w:eastAsia="Consolas" w:hAnsi="Consolas"/>
-                <w:sz w:val="18"/>
-                <w:szCs w:val="18"/>
-              </w:rPr>
-              <w:t xml:space="preserve">Check that every bug and issue you found is in the register (`excel_ai/mitigation/issues_register.py`, `make_legacy_fixes.py`), with its code, legacy cells and cross-references; regenerate `excel_ai/BUGS.md`, `excel_ai/ISSUES.md` and the tracker, and list what you added.</w:t>
-            </w:r>
-          </w:p>
-        </w:tc>
-      </w:tr>
-    </w:tbl>
-    <w:p>
-      <w:pPr>
-        <w:spacing w:after="80"/>
-      </w:pPr>
-    </w:p>
-    <w:p>
-      <w:pPr>
-        <w:spacing w:after="120"/>
-      </w:pPr>
-      <w:r>
-        <w:rPr>
-          <w:rFonts w:ascii="Arial" w:cs="Arial" w:eastAsia="Arial" w:hAnsi="Arial"/>
-          <w:sz w:val="21"/>
-          <w:szCs w:val="21"/>
-        </w:rPr>
-        <w:t xml:space="preserve">- Adjust what you do not like or what is missing</w:t>
-      </w:r>
-    </w:p>
-    <w:tbl>
-      <w:tblPr>
-        <w:tblW w:type="dxa" w:w="9360"/>
-        <w:tblBorders>
-          <w:top w:val="single" w:color="auto" w:sz="4"/>
-          <w:left w:val="single" w:color="auto" w:sz="4"/>
-          <w:bottom w:val="single" w:color="auto" w:sz="4"/>
-          <w:right w:val="single" w:color="auto" w:sz="4"/>
-          <w:insideH w:val="single" w:color="auto" w:sz="4"/>
-          <w:insideV w:val="single" w:color="auto" w:sz="4"/>
-        </w:tblBorders>
-      </w:tblPr>
-      <w:tblGrid>
-        <w:gridCol w:w="9360"/>
-      </w:tblGrid>
-      <w:tr>
-        <w:tc>
-          <w:tcPr>
-            <w:tcW w:type="dxa" w:w="9360"/>
-            <w:tcBorders>
-              <w:top w:val="single" w:color="BFBFBF" w:sz="6"/>
-              <w:left w:val="single" w:color="BFBFBF" w:sz="6"/>
-              <w:bottom w:val="single" w:color="BFBFBF" w:sz="6"/>
-              <w:right w:val="single" w:color="BFBFBF" w:sz="6"/>
-            </w:tcBorders>
-            <w:shd w:fill="F2F2F2" w:color="auto" w:val="clear"/>
-            <w:tcMar>
-              <w:top w:type="dxa" w:w="100"/>
-              <w:left w:type="dxa" w:w="140"/>
-              <w:bottom w:type="dxa" w:w="100"/>
-              <w:right w:type="dxa" w:w="140"/>
-            </w:tcMar>
-          </w:tcPr>
-          <w:p>
-            <w:pPr>
-              <w:spacing w:after="0"/>
-            </w:pPr>
-            <w:r>
-              <w:rPr>
-                <w:rFonts w:ascii="Consolas" w:cs="Consolas" w:eastAsia="Consolas" w:hAnsi="Consolas"/>
-                <w:sz w:val="18"/>
-                <w:szCs w:val="18"/>
-              </w:rPr>
-              <w:t xml:space="preserve">I found I don't like format (x) / you are lacking output (y): please adjust. Change the builder, not the built workbook; rebuild, rerun the check and show me the result.</w:t>
-            </w:r>
-          </w:p>
-        </w:tc>
-      </w:tr>
-    </w:tbl>
-    <w:p>
-      <w:pPr>
-        <w:spacing w:after="80"/>
-      </w:pPr>
+        <w:t xml:space="preserve">Part 1. Setup (new users)</w:t>
+      </w:r>
+    </w:p>
+    <w:p>
+      <w:pPr>
+        <w:spacing w:after="120"/>
+      </w:pPr>
+      <w:r>
+        <w:rPr>
+          <w:rFonts w:ascii="Arial" w:cs="Arial" w:eastAsia="Arial" w:hAnsi="Arial"/>
+          <w:b/>
+          <w:bCs/>
+          <w:sz w:val="21"/>
+          <w:szCs w:val="21"/>
+        </w:rPr>
+        <w:t xml:space="preserve">Action A:</w:t>
+      </w:r>
+      <w:r>
+        <w:rPr>
+          <w:rFonts w:ascii="Arial" w:cs="Arial" w:eastAsia="Arial" w:hAnsi="Arial"/>
+          <w:sz w:val="21"/>
+          <w:szCs w:val="21"/>
+        </w:rPr>
+        <w:t xml:space="preserve"> Please create a GitHub ID (using a work or personal email address).</w:t>
+      </w:r>
+    </w:p>
+    <w:p>
+      <w:pPr>
+        <w:spacing w:after="120"/>
+      </w:pPr>
+      <w:r>
+        <w:rPr>
+          <w:rFonts w:ascii="Arial" w:cs="Arial" w:eastAsia="Arial" w:hAnsi="Arial"/>
+          <w:sz w:val="21"/>
+          <w:szCs w:val="21"/>
+        </w:rPr>
+        <w:t xml:space="preserve">1.  Go to https://github.com and click </w:t>
+      </w:r>
+      <w:r>
+        <w:rPr>
+          <w:rFonts w:ascii="Arial" w:cs="Arial" w:eastAsia="Arial" w:hAnsi="Arial"/>
+          <w:b/>
+          <w:bCs/>
+          <w:sz w:val="21"/>
+          <w:szCs w:val="21"/>
+        </w:rPr>
+        <w:t xml:space="preserve">Sign up</w:t>
+      </w:r>
+      <w:r>
+        <w:rPr>
+          <w:rFonts w:ascii="Arial" w:cs="Arial" w:eastAsia="Arial" w:hAnsi="Arial"/>
+          <w:sz w:val="21"/>
+          <w:szCs w:val="21"/>
+        </w:rPr>
+        <w:t xml:space="preserve">.</w:t>
+      </w:r>
+    </w:p>
+    <w:p>
+      <w:pPr>
+        <w:spacing w:after="120"/>
+      </w:pPr>
+      <w:r>
+        <w:rPr>
+          <w:rFonts w:ascii="Arial" w:cs="Arial" w:eastAsia="Arial" w:hAnsi="Arial"/>
+          <w:sz w:val="21"/>
+          <w:szCs w:val="21"/>
+        </w:rPr>
+        <w:t xml:space="preserve">2.  Enter your email address and a password.</w:t>
+      </w:r>
+    </w:p>
+    <w:p>
+      <w:pPr>
+        <w:spacing w:after="120"/>
+      </w:pPr>
+      <w:r>
+        <w:rPr>
+          <w:rFonts w:ascii="Arial" w:cs="Arial" w:eastAsia="Arial" w:hAnsi="Arial"/>
+          <w:sz w:val="21"/>
+          <w:szCs w:val="21"/>
+        </w:rPr>
+        <w:t xml:space="preserve">3.  Type the username you want. GitHub will tell you right away if it’s taken.</w:t>
+      </w:r>
+    </w:p>
+    <w:p>
+      <w:pPr>
+        <w:spacing w:after="120"/>
+      </w:pPr>
+      <w:r>
+        <w:rPr>
+          <w:rFonts w:ascii="Arial" w:cs="Arial" w:eastAsia="Arial" w:hAnsi="Arial"/>
+          <w:sz w:val="21"/>
+          <w:szCs w:val="21"/>
+        </w:rPr>
+        <w:t xml:space="preserve">4.  Complete the verification puzzle, then enter the code GitHub emails you.</w:t>
+      </w:r>
+    </w:p>
+    <w:p>
+      <w:pPr>
+        <w:spacing w:after="120"/>
+      </w:pPr>
+      <w:r>
+        <w:rPr>
+          <w:rFonts w:ascii="Arial" w:cs="Arial" w:eastAsia="Arial" w:hAnsi="Arial"/>
+          <w:b/>
+          <w:bCs/>
+          <w:sz w:val="21"/>
+          <w:szCs w:val="21"/>
+        </w:rPr>
+        <w:t xml:space="preserve">Action B:</w:t>
+      </w:r>
+      <w:r>
+        <w:rPr>
+          <w:rFonts w:ascii="Arial" w:cs="Arial" w:eastAsia="Arial" w:hAnsi="Arial"/>
+          <w:sz w:val="21"/>
+          <w:szCs w:val="21"/>
+        </w:rPr>
+        <w:t xml:space="preserve"> Please get </w:t>
+      </w:r>
+      <w:r>
+        <w:rPr>
+          <w:rFonts w:ascii="Arial" w:cs="Arial" w:eastAsia="Arial" w:hAnsi="Arial"/>
+          <w:b/>
+          <w:bCs/>
+          <w:sz w:val="21"/>
+          <w:szCs w:val="21"/>
+        </w:rPr>
+        <w:t xml:space="preserve">Git for Windows</w:t>
+      </w:r>
+      <w:r>
+        <w:rPr>
+          <w:rFonts w:ascii="Arial" w:cs="Arial" w:eastAsia="Arial" w:hAnsi="Arial"/>
+          <w:sz w:val="21"/>
+          <w:szCs w:val="21"/>
+        </w:rPr>
+        <w:t xml:space="preserve"> from the WB Software Center, and </w:t>
+      </w:r>
+      <w:r>
+        <w:rPr>
+          <w:rFonts w:ascii="Arial" w:cs="Arial" w:eastAsia="Arial" w:hAnsi="Arial"/>
+          <w:b/>
+          <w:bCs/>
+          <w:sz w:val="21"/>
+          <w:szCs w:val="21"/>
+        </w:rPr>
+        <w:t xml:space="preserve">GitHub Copilot</w:t>
+      </w:r>
+      <w:r>
+        <w:rPr>
+          <w:rFonts w:ascii="Arial" w:cs="Arial" w:eastAsia="Arial" w:hAnsi="Arial"/>
+          <w:sz w:val="21"/>
+          <w:szCs w:val="21"/>
+        </w:rPr>
+        <w:t xml:space="preserve"> from the Microsoft Store. </w:t>
+      </w:r>
+      <w:r>
+        <w:rPr>
+          <w:rFonts w:ascii="Arial" w:cs="Arial" w:eastAsia="Arial" w:hAnsi="Arial"/>
+          <w:b/>
+          <w:bCs/>
+          <w:sz w:val="21"/>
+          <w:szCs w:val="21"/>
+        </w:rPr>
+        <w:t xml:space="preserve">GitHub Desktop</w:t>
+      </w:r>
+      <w:r>
+        <w:rPr>
+          <w:rFonts w:ascii="Arial" w:cs="Arial" w:eastAsia="Arial" w:hAnsi="Arial"/>
+          <w:sz w:val="21"/>
+          <w:szCs w:val="21"/>
+        </w:rPr>
+        <w:t xml:space="preserve"> (also in the Software Center, or desktop.github.com) is recommended too: it shows your changes and helps resolve merge issues (Part 4).</w:t>
+      </w:r>
+    </w:p>
+    <w:p>
+      <w:pPr>
+        <w:spacing w:after="120"/>
+      </w:pPr>
+      <w:r>
+        <w:rPr>
+          <w:rFonts w:ascii="Arial" w:cs="Arial" w:eastAsia="Arial" w:hAnsi="Arial"/>
+          <w:b/>
+          <w:bCs/>
+          <w:sz w:val="21"/>
+          <w:szCs w:val="21"/>
+        </w:rPr>
+        <w:t xml:space="preserve">Action C:</w:t>
+      </w:r>
+      <w:r>
+        <w:rPr>
+          <w:rFonts w:ascii="Arial" w:cs="Arial" w:eastAsia="Arial" w:hAnsi="Arial"/>
+          <w:sz w:val="21"/>
+          <w:szCs w:val="21"/>
+        </w:rPr>
+        <w:t xml:space="preserve"> Go to C:\Users\WB&lt;PID&gt; (go to C:\Users and find your folder: WB followed by your PID). Download Repos.zip (https://worldbankgroup.sharepoint.com/:u:/s/WKPEFFiles/IQDg6DHLPk2BSKjexUoCSQE6AWxZvE7l9KfLJjHP9XBj3K8?e=hDP9IL) (or get it from github.com/cpmodelai/repo-tools) and extract it there, then go to C:\Users\WB&lt;PID&gt;\Repos. Click CloneRepos.bat to clone the selected repos. Then click SyncAllRepos.bat for any changes later.</w:t>
+      </w:r>
+    </w:p>
+    <w:p>
+      <w:pPr>
+        <w:spacing w:after="120"/>
+      </w:pPr>
+      <w:r>
+        <w:rPr>
+          <w:rFonts w:ascii="Arial" w:cs="Arial" w:eastAsia="Arial" w:hAnsi="Arial"/>
+          <w:b/>
+          <w:bCs/>
+          <w:sz w:val="21"/>
+          <w:szCs w:val="21"/>
+        </w:rPr>
+        <w:t xml:space="preserve">Action D:</w:t>
+      </w:r>
+      <w:r>
+        <w:rPr>
+          <w:rFonts w:ascii="Arial" w:cs="Arial" w:eastAsia="Arial" w:hAnsi="Arial"/>
+          <w:sz w:val="21"/>
+          <w:szCs w:val="21"/>
+        </w:rPr>
+        <w:t xml:space="preserve"> Add your GitHub ID (and get an Enterprise account).</w:t>
+      </w:r>
+    </w:p>
+    <w:p>
+      <w:pPr>
+        <w:pStyle w:val="ListParagraph"/>
+        <w:numPr>
+          <w:ilvl w:val="0"/>
+          <w:numId w:val="2"/>
+        </w:numPr>
+        <w:spacing w:after="60"/>
+      </w:pPr>
+      <w:r>
+        <w:rPr>
+          <w:rFonts w:ascii="Arial" w:cs="Arial" w:eastAsia="Arial" w:hAnsi="Arial"/>
+          <w:sz w:val="21"/>
+          <w:szCs w:val="21"/>
+        </w:rPr>
+        <w:t xml:space="preserve">Once you have your ID, ask Kacper (klukaszewicz@worldbank.org) to add you to </w:t>
+      </w:r>
+      <w:r>
+        <w:rPr>
+          <w:rFonts w:ascii="Arial" w:cs="Arial" w:eastAsia="Arial" w:hAnsi="Arial"/>
+          <w:b/>
+          <w:bCs/>
+          <w:sz w:val="21"/>
+          <w:szCs w:val="21"/>
+        </w:rPr>
+        <w:t xml:space="preserve">cpmodelai</w:t>
+      </w:r>
+      <w:r>
+        <w:rPr>
+          <w:rFonts w:ascii="Arial" w:cs="Arial" w:eastAsia="Arial" w:hAnsi="Arial"/>
+          <w:sz w:val="21"/>
+          <w:szCs w:val="21"/>
+        </w:rPr>
+        <w:t xml:space="preserve">, where our repos are. Copy in Paulina and Stephen for information.</w:t>
+      </w:r>
+    </w:p>
+    <w:p>
+      <w:pPr>
+        <w:pStyle w:val="ListParagraph"/>
+        <w:numPr>
+          <w:ilvl w:val="0"/>
+          <w:numId w:val="2"/>
+        </w:numPr>
+        <w:spacing w:after="60"/>
+      </w:pPr>
+      <w:r>
+        <w:rPr>
+          <w:rFonts w:ascii="Arial" w:cs="Arial" w:eastAsia="Arial" w:hAnsi="Arial"/>
+          <w:sz w:val="21"/>
+          <w:szCs w:val="21"/>
+        </w:rPr>
+        <w:t xml:space="preserve">Ask for your user ID to be added to the WB GitHub organisation: http://githubmemberrequest/</w:t>
+      </w:r>
+    </w:p>
+    <w:p>
+      <w:pPr>
+        <w:pStyle w:val="ListParagraph"/>
+        <w:numPr>
+          <w:ilvl w:val="0"/>
+          <w:numId w:val="2"/>
+        </w:numPr>
+        <w:spacing w:after="60"/>
+      </w:pPr>
+      <w:r>
+        <w:rPr>
+          <w:rFonts w:ascii="Arial" w:cs="Arial" w:eastAsia="Arial" w:hAnsi="Arial"/>
+          <w:sz w:val="21"/>
+          <w:szCs w:val="21"/>
+        </w:rPr>
+        <w:t xml:space="preserve">Get a GitHub Enterprise account by emailing GitHub_Enterprise_Admin@worldbankgroup.org with your GitHub ID.</w:t>
+      </w:r>
     </w:p>
     <w:p>
       <w:pPr>
@@ -4430,278 +5829,113 @@
           <w:sz w:val="24"/>
           <w:szCs w:val="24"/>
         </w:rPr>
-        <w:t xml:space="preserve">Next phases</w:t>
-      </w:r>
-    </w:p>
-    <w:tbl>
-      <w:tblPr>
-        <w:tblW w:type="dxa" w:w="9360"/>
-        <w:tblBorders>
-          <w:top w:val="single" w:color="auto" w:sz="4"/>
-          <w:left w:val="single" w:color="auto" w:sz="4"/>
-          <w:bottom w:val="single" w:color="auto" w:sz="4"/>
-          <w:right w:val="single" w:color="auto" w:sz="4"/>
-          <w:insideH w:val="single" w:color="auto" w:sz="4"/>
-          <w:insideV w:val="single" w:color="auto" w:sz="4"/>
-        </w:tblBorders>
-      </w:tblPr>
-      <w:tblGrid>
-        <w:gridCol w:w="9360"/>
-      </w:tblGrid>
-      <w:tr>
-        <w:tc>
-          <w:tcPr>
-            <w:tcW w:type="dxa" w:w="9360"/>
-            <w:tcBorders>
-              <w:top w:val="single" w:color="BFBFBF" w:sz="6"/>
-              <w:left w:val="single" w:color="BFBFBF" w:sz="6"/>
-              <w:bottom w:val="single" w:color="BFBFBF" w:sz="6"/>
-              <w:right w:val="single" w:color="BFBFBF" w:sz="6"/>
-            </w:tcBorders>
-            <w:shd w:fill="F2F2F2" w:color="auto" w:val="clear"/>
-            <w:tcMar>
-              <w:top w:type="dxa" w:w="100"/>
-              <w:left w:type="dxa" w:w="140"/>
-              <w:bottom w:type="dxa" w:w="100"/>
-              <w:right w:type="dxa" w:w="140"/>
-            </w:tcMar>
-          </w:tcPr>
-          <w:p>
-            <w:pPr>
-              <w:spacing w:after="0"/>
-            </w:pPr>
-            <w:r>
-              <w:rPr>
-                <w:rFonts w:ascii="Consolas" w:cs="Consolas" w:eastAsia="Consolas" w:hAnsi="Consolas"/>
-                <w:sz w:val="18"/>
-                <w:szCs w:val="18"/>
-              </w:rPr>
-              <w:t xml:space="preserve">Go ahead with phase 1.</w:t>
-            </w:r>
-          </w:p>
-        </w:tc>
-      </w:tr>
-    </w:tbl>
-    <w:p>
-      <w:pPr>
-        <w:spacing w:after="80"/>
-      </w:pPr>
-    </w:p>
-    <w:tbl>
-      <w:tblPr>
-        <w:tblW w:type="dxa" w:w="9360"/>
-        <w:tblBorders>
-          <w:top w:val="single" w:color="auto" w:sz="4"/>
-          <w:left w:val="single" w:color="auto" w:sz="4"/>
-          <w:bottom w:val="single" w:color="auto" w:sz="4"/>
-          <w:right w:val="single" w:color="auto" w:sz="4"/>
-          <w:insideH w:val="single" w:color="auto" w:sz="4"/>
-          <w:insideV w:val="single" w:color="auto" w:sz="4"/>
-        </w:tblBorders>
-      </w:tblPr>
-      <w:tblGrid>
-        <w:gridCol w:w="9360"/>
-      </w:tblGrid>
-      <w:tr>
-        <w:tc>
-          <w:tcPr>
-            <w:tcW w:type="dxa" w:w="9360"/>
-            <w:tcBorders>
-              <w:top w:val="single" w:color="BFBFBF" w:sz="6"/>
-              <w:left w:val="single" w:color="BFBFBF" w:sz="6"/>
-              <w:bottom w:val="single" w:color="BFBFBF" w:sz="6"/>
-              <w:right w:val="single" w:color="BFBFBF" w:sz="6"/>
-            </w:tcBorders>
-            <w:shd w:fill="F2F2F2" w:color="auto" w:val="clear"/>
-            <w:tcMar>
-              <w:top w:type="dxa" w:w="100"/>
-              <w:left w:type="dxa" w:w="140"/>
-              <w:bottom w:type="dxa" w:w="100"/>
-              <w:right w:type="dxa" w:w="140"/>
-            </w:tcMar>
-          </w:tcPr>
-          <w:p>
-            <w:pPr>
-              <w:spacing w:after="0"/>
-            </w:pPr>
-            <w:r>
-              <w:rPr>
-                <w:rFonts w:ascii="Consolas" w:cs="Consolas" w:eastAsia="Consolas" w:hAnsi="Consolas"/>
-                <w:sz w:val="18"/>
-                <w:szCs w:val="18"/>
-              </w:rPr>
-              <w:t xml:space="preserve">Go ahead with phase 2.</w:t>
-            </w:r>
-          </w:p>
-        </w:tc>
-      </w:tr>
-    </w:tbl>
-    <w:p>
-      <w:pPr>
-        <w:spacing w:after="80"/>
-      </w:pPr>
-    </w:p>
-    <w:tbl>
-      <w:tblPr>
-        <w:tblW w:type="dxa" w:w="9360"/>
-        <w:tblBorders>
-          <w:top w:val="single" w:color="auto" w:sz="4"/>
-          <w:left w:val="single" w:color="auto" w:sz="4"/>
-          <w:bottom w:val="single" w:color="auto" w:sz="4"/>
-          <w:right w:val="single" w:color="auto" w:sz="4"/>
-          <w:insideH w:val="single" w:color="auto" w:sz="4"/>
-          <w:insideV w:val="single" w:color="auto" w:sz="4"/>
-        </w:tblBorders>
-      </w:tblPr>
-      <w:tblGrid>
-        <w:gridCol w:w="9360"/>
-      </w:tblGrid>
-      <w:tr>
-        <w:tc>
-          <w:tcPr>
-            <w:tcW w:type="dxa" w:w="9360"/>
-            <w:tcBorders>
-              <w:top w:val="single" w:color="BFBFBF" w:sz="6"/>
-              <w:left w:val="single" w:color="BFBFBF" w:sz="6"/>
-              <w:bottom w:val="single" w:color="BFBFBF" w:sz="6"/>
-              <w:right w:val="single" w:color="BFBFBF" w:sz="6"/>
-            </w:tcBorders>
-            <w:shd w:fill="F2F2F2" w:color="auto" w:val="clear"/>
-            <w:tcMar>
-              <w:top w:type="dxa" w:w="100"/>
-              <w:left w:type="dxa" w:w="140"/>
-              <w:bottom w:type="dxa" w:w="100"/>
-              <w:right w:type="dxa" w:w="140"/>
-            </w:tcMar>
-          </w:tcPr>
-          <w:p>
-            <w:pPr>
-              <w:spacing w:after="0"/>
-            </w:pPr>
-            <w:r>
-              <w:rPr>
-                <w:rFonts w:ascii="Consolas" w:cs="Consolas" w:eastAsia="Consolas" w:hAnsi="Consolas"/>
-                <w:sz w:val="18"/>
-                <w:szCs w:val="18"/>
-              </w:rPr>
-              <w:t xml:space="preserve">Go ahead with phase 3.</w:t>
-            </w:r>
-          </w:p>
-        </w:tc>
-      </w:tr>
-    </w:tbl>
-    <w:p>
-      <w:pPr>
-        <w:spacing w:after="80"/>
-      </w:pPr>
-    </w:p>
-    <w:tbl>
-      <w:tblPr>
-        <w:tblW w:type="dxa" w:w="9360"/>
-        <w:tblBorders>
-          <w:top w:val="single" w:color="auto" w:sz="4"/>
-          <w:left w:val="single" w:color="auto" w:sz="4"/>
-          <w:bottom w:val="single" w:color="auto" w:sz="4"/>
-          <w:right w:val="single" w:color="auto" w:sz="4"/>
-          <w:insideH w:val="single" w:color="auto" w:sz="4"/>
-          <w:insideV w:val="single" w:color="auto" w:sz="4"/>
-        </w:tblBorders>
-      </w:tblPr>
-      <w:tblGrid>
-        <w:gridCol w:w="9360"/>
-      </w:tblGrid>
-      <w:tr>
-        <w:tc>
-          <w:tcPr>
-            <w:tcW w:type="dxa" w:w="9360"/>
-            <w:tcBorders>
-              <w:top w:val="single" w:color="BFBFBF" w:sz="6"/>
-              <w:left w:val="single" w:color="BFBFBF" w:sz="6"/>
-              <w:bottom w:val="single" w:color="BFBFBF" w:sz="6"/>
-              <w:right w:val="single" w:color="BFBFBF" w:sz="6"/>
-            </w:tcBorders>
-            <w:shd w:fill="F2F2F2" w:color="auto" w:val="clear"/>
-            <w:tcMar>
-              <w:top w:type="dxa" w:w="100"/>
-              <w:left w:type="dxa" w:w="140"/>
-              <w:bottom w:type="dxa" w:w="100"/>
-              <w:right w:type="dxa" w:w="140"/>
-            </w:tcMar>
-          </w:tcPr>
-          <w:p>
-            <w:pPr>
-              <w:spacing w:after="0"/>
-            </w:pPr>
-            <w:r>
-              <w:rPr>
-                <w:rFonts w:ascii="Consolas" w:cs="Consolas" w:eastAsia="Consolas" w:hAnsi="Consolas"/>
-                <w:sz w:val="18"/>
-                <w:szCs w:val="18"/>
-              </w:rPr>
-              <w:t xml:space="preserve">Go ahead with phase 4.</w:t>
-            </w:r>
-          </w:p>
-        </w:tc>
-      </w:tr>
-    </w:tbl>
-    <w:p>
-      <w:pPr>
-        <w:spacing w:after="80"/>
-      </w:pPr>
-    </w:p>
-    <w:tbl>
-      <w:tblPr>
-        <w:tblW w:type="dxa" w:w="9360"/>
-        <w:tblBorders>
-          <w:top w:val="single" w:color="auto" w:sz="4"/>
-          <w:left w:val="single" w:color="auto" w:sz="4"/>
-          <w:bottom w:val="single" w:color="auto" w:sz="4"/>
-          <w:right w:val="single" w:color="auto" w:sz="4"/>
-          <w:insideH w:val="single" w:color="auto" w:sz="4"/>
-          <w:insideV w:val="single" w:color="auto" w:sz="4"/>
-        </w:tblBorders>
-      </w:tblPr>
-      <w:tblGrid>
-        <w:gridCol w:w="9360"/>
-      </w:tblGrid>
-      <w:tr>
-        <w:tc>
-          <w:tcPr>
-            <w:tcW w:type="dxa" w:w="9360"/>
-            <w:tcBorders>
-              <w:top w:val="single" w:color="BFBFBF" w:sz="6"/>
-              <w:left w:val="single" w:color="BFBFBF" w:sz="6"/>
-              <w:bottom w:val="single" w:color="BFBFBF" w:sz="6"/>
-              <w:right w:val="single" w:color="BFBFBF" w:sz="6"/>
-            </w:tcBorders>
-            <w:shd w:fill="F2F2F2" w:color="auto" w:val="clear"/>
-            <w:tcMar>
-              <w:top w:type="dxa" w:w="100"/>
-              <w:left w:type="dxa" w:w="140"/>
-              <w:bottom w:type="dxa" w:w="100"/>
-              <w:right w:type="dxa" w:w="140"/>
-            </w:tcMar>
-          </w:tcPr>
-          <w:p>
-            <w:pPr>
-              <w:spacing w:after="0"/>
-            </w:pPr>
-            <w:r>
-              <w:rPr>
-                <w:rFonts w:ascii="Consolas" w:cs="Consolas" w:eastAsia="Consolas" w:hAnsi="Consolas"/>
-                <w:sz w:val="18"/>
-                <w:szCs w:val="18"/>
-              </w:rPr>
-              <w:t xml:space="preserve">Go ahead with phase 5.</w:t>
-            </w:r>
-          </w:p>
-        </w:tc>
-      </w:tr>
-    </w:tbl>
-    <w:p>
-      <w:pPr>
-        <w:spacing w:after="80"/>
-      </w:pPr>
+        <w:t xml:space="preserve">Optional: linking Claude to the repos</w:t>
+      </w:r>
+    </w:p>
+    <w:p>
+      <w:pPr>
+        <w:spacing w:after="120"/>
+      </w:pPr>
+      <w:r>
+        <w:rPr>
+          <w:rFonts w:ascii="Arial" w:cs="Arial" w:eastAsia="Arial" w:hAnsi="Arial"/>
+          <w:b/>
+          <w:bCs/>
+          <w:sz w:val="21"/>
+          <w:szCs w:val="21"/>
+        </w:rPr>
+        <w:t xml:space="preserve">1. Create a Claude account.</w:t>
+      </w:r>
+      <w:r>
+        <w:rPr>
+          <w:rFonts w:ascii="Arial" w:cs="Arial" w:eastAsia="Arial" w:hAnsi="Arial"/>
+          <w:sz w:val="21"/>
+          <w:szCs w:val="21"/>
+        </w:rPr>
+        <w:t xml:space="preserve"> Go to claude.ai (or get the Claude app) and click </w:t>
+      </w:r>
+      <w:r>
+        <w:rPr>
+          <w:rFonts w:ascii="Arial" w:cs="Arial" w:eastAsia="Arial" w:hAnsi="Arial"/>
+          <w:b/>
+          <w:bCs/>
+          <w:sz w:val="21"/>
+          <w:szCs w:val="21"/>
+        </w:rPr>
+        <w:t xml:space="preserve">Sign up</w:t>
+      </w:r>
+      <w:r>
+        <w:rPr>
+          <w:rFonts w:ascii="Arial" w:cs="Arial" w:eastAsia="Arial" w:hAnsi="Arial"/>
+          <w:sz w:val="21"/>
+          <w:szCs w:val="21"/>
+        </w:rPr>
+        <w:t xml:space="preserve">, with an email address or a Google account. If you used email, click the sign-in link Claude sends you, then enter your name. You are on the free plan; you can upgrade later from Settings.</w:t>
+      </w:r>
+    </w:p>
+    <w:p>
+      <w:pPr>
+        <w:spacing w:after="120"/>
+      </w:pPr>
+      <w:r>
+        <w:rPr>
+          <w:rFonts w:ascii="Arial" w:cs="Arial" w:eastAsia="Arial" w:hAnsi="Arial"/>
+          <w:b/>
+          <w:bCs/>
+          <w:sz w:val="21"/>
+          <w:szCs w:val="21"/>
+        </w:rPr>
+        <w:t xml:space="preserve">2. Connect GitHub.</w:t>
+      </w:r>
+      <w:r>
+        <w:rPr>
+          <w:rFonts w:ascii="Arial" w:cs="Arial" w:eastAsia="Arial" w:hAnsi="Arial"/>
+          <w:sz w:val="21"/>
+          <w:szCs w:val="21"/>
+        </w:rPr>
+        <w:t xml:space="preserve"> A “repo” (repository) is a folder of files stored on GitHub. In Claude, go to Settings → Connectors, find GitHub and click Connect; GitHub asks you to approve access (support.claude.com, “Use the GitHub integration”).</w:t>
+      </w:r>
+    </w:p>
+    <w:p>
+      <w:pPr>
+        <w:spacing w:after="120"/>
+      </w:pPr>
+      <w:r>
+        <w:rPr>
+          <w:rFonts w:ascii="Arial" w:cs="Arial" w:eastAsia="Arial" w:hAnsi="Arial"/>
+          <w:b/>
+          <w:bCs/>
+          <w:sz w:val="21"/>
+          <w:szCs w:val="21"/>
+        </w:rPr>
+        <w:t xml:space="preserve">3. Add a repo.</w:t>
+      </w:r>
+      <w:r>
+        <w:rPr>
+          <w:rFonts w:ascii="Arial" w:cs="Arial" w:eastAsia="Arial" w:hAnsi="Arial"/>
+          <w:sz w:val="21"/>
+          <w:szCs w:val="21"/>
+        </w:rPr>
+        <w:t xml:space="preserve"> Open a chat (or a Project), click </w:t>
+      </w:r>
+      <w:r>
+        <w:rPr>
+          <w:rFonts w:ascii="Arial" w:cs="Arial" w:eastAsia="Arial" w:hAnsi="Arial"/>
+          <w:b/>
+          <w:bCs/>
+          <w:sz w:val="21"/>
+          <w:szCs w:val="21"/>
+        </w:rPr>
+        <w:t xml:space="preserve">+</w:t>
+      </w:r>
+      <w:r>
+        <w:rPr>
+          <w:rFonts w:ascii="Arial" w:cs="Arial" w:eastAsia="Arial" w:hAnsi="Arial"/>
+          <w:sz w:val="21"/>
+          <w:szCs w:val="21"/>
+        </w:rPr>
+        <w:t xml:space="preserve"> next to the message box, choose “Add from GitHub”, then search or paste the repo URL. Claude can now read its files; you can add several repos.</w:t>
+      </w:r>
     </w:p>
     <w:p>
       <w:pPr>
@@ -4716,492 +5950,1489 @@
           <w:sz w:val="24"/>
           <w:szCs w:val="24"/>
         </w:rPr>
-        <w:t xml:space="preserve">Example follow-ups</w:t>
-      </w:r>
-    </w:p>
-    <w:p>
-      <w:pPr>
-        <w:spacing w:after="120"/>
-      </w:pPr>
-      <w:r>
-        <w:rPr>
-          <w:rFonts w:ascii="Arial" w:cs="Arial" w:eastAsia="Arial" w:hAnsi="Arial"/>
-          <w:sz w:val="21"/>
-          <w:szCs w:val="21"/>
-        </w:rPr>
-        <w:t xml:space="preserve">Answer the decisions it asks for (example only: use your own decisions):</w:t>
-      </w:r>
-    </w:p>
-    <w:tbl>
-      <w:tblPr>
-        <w:tblW w:type="dxa" w:w="9360"/>
-        <w:tblBorders>
-          <w:top w:val="single" w:color="auto" w:sz="4"/>
-          <w:left w:val="single" w:color="auto" w:sz="4"/>
-          <w:bottom w:val="single" w:color="auto" w:sz="4"/>
-          <w:right w:val="single" w:color="auto" w:sz="4"/>
-          <w:insideH w:val="single" w:color="auto" w:sz="4"/>
-          <w:insideV w:val="single" w:color="auto" w:sz="4"/>
-        </w:tblBorders>
-      </w:tblPr>
-      <w:tblGrid>
-        <w:gridCol w:w="9360"/>
-      </w:tblGrid>
-      <w:tr>
-        <w:tc>
-          <w:tcPr>
-            <w:tcW w:type="dxa" w:w="9360"/>
-            <w:tcBorders>
-              <w:top w:val="single" w:color="BFBFBF" w:sz="6"/>
-              <w:left w:val="single" w:color="BFBFBF" w:sz="6"/>
-              <w:bottom w:val="single" w:color="BFBFBF" w:sz="6"/>
-              <w:right w:val="single" w:color="BFBFBF" w:sz="6"/>
-            </w:tcBorders>
-            <w:shd w:fill="F2F2F2" w:color="auto" w:val="clear"/>
-            <w:tcMar>
-              <w:top w:type="dxa" w:w="100"/>
-              <w:left w:type="dxa" w:w="140"/>
-              <w:bottom w:type="dxa" w:w="100"/>
-              <w:right w:type="dxa" w:w="140"/>
-            </w:tcMar>
-          </w:tcPr>
-          <w:p>
-            <w:pPr>
-              <w:spacing w:after="0"/>
-            </w:pPr>
-            <w:r>
-              <w:rPr>
-                <w:rFonts w:ascii="Consolas" w:cs="Consolas" w:eastAsia="Consolas" w:hAnsi="Consolas"/>
-                <w:sz w:val="18"/>
-                <w:szCs w:val="18"/>
-              </w:rPr>
-              <w:t xml:space="preserve">Decisions: B-c replicate as an issue (legacy uses 100% of the after-tax wage); B-d fix as a bug; B-e replicate as an issue. D5: gasoline and diesel only. D7: charts of vehicle-km, deaths, congestion and road damage; skip the historical scatter. D8: import the whole Tran_Elast table. Record these in the register, then go ahead with phase 1.</w:t>
-            </w:r>
-          </w:p>
-        </w:tc>
-      </w:tr>
-    </w:tbl>
-    <w:p>
-      <w:pPr>
-        <w:spacing w:after="80"/>
-      </w:pPr>
-    </w:p>
-    <w:p>
-      <w:pPr>
-        <w:spacing w:after="120"/>
-      </w:pPr>
-      <w:r>
-        <w:rPr>
-          <w:rFonts w:ascii="Arial" w:cs="Arial" w:eastAsia="Arial" w:hAnsi="Arial"/>
-          <w:sz w:val="21"/>
-          <w:szCs w:val="21"/>
-        </w:rPr>
-        <w:t xml:space="preserve">Ask for an explanation:</w:t>
-      </w:r>
-    </w:p>
-    <w:tbl>
-      <w:tblPr>
-        <w:tblW w:type="dxa" w:w="9360"/>
-        <w:tblBorders>
-          <w:top w:val="single" w:color="auto" w:sz="4"/>
-          <w:left w:val="single" w:color="auto" w:sz="4"/>
-          <w:bottom w:val="single" w:color="auto" w:sz="4"/>
-          <w:right w:val="single" w:color="auto" w:sz="4"/>
-          <w:insideH w:val="single" w:color="auto" w:sz="4"/>
-          <w:insideV w:val="single" w:color="auto" w:sz="4"/>
-        </w:tblBorders>
-      </w:tblPr>
-      <w:tblGrid>
-        <w:gridCol w:w="9360"/>
-      </w:tblGrid>
-      <w:tr>
-        <w:tc>
-          <w:tcPr>
-            <w:tcW w:type="dxa" w:w="9360"/>
-            <w:tcBorders>
-              <w:top w:val="single" w:color="BFBFBF" w:sz="6"/>
-              <w:left w:val="single" w:color="BFBFBF" w:sz="6"/>
-              <w:bottom w:val="single" w:color="BFBFBF" w:sz="6"/>
-              <w:right w:val="single" w:color="BFBFBF" w:sz="6"/>
-            </w:tcBorders>
-            <w:shd w:fill="F2F2F2" w:color="auto" w:val="clear"/>
-            <w:tcMar>
-              <w:top w:type="dxa" w:w="100"/>
-              <w:left w:type="dxa" w:w="140"/>
-              <w:bottom w:type="dxa" w:w="100"/>
-              <w:right w:type="dxa" w:w="140"/>
-            </w:tcMar>
-          </w:tcPr>
-          <w:p>
-            <w:pPr>
-              <w:spacing w:after="0"/>
-            </w:pPr>
-            <w:r>
-              <w:rPr>
-                <w:rFonts w:ascii="Consolas" w:cs="Consolas" w:eastAsia="Consolas" w:hAnsi="Consolas"/>
-                <w:sz w:val="18"/>
-                <w:szCs w:val="18"/>
-              </w:rPr>
-              <w:t xml:space="preserve">Explain in plain words, with the Egypt numbers for 2030, how the Legacy and Engineer modes differ and why legacy is inconsistent.</w:t>
-            </w:r>
-          </w:p>
-        </w:tc>
-      </w:tr>
-    </w:tbl>
-    <w:p>
-      <w:pPr>
-        <w:spacing w:after="80"/>
-      </w:pPr>
-    </w:p>
-    <w:p>
-      <w:pPr>
-        <w:spacing w:after="120"/>
-      </w:pPr>
-      <w:r>
-        <w:rPr>
-          <w:rFonts w:ascii="Arial" w:cs="Arial" w:eastAsia="Arial" w:hAnsi="Arial"/>
-          <w:sz w:val="21"/>
-          <w:szCs w:val="21"/>
-        </w:rPr>
-        <w:t xml:space="preserve">When a check fails:</w:t>
-      </w:r>
-    </w:p>
-    <w:tbl>
-      <w:tblPr>
-        <w:tblW w:type="dxa" w:w="9360"/>
-        <w:tblBorders>
-          <w:top w:val="single" w:color="auto" w:sz="4"/>
-          <w:left w:val="single" w:color="auto" w:sz="4"/>
-          <w:bottom w:val="single" w:color="auto" w:sz="4"/>
-          <w:right w:val="single" w:color="auto" w:sz="4"/>
-          <w:insideH w:val="single" w:color="auto" w:sz="4"/>
-          <w:insideV w:val="single" w:color="auto" w:sz="4"/>
-        </w:tblBorders>
-      </w:tblPr>
-      <w:tblGrid>
-        <w:gridCol w:w="9360"/>
-      </w:tblGrid>
-      <w:tr>
-        <w:tc>
-          <w:tcPr>
-            <w:tcW w:type="dxa" w:w="9360"/>
-            <w:tcBorders>
-              <w:top w:val="single" w:color="BFBFBF" w:sz="6"/>
-              <w:left w:val="single" w:color="BFBFBF" w:sz="6"/>
-              <w:bottom w:val="single" w:color="BFBFBF" w:sz="6"/>
-              <w:right w:val="single" w:color="BFBFBF" w:sz="6"/>
-            </w:tcBorders>
-            <w:shd w:fill="F2F2F2" w:color="auto" w:val="clear"/>
-            <w:tcMar>
-              <w:top w:type="dxa" w:w="100"/>
-              <w:left w:type="dxa" w:w="140"/>
-              <w:bottom w:type="dxa" w:w="100"/>
-              <w:right w:type="dxa" w:w="140"/>
-            </w:tcMar>
-          </w:tcPr>
-          <w:p>
-            <w:pPr>
-              <w:spacing w:after="0"/>
-            </w:pPr>
-            <w:r>
-              <w:rPr>
-                <w:rFonts w:ascii="Consolas" w:cs="Consolas" w:eastAsia="Consolas" w:hAnsi="Consolas"/>
-                <w:sz w:val="18"/>
-                <w:szCs w:val="18"/>
-              </w:rPr>
-              <w:t xml:space="preserve">check_tcb.py fails on &lt;name of the check&gt;. Find the cause, fix the builder (not the check), rebuild and run the check again. Tell me what was wrong.</w:t>
-            </w:r>
-          </w:p>
-        </w:tc>
-      </w:tr>
-    </w:tbl>
-    <w:p>
-      <w:pPr>
-        <w:spacing w:after="80"/>
-      </w:pPr>
-    </w:p>
-    <w:p>
-      <w:pPr>
-        <w:spacing w:after="120"/>
-      </w:pPr>
-      <w:r>
-        <w:rPr>
-          <w:rFonts w:ascii="Arial" w:cs="Arial" w:eastAsia="Arial" w:hAnsi="Arial"/>
-          <w:sz w:val="21"/>
-          <w:szCs w:val="21"/>
-        </w:rPr>
-        <w:t xml:space="preserve">Before you save:</w:t>
-      </w:r>
-    </w:p>
-    <w:tbl>
-      <w:tblPr>
-        <w:tblW w:type="dxa" w:w="9360"/>
-        <w:tblBorders>
-          <w:top w:val="single" w:color="auto" w:sz="4"/>
-          <w:left w:val="single" w:color="auto" w:sz="4"/>
-          <w:bottom w:val="single" w:color="auto" w:sz="4"/>
-          <w:right w:val="single" w:color="auto" w:sz="4"/>
-          <w:insideH w:val="single" w:color="auto" w:sz="4"/>
-          <w:insideV w:val="single" w:color="auto" w:sz="4"/>
-        </w:tblBorders>
-      </w:tblPr>
-      <w:tblGrid>
-        <w:gridCol w:w="9360"/>
-      </w:tblGrid>
-      <w:tr>
-        <w:tc>
-          <w:tcPr>
-            <w:tcW w:type="dxa" w:w="9360"/>
-            <w:tcBorders>
-              <w:top w:val="single" w:color="BFBFBF" w:sz="6"/>
-              <w:left w:val="single" w:color="BFBFBF" w:sz="6"/>
-              <w:bottom w:val="single" w:color="BFBFBF" w:sz="6"/>
-              <w:right w:val="single" w:color="BFBFBF" w:sz="6"/>
-            </w:tcBorders>
-            <w:shd w:fill="F2F2F2" w:color="auto" w:val="clear"/>
-            <w:tcMar>
-              <w:top w:type="dxa" w:w="100"/>
-              <w:left w:type="dxa" w:w="140"/>
-              <w:bottom w:type="dxa" w:w="100"/>
-              <w:right w:type="dxa" w:w="140"/>
-            </w:tcMar>
-          </w:tcPr>
-          <w:p>
-            <w:pPr>
-              <w:spacing w:after="0"/>
-            </w:pPr>
-            <w:r>
-              <w:rPr>
-                <w:rFonts w:ascii="Consolas" w:cs="Consolas" w:eastAsia="Consolas" w:hAnsi="Consolas"/>
-                <w:sz w:val="18"/>
-                <w:szCs w:val="18"/>
-              </w:rPr>
-              <w:t xml:space="preserve">Show me the changes before you save them. List every file you changed and why.</w:t>
-            </w:r>
-          </w:p>
-        </w:tc>
-      </w:tr>
-    </w:tbl>
-    <w:p>
-      <w:pPr>
-        <w:spacing w:after="80"/>
-      </w:pPr>
-    </w:p>
-    <w:p>
-      <w:pPr>
-        <w:spacing w:after="120"/>
-      </w:pPr>
-      <w:r>
-        <w:rPr>
-          <w:rFonts w:ascii="Arial" w:cs="Arial" w:eastAsia="Arial" w:hAnsi="Arial"/>
-          <w:sz w:val="21"/>
-          <w:szCs w:val="21"/>
-        </w:rPr>
-        <w:t xml:space="preserve">When it found something you did not expect:</w:t>
-      </w:r>
-    </w:p>
-    <w:tbl>
-      <w:tblPr>
-        <w:tblW w:type="dxa" w:w="9360"/>
-        <w:tblBorders>
-          <w:top w:val="single" w:color="auto" w:sz="4"/>
-          <w:left w:val="single" w:color="auto" w:sz="4"/>
-          <w:bottom w:val="single" w:color="auto" w:sz="4"/>
-          <w:right w:val="single" w:color="auto" w:sz="4"/>
-          <w:insideH w:val="single" w:color="auto" w:sz="4"/>
-          <w:insideV w:val="single" w:color="auto" w:sz="4"/>
-        </w:tblBorders>
-      </w:tblPr>
-      <w:tblGrid>
-        <w:gridCol w:w="9360"/>
-      </w:tblGrid>
-      <w:tr>
-        <w:tc>
-          <w:tcPr>
-            <w:tcW w:type="dxa" w:w="9360"/>
-            <w:tcBorders>
-              <w:top w:val="single" w:color="BFBFBF" w:sz="6"/>
-              <w:left w:val="single" w:color="BFBFBF" w:sz="6"/>
-              <w:bottom w:val="single" w:color="BFBFBF" w:sz="6"/>
-              <w:right w:val="single" w:color="BFBFBF" w:sz="6"/>
-            </w:tcBorders>
-            <w:shd w:fill="F2F2F2" w:color="auto" w:val="clear"/>
-            <w:tcMar>
-              <w:top w:type="dxa" w:w="100"/>
-              <w:left w:type="dxa" w:w="140"/>
-              <w:bottom w:type="dxa" w:w="100"/>
-              <w:right w:type="dxa" w:w="140"/>
-            </w:tcMar>
-          </w:tcPr>
-          <w:p>
-            <w:pPr>
-              <w:spacing w:after="0"/>
-            </w:pPr>
-            <w:r>
-              <w:rPr>
-                <w:rFonts w:ascii="Consolas" w:cs="Consolas" w:eastAsia="Consolas" w:hAnsi="Consolas"/>
-                <w:sz w:val="18"/>
-                <w:szCs w:val="18"/>
-              </w:rPr>
-              <w:t xml:space="preserve">Is this a legacy bug or a legacy issue under NORMS.md section 0? Show me the legacy cells. If unsure, treat it as an issue, replicate it and register it.</w:t>
-            </w:r>
-          </w:p>
-        </w:tc>
-      </w:tr>
-    </w:tbl>
-    <w:p>
-      <w:pPr>
-        <w:spacing w:after="80"/>
-      </w:pPr>
-    </w:p>
-    <w:p>
-      <w:pPr>
-        <w:spacing w:after="120"/>
-      </w:pPr>
-      <w:r>
-        <w:rPr>
-          <w:rFonts w:ascii="Arial" w:cs="Arial" w:eastAsia="Arial" w:hAnsi="Arial"/>
-          <w:sz w:val="21"/>
-          <w:szCs w:val="21"/>
-        </w:rPr>
-        <w:t xml:space="preserve">Stop for the day, and resume later in a new session:</w:t>
-      </w:r>
-    </w:p>
-    <w:tbl>
-      <w:tblPr>
-        <w:tblW w:type="dxa" w:w="9360"/>
-        <w:tblBorders>
-          <w:top w:val="single" w:color="auto" w:sz="4"/>
-          <w:left w:val="single" w:color="auto" w:sz="4"/>
-          <w:bottom w:val="single" w:color="auto" w:sz="4"/>
-          <w:right w:val="single" w:color="auto" w:sz="4"/>
-          <w:insideH w:val="single" w:color="auto" w:sz="4"/>
-          <w:insideV w:val="single" w:color="auto" w:sz="4"/>
-        </w:tblBorders>
-      </w:tblPr>
-      <w:tblGrid>
-        <w:gridCol w:w="9360"/>
-      </w:tblGrid>
-      <w:tr>
-        <w:tc>
-          <w:tcPr>
-            <w:tcW w:type="dxa" w:w="9360"/>
-            <w:tcBorders>
-              <w:top w:val="single" w:color="BFBFBF" w:sz="6"/>
-              <w:left w:val="single" w:color="BFBFBF" w:sz="6"/>
-              <w:bottom w:val="single" w:color="BFBFBF" w:sz="6"/>
-              <w:right w:val="single" w:color="BFBFBF" w:sz="6"/>
-            </w:tcBorders>
-            <w:shd w:fill="F2F2F2" w:color="auto" w:val="clear"/>
-            <w:tcMar>
-              <w:top w:type="dxa" w:w="100"/>
-              <w:left w:type="dxa" w:w="140"/>
-              <w:bottom w:type="dxa" w:w="100"/>
-              <w:right w:type="dxa" w:w="140"/>
-            </w:tcMar>
-          </w:tcPr>
-          <w:p>
-            <w:pPr>
-              <w:spacing w:after="0"/>
-            </w:pPr>
-            <w:r>
-              <w:rPr>
-                <w:rFonts w:ascii="Consolas" w:cs="Consolas" w:eastAsia="Consolas" w:hAnsi="Consolas"/>
-                <w:sz w:val="18"/>
-                <w:szCs w:val="18"/>
-              </w:rPr>
-              <w:t xml:space="preserve">Stop here. Add the CAVEATS.md entry and the TODO items for what is left, and tell me which phase is next.</w:t>
-            </w:r>
-          </w:p>
-        </w:tc>
-      </w:tr>
-    </w:tbl>
-    <w:p>
-      <w:pPr>
-        <w:spacing w:after="80"/>
-      </w:pPr>
-    </w:p>
-    <w:tbl>
-      <w:tblPr>
-        <w:tblW w:type="dxa" w:w="9360"/>
-        <w:tblBorders>
-          <w:top w:val="single" w:color="auto" w:sz="4"/>
-          <w:left w:val="single" w:color="auto" w:sz="4"/>
-          <w:bottom w:val="single" w:color="auto" w:sz="4"/>
-          <w:right w:val="single" w:color="auto" w:sz="4"/>
-          <w:insideH w:val="single" w:color="auto" w:sz="4"/>
-          <w:insideV w:val="single" w:color="auto" w:sz="4"/>
-        </w:tblBorders>
-      </w:tblPr>
-      <w:tblGrid>
-        <w:gridCol w:w="9360"/>
-      </w:tblGrid>
-      <w:tr>
-        <w:tc>
-          <w:tcPr>
-            <w:tcW w:type="dxa" w:w="9360"/>
-            <w:tcBorders>
-              <w:top w:val="single" w:color="BFBFBF" w:sz="6"/>
-              <w:left w:val="single" w:color="BFBFBF" w:sz="6"/>
-              <w:bottom w:val="single" w:color="BFBFBF" w:sz="6"/>
-              <w:right w:val="single" w:color="BFBFBF" w:sz="6"/>
-            </w:tcBorders>
-            <w:shd w:fill="F2F2F2" w:color="auto" w:val="clear"/>
-            <w:tcMar>
-              <w:top w:type="dxa" w:w="100"/>
-              <w:left w:type="dxa" w:w="140"/>
-              <w:bottom w:type="dxa" w:w="100"/>
-              <w:right w:type="dxa" w:w="140"/>
-            </w:tcMar>
-          </w:tcPr>
-          <w:p>
-            <w:pPr>
-              <w:spacing w:after="0"/>
-            </w:pPr>
-            <w:r>
-              <w:rPr>
-                <w:rFonts w:ascii="Consolas" w:cs="Consolas" w:eastAsia="Consolas" w:hAnsi="Consolas"/>
-                <w:sz w:val="18"/>
-                <w:szCs w:val="18"/>
-              </w:rPr>
-              <w:t xml:space="preserve">@AGENTS.md @excel_ai/plans/prompts/TCB_module_prompt.md We are at phase &lt;n&gt;. Read the bottom of CAVEATS.md and the last report, then do phase &lt;n&gt; only and stop.</w:t>
-            </w:r>
-          </w:p>
-        </w:tc>
-      </w:tr>
-    </w:tbl>
-    <w:p>
-      <w:pPr>
-        <w:spacing w:after="80"/>
-      </w:pPr>
-    </w:p>
-    <w:p>
-      <w:pPr>
-        <w:spacing w:after="120"/>
-      </w:pPr>
-      <w:r>
-        <w:rPr>
-          <w:rFonts w:ascii="Arial" w:cs="Arial" w:eastAsia="Arial" w:hAnsi="Arial"/>
-          <w:sz w:val="21"/>
-          <w:szCs w:val="21"/>
-        </w:rPr>
-        <w:t xml:space="preserve">Then save to GitHub: close the workbooks and double-click </w:t>
-      </w:r>
-      <w:r>
-        <w:rPr>
-          <w:rFonts w:ascii="Consolas" w:cs="Consolas" w:eastAsia="Consolas" w:hAnsi="Consolas"/>
-          <w:sz w:val="19"/>
-          <w:szCs w:val="19"/>
-        </w:rPr>
-        <w:t xml:space="preserve">SyncRepo.bat</w:t>
-      </w:r>
-      <w:r>
-        <w:rPr>
-          <w:rFonts w:ascii="Arial" w:cs="Arial" w:eastAsia="Arial" w:hAnsi="Arial"/>
-          <w:sz w:val="21"/>
-          <w:szCs w:val="21"/>
-        </w:rPr>
-        <w:t xml:space="preserve"> in the repo folder.</w:t>
+        <w:t xml:space="preserve">Part 2. Update to the new repos (existing users)</w:t>
+      </w:r>
+    </w:p>
+    <w:p>
+      <w:pPr>
+        <w:spacing w:after="120"/>
+      </w:pPr>
+      <w:r>
+        <w:rPr>
+          <w:rFonts w:ascii="Arial" w:cs="Arial" w:eastAsia="Arial" w:hAnsi="Arial"/>
+          <w:sz w:val="21"/>
+          <w:szCs w:val="21"/>
+        </w:rPr>
+        <w:t xml:space="preserve">The repos have moved from github.com/cpmodel to github.com/cpmodelai, and some default folder names have changed. If you set up before this, do these steps once. The new RepoDirectory.csv in Repos.zip lists the new addresses.</w:t>
+      </w:r>
+    </w:p>
+    <w:p>
+      <w:pPr>
+        <w:spacing w:after="120"/>
+      </w:pPr>
+      <w:r>
+        <w:rPr>
+          <w:rFonts w:ascii="Arial" w:cs="Arial" w:eastAsia="Arial" w:hAnsi="Arial"/>
+          <w:b/>
+          <w:bCs/>
+          <w:sz w:val="21"/>
+          <w:szCs w:val="21"/>
+        </w:rPr>
+        <w:t xml:space="preserve">Repo</w:t>
+      </w:r>
+      <w:r>
+        <w:rPr>
+          <w:rFonts w:ascii="Arial" w:cs="Arial" w:eastAsia="Arial" w:hAnsi="Arial"/>
+          <w:sz w:val="21"/>
+          <w:szCs w:val="21"/>
+        </w:rPr>
+        <w:t xml:space="preserve"> · </w:t>
+      </w:r>
+      <w:r>
+        <w:rPr>
+          <w:rFonts w:ascii="Arial" w:cs="Arial" w:eastAsia="Arial" w:hAnsi="Arial"/>
+          <w:b/>
+          <w:bCs/>
+          <w:sz w:val="21"/>
+          <w:szCs w:val="21"/>
+        </w:rPr>
+        <w:t xml:space="preserve">Old address</w:t>
+      </w:r>
+      <w:r>
+        <w:rPr>
+          <w:rFonts w:ascii="Arial" w:cs="Arial" w:eastAsia="Arial" w:hAnsi="Arial"/>
+          <w:sz w:val="21"/>
+          <w:szCs w:val="21"/>
+        </w:rPr>
+        <w:t xml:space="preserve"> · </w:t>
+      </w:r>
+      <w:r>
+        <w:rPr>
+          <w:rFonts w:ascii="Arial" w:cs="Arial" w:eastAsia="Arial" w:hAnsi="Arial"/>
+          <w:b/>
+          <w:bCs/>
+          <w:sz w:val="21"/>
+          <w:szCs w:val="21"/>
+        </w:rPr>
+        <w:t xml:space="preserve">New address (RepoName)</w:t>
+      </w:r>
+      <w:r>
+        <w:rPr>
+          <w:rFonts w:ascii="Arial" w:cs="Arial" w:eastAsia="Arial" w:hAnsi="Arial"/>
+          <w:sz w:val="21"/>
+          <w:szCs w:val="21"/>
+        </w:rPr>
+        <w:t xml:space="preserve"> · </w:t>
+      </w:r>
+      <w:r>
+        <w:rPr>
+          <w:rFonts w:ascii="Arial" w:cs="Arial" w:eastAsia="Arial" w:hAnsi="Arial"/>
+          <w:b/>
+          <w:bCs/>
+          <w:sz w:val="21"/>
+          <w:szCs w:val="21"/>
+        </w:rPr>
+        <w:t xml:space="preserve">Default folder (FolderName)</w:t>
+      </w:r>
+    </w:p>
+    <w:p>
+      <w:pPr>
+        <w:spacing w:after="120"/>
+      </w:pPr>
+      <w:r>
+        <w:rPr>
+          <w:rFonts w:ascii="Arial" w:cs="Arial" w:eastAsia="Arial" w:hAnsi="Arial"/>
+          <w:sz w:val="21"/>
+          <w:szCs w:val="21"/>
+        </w:rPr>
+        <w:t xml:space="preserve">Climate-fiscal AI tools · github.com/cpmodel/new-ai-tools · github.com/cpmodelai/climate-fiscal-ai-tools · climate-fiscal-ai-tools (was new-ai-tools)</w:t>
+      </w:r>
+    </w:p>
+    <w:p>
+      <w:pPr>
+        <w:spacing w:after="120"/>
+      </w:pPr>
+      <w:r>
+        <w:rPr>
+          <w:rFonts w:ascii="Arial" w:cs="Arial" w:eastAsia="Arial" w:hAnsi="Arial"/>
+          <w:sz w:val="21"/>
+          <w:szCs w:val="21"/>
+        </w:rPr>
+        <w:t xml:space="preserve">CPAT-AI · github.com/cpmodel/CPAT-AI · github.com/cpmodelai/cpat_ai · CPAT-AI</w:t>
+      </w:r>
+    </w:p>
+    <w:p>
+      <w:pPr>
+        <w:spacing w:after="120"/>
+      </w:pPr>
+      <w:r>
+        <w:rPr>
+          <w:rFonts w:ascii="Arial" w:cs="Arial" w:eastAsia="Arial" w:hAnsi="Arial"/>
+          <w:sz w:val="21"/>
+          <w:szCs w:val="21"/>
+        </w:rPr>
+        <w:t xml:space="preserve">Repo tools · (new) · github.com/cpmodelai/repo-tools · repo-tools</w:t>
+      </w:r>
+    </w:p>
+    <w:p>
+      <w:pPr>
+        <w:spacing w:after="120"/>
+      </w:pPr>
+      <w:r>
+        <w:rPr>
+          <w:rFonts w:ascii="Arial" w:cs="Arial" w:eastAsia="Arial" w:hAnsi="Arial"/>
+          <w:b/>
+          <w:bCs/>
+          <w:sz w:val="21"/>
+          <w:szCs w:val="21"/>
+        </w:rPr>
+        <w:t xml:space="preserve">1. Save your work first.</w:t>
+      </w:r>
+      <w:r>
+        <w:rPr>
+          <w:rFonts w:ascii="Arial" w:cs="Arial" w:eastAsia="Arial" w:hAnsi="Arial"/>
+          <w:sz w:val="21"/>
+          <w:szCs w:val="21"/>
+        </w:rPr>
+        <w:t xml:space="preserve"> Double-click SyncAllRepos.bat (or see Part 3, Step 3) so nothing is lost. If a push fails, copy the files you changed somewhere safe.</w:t>
+      </w:r>
+    </w:p>
+    <w:p>
+      <w:pPr>
+        <w:spacing w:after="120"/>
+      </w:pPr>
+      <w:r>
+        <w:rPr>
+          <w:rFonts w:ascii="Arial" w:cs="Arial" w:eastAsia="Arial" w:hAnsi="Arial"/>
+          <w:b/>
+          <w:bCs/>
+          <w:sz w:val="21"/>
+          <w:szCs w:val="21"/>
+        </w:rPr>
+        <w:t xml:space="preserve">2. Get the new files.</w:t>
+      </w:r>
+      <w:r>
+        <w:rPr>
+          <w:rFonts w:ascii="Arial" w:cs="Arial" w:eastAsia="Arial" w:hAnsi="Arial"/>
+          <w:sz w:val="21"/>
+          <w:szCs w:val="21"/>
+        </w:rPr>
+        <w:t xml:space="preserve"> Download Repos.zip (Action C) and extract it into C:\Users\WB&lt;PID&gt;\Repos. Let it replace RepoDirectory.csv, SyncAllRepos.bat and CloneRepos.bat.</w:t>
+      </w:r>
+    </w:p>
+    <w:p>
+      <w:pPr>
+        <w:spacing w:after="120"/>
+      </w:pPr>
+      <w:r>
+        <w:rPr>
+          <w:rFonts w:ascii="Arial" w:cs="Arial" w:eastAsia="Arial" w:hAnsi="Arial"/>
+          <w:b/>
+          <w:bCs/>
+          <w:sz w:val="21"/>
+          <w:szCs w:val="21"/>
+        </w:rPr>
+        <w:t xml:space="preserve">3. Check the addresses.</w:t>
+      </w:r>
+      <w:r>
+        <w:rPr>
+          <w:rFonts w:ascii="Arial" w:cs="Arial" w:eastAsia="Arial" w:hAnsi="Arial"/>
+          <w:sz w:val="21"/>
+          <w:szCs w:val="21"/>
+        </w:rPr>
+        <w:t xml:space="preserve"> Open RepoDirectory.csv in Notepad. Every RepoName must start with https://github.com/cpmodelai/ (not cpmodel).</w:t>
+      </w:r>
+    </w:p>
+    <w:p>
+      <w:pPr>
+        <w:spacing w:after="120"/>
+      </w:pPr>
+      <w:r>
+        <w:rPr>
+          <w:rFonts w:ascii="Arial" w:cs="Arial" w:eastAsia="Arial" w:hAnsi="Arial"/>
+          <w:b/>
+          <w:bCs/>
+          <w:sz w:val="21"/>
+          <w:szCs w:val="21"/>
+        </w:rPr>
+        <w:t xml:space="preserve">4. Check the folder names.</w:t>
+      </w:r>
+      <w:r>
+        <w:rPr>
+          <w:rFonts w:ascii="Arial" w:cs="Arial" w:eastAsia="Arial" w:hAnsi="Arial"/>
+          <w:sz w:val="21"/>
+          <w:szCs w:val="21"/>
+        </w:rPr>
+        <w:t xml:space="preserve"> FolderName is the folder inside Repos for each repo, and it must match exactly. The defaults have changed (table above): use the default (and move the old folder aside, step 5), or change FolderName to the name you want.</w:t>
+      </w:r>
+    </w:p>
+    <w:p>
+      <w:pPr>
+        <w:spacing w:after="120"/>
+      </w:pPr>
+      <w:r>
+        <w:rPr>
+          <w:rFonts w:ascii="Arial" w:cs="Arial" w:eastAsia="Arial" w:hAnsi="Arial"/>
+          <w:b/>
+          <w:bCs/>
+          <w:sz w:val="21"/>
+          <w:szCs w:val="21"/>
+        </w:rPr>
+        <w:t xml:space="preserve">5. Move the old folders aside.</w:t>
+      </w:r>
+      <w:r>
+        <w:rPr>
+          <w:rFonts w:ascii="Arial" w:cs="Arial" w:eastAsia="Arial" w:hAnsi="Arial"/>
+          <w:sz w:val="21"/>
+          <w:szCs w:val="21"/>
+        </w:rPr>
+        <w:t xml:space="preserve"> Rename each old folder, for example new-ai-tools to new-ai-tools_old and CPAT-AI to CPAT-AI_old. They still point to the old addresses.</w:t>
+      </w:r>
+    </w:p>
+    <w:p>
+      <w:pPr>
+        <w:spacing w:after="120"/>
+      </w:pPr>
+      <w:r>
+        <w:rPr>
+          <w:rFonts w:ascii="Arial" w:cs="Arial" w:eastAsia="Arial" w:hAnsi="Arial"/>
+          <w:b/>
+          <w:bCs/>
+          <w:sz w:val="21"/>
+          <w:szCs w:val="21"/>
+        </w:rPr>
+        <w:t xml:space="preserve">6. Download the new repos.</w:t>
+      </w:r>
+      <w:r>
+        <w:rPr>
+          <w:rFonts w:ascii="Arial" w:cs="Arial" w:eastAsia="Arial" w:hAnsi="Arial"/>
+          <w:sz w:val="21"/>
+          <w:szCs w:val="21"/>
+        </w:rPr>
+        <w:t xml:space="preserve"> Double-click CloneRepos.bat. It downloads every repo in RepoDirectory.csv whose folder is missing, and warns about any folder that points to another address. Sign in to GitHub if asked; your ID must be in cpmodelai (Action D).</w:t>
+      </w:r>
+    </w:p>
+    <w:p>
+      <w:pPr>
+        <w:spacing w:after="120"/>
+      </w:pPr>
+      <w:r>
+        <w:rPr>
+          <w:rFonts w:ascii="Arial" w:cs="Arial" w:eastAsia="Arial" w:hAnsi="Arial"/>
+          <w:b/>
+          <w:bCs/>
+          <w:sz w:val="21"/>
+          <w:szCs w:val="21"/>
+        </w:rPr>
+        <w:t xml:space="preserve">7. Copy across and check.</w:t>
+      </w:r>
+      <w:r>
+        <w:rPr>
+          <w:rFonts w:ascii="Arial" w:cs="Arial" w:eastAsia="Arial" w:hAnsi="Arial"/>
+          <w:sz w:val="21"/>
+          <w:szCs w:val="21"/>
+        </w:rPr>
+        <w:t xml:space="preserve"> Copy any unsaved files from the _old folders into the new ones. Double-click SyncAllRepos.bat: every repo shows Pulling, none shows [SKIP] Folder not found. Then delete the _old folders.</w:t>
+      </w:r>
+    </w:p>
+    <w:p>
+      <w:pPr>
+        <w:spacing w:after="120"/>
+      </w:pPr>
+      <w:r>
+        <w:rPr>
+          <w:rFonts w:ascii="Arial" w:cs="Arial" w:eastAsia="Arial" w:hAnsi="Arial"/>
+          <w:b/>
+          <w:bCs/>
+          <w:sz w:val="21"/>
+          <w:szCs w:val="21"/>
+        </w:rPr>
+        <w:t xml:space="preserve">8. Update the Copilot app.</w:t>
+      </w:r>
+      <w:r>
+        <w:rPr>
+          <w:rFonts w:ascii="Arial" w:cs="Arial" w:eastAsia="Arial" w:hAnsi="Arial"/>
+          <w:sz w:val="21"/>
+          <w:szCs w:val="21"/>
+        </w:rPr>
+        <w:t xml:space="preserve"> Add the new folders in the sidebar (Part 3, Step 1) and remove the old ones.</w:t>
+      </w:r>
+    </w:p>
+    <w:p>
+      <w:pPr>
+        <w:spacing w:after="120"/>
+      </w:pPr>
+      <w:r>
+        <w:rPr>
+          <w:rFonts w:ascii="Arial" w:cs="Arial" w:eastAsia="Arial" w:hAnsi="Arial"/>
+          <w:b/>
+          <w:bCs/>
+          <w:sz w:val="21"/>
+          <w:szCs w:val="21"/>
+        </w:rPr>
+        <w:t xml:space="preserve">Check:</w:t>
+      </w:r>
+      <w:r>
+        <w:rPr>
+          <w:rFonts w:ascii="Arial" w:cs="Arial" w:eastAsia="Arial" w:hAnsi="Arial"/>
+          <w:sz w:val="21"/>
+          <w:szCs w:val="21"/>
+        </w:rPr>
+        <w:t xml:space="preserve"> CloneRepos.bat shows [OK] for every repo. In each repo folder, git remote -v shows https://github.com/cpmodelai/...</w:t>
+      </w:r>
+    </w:p>
+    <w:p>
+      <w:pPr>
+        <w:spacing w:after="120"/>
+      </w:pPr>
+      <w:r>
+        <w:rPr>
+          <w:rFonts w:ascii="Arial" w:cs="Arial" w:eastAsia="Arial" w:hAnsi="Arial"/>
+          <w:sz w:val="21"/>
+          <w:szCs w:val="21"/>
+        </w:rPr>
+        <w:t xml:space="preserve">Download fresh rather than re-pointing the old folders: the new repos do not share all of the old history, so pulls into an old folder can fail.</w:t>
+      </w:r>
+    </w:p>
+    <w:p>
+      <w:pPr>
+        <w:pStyle w:val="Heading2"/>
+        <w:spacing w:after="100" w:before="200"/>
+      </w:pPr>
+      <w:r>
+        <w:rPr>
+          <w:rFonts w:ascii="Arial" w:cs="Arial" w:eastAsia="Arial" w:hAnsi="Arial"/>
+          <w:b/>
+          <w:bCs/>
+          <w:sz w:val="24"/>
+          <w:szCs w:val="24"/>
+        </w:rPr>
+        <w:t xml:space="preserve">Part 3. Tools (GitHub Copilot app)</w:t>
+      </w:r>
+    </w:p>
+    <w:p>
+      <w:pPr>
+        <w:spacing w:after="120"/>
+      </w:pPr>
+      <w:r>
+        <w:rPr>
+          <w:rFonts w:ascii="Arial" w:cs="Arial" w:eastAsia="Arial" w:hAnsi="Arial"/>
+          <w:sz w:val="21"/>
+          <w:szCs w:val="21"/>
+        </w:rPr>
+        <w:t xml:space="preserve">AI tools quick start: three tools, each in its own repo. The repo address is at the start of each tool.</w:t>
+      </w:r>
+    </w:p>
+    <w:p>
+      <w:pPr>
+        <w:spacing w:after="120"/>
+      </w:pPr>
+      <w:r>
+        <w:rPr>
+          <w:rFonts w:ascii="Arial" w:cs="Arial" w:eastAsia="Arial" w:hAnsi="Arial"/>
+          <w:sz w:val="21"/>
+          <w:szCs w:val="21"/>
+        </w:rPr>
+        <w:t xml:space="preserve">We assume you already have</w:t>
+      </w:r>
+    </w:p>
+    <w:p>
+      <w:pPr>
+        <w:pStyle w:val="ListParagraph"/>
+        <w:numPr>
+          <w:ilvl w:val="0"/>
+          <w:numId w:val="2"/>
+        </w:numPr>
+        <w:spacing w:after="60"/>
+      </w:pPr>
+      <w:r>
+        <w:rPr>
+          <w:rFonts w:ascii="Arial" w:cs="Arial" w:eastAsia="Arial" w:hAnsi="Arial"/>
+          <w:sz w:val="21"/>
+          <w:szCs w:val="21"/>
+        </w:rPr>
+        <w:t xml:space="preserve">The repo for your tool downloaded on your laptop (C:\Users\WB&lt;PID&gt;\Repos\folder&gt;, Part 1 or 2) and up to date.</w:t>
+      </w:r>
+    </w:p>
+    <w:p>
+      <w:pPr>
+        <w:pStyle w:val="ListParagraph"/>
+        <w:numPr>
+          <w:ilvl w:val="0"/>
+          <w:numId w:val="2"/>
+        </w:numPr>
+        <w:spacing w:after="60"/>
+      </w:pPr>
+      <w:r>
+        <w:rPr>
+          <w:rFonts w:ascii="Arial" w:cs="Arial" w:eastAsia="Arial" w:hAnsi="Arial"/>
+          <w:sz w:val="21"/>
+          <w:szCs w:val="21"/>
+        </w:rPr>
+        <w:t xml:space="preserve">The GitHub Copilot app installed (Microsoft Store) and signed in with your GitHub account.</w:t>
+      </w:r>
+    </w:p>
+    <w:p>
+      <w:pPr>
+        <w:pStyle w:val="ListParagraph"/>
+        <w:numPr>
+          <w:ilvl w:val="0"/>
+          <w:numId w:val="2"/>
+        </w:numPr>
+        <w:spacing w:after="60"/>
+      </w:pPr>
+      <w:r>
+        <w:rPr>
+          <w:rFonts w:ascii="Arial" w:cs="Arial" w:eastAsia="Arial" w:hAnsi="Arial"/>
+          <w:sz w:val="21"/>
+          <w:szCs w:val="21"/>
+        </w:rPr>
+        <w:t xml:space="preserve">Part 1 done (and Part 2 if you set up before the move). Not there yet? See Presentations/GitHub_Copilot_AI_User_Guide.pptx.</w:t>
+      </w:r>
+    </w:p>
+    <w:p>
+      <w:pPr>
+        <w:spacing w:after="120"/>
+      </w:pPr>
+      <w:r>
+        <w:rPr>
+          <w:rFonts w:ascii="Arial" w:cs="Arial" w:eastAsia="Arial" w:hAnsi="Arial"/>
+          <w:sz w:val="21"/>
+          <w:szCs w:val="21"/>
+        </w:rPr>
+        <w:t xml:space="preserve">Steps 1-2 set up a session. Then do Tool 1, 2 or 3. Step 3 saves your work.</w:t>
+      </w:r>
+    </w:p>
+    <w:p>
+      <w:pPr>
+        <w:pStyle w:val="Heading2"/>
+        <w:spacing w:after="100" w:before="200"/>
+      </w:pPr>
+      <w:r>
+        <w:rPr>
+          <w:rFonts w:ascii="Arial" w:cs="Arial" w:eastAsia="Arial" w:hAnsi="Arial"/>
+          <w:b/>
+          <w:bCs/>
+          <w:sz w:val="24"/>
+          <w:szCs w:val="24"/>
+        </w:rPr>
+        <w:t xml:space="preserve">Step 1. Open the repo and start a session (once per task)</w:t>
+      </w:r>
+    </w:p>
+    <w:p>
+      <w:pPr>
+        <w:spacing w:after="120"/>
+      </w:pPr>
+      <w:r>
+        <w:rPr>
+          <w:rFonts w:ascii="Arial" w:cs="Arial" w:eastAsia="Arial" w:hAnsi="Arial"/>
+          <w:b/>
+          <w:bCs/>
+          <w:sz w:val="21"/>
+          <w:szCs w:val="21"/>
+        </w:rPr>
+        <w:t xml:space="preserve">1. Add the repo (first time only).</w:t>
+      </w:r>
+      <w:r>
+        <w:rPr>
+          <w:rFonts w:ascii="Arial" w:cs="Arial" w:eastAsia="Arial" w:hAnsi="Arial"/>
+          <w:sz w:val="21"/>
+          <w:szCs w:val="21"/>
+        </w:rPr>
+        <w:t xml:space="preserve"> In the sidebar, click + next to Projects, then Open folder. Pick the tool’s repo folder, for example Repos\climate-fiscal-ai-tools. It stays in the sidebar.</w:t>
+      </w:r>
+    </w:p>
+    <w:p>
+      <w:pPr>
+        <w:spacing w:after="120"/>
+      </w:pPr>
+      <w:r>
+        <w:rPr>
+          <w:rFonts w:ascii="Arial" w:cs="Arial" w:eastAsia="Arial" w:hAnsi="Arial"/>
+          <w:b/>
+          <w:bCs/>
+          <w:sz w:val="21"/>
+          <w:szCs w:val="21"/>
+        </w:rPr>
+        <w:t xml:space="preserve">2. Start a session.</w:t>
+      </w:r>
+      <w:r>
+        <w:rPr>
+          <w:rFonts w:ascii="Arial" w:cs="Arial" w:eastAsia="Arial" w:hAnsi="Arial"/>
+          <w:sz w:val="21"/>
+          <w:szCs w:val="21"/>
+        </w:rPr>
+        <w:t xml:space="preserve"> Point at the repo in the sidebar and click the + next to it.</w:t>
+      </w:r>
+    </w:p>
+    <w:p>
+      <w:pPr>
+        <w:spacing w:after="120"/>
+      </w:pPr>
+      <w:r>
+        <w:rPr>
+          <w:rFonts w:ascii="Arial" w:cs="Arial" w:eastAsia="Arial" w:hAnsi="Arial"/>
+          <w:b/>
+          <w:bCs/>
+          <w:sz w:val="21"/>
+          <w:szCs w:val="21"/>
+        </w:rPr>
+        <w:t xml:space="preserve">3. Work in your folder.</w:t>
+      </w:r>
+      <w:r>
+        <w:rPr>
+          <w:rFonts w:ascii="Arial" w:cs="Arial" w:eastAsia="Arial" w:hAnsi="Arial"/>
+          <w:sz w:val="21"/>
+          <w:szCs w:val="21"/>
+        </w:rPr>
+        <w:t xml:space="preserve"> Under the prompt box, open the workspace selector and choose Current checkout. Copilot then edits the repo folder on your laptop.</w:t>
+      </w:r>
+    </w:p>
+    <w:p>
+      <w:pPr>
+        <w:pStyle w:val="Heading2"/>
+        <w:spacing w:after="100" w:before="200"/>
+      </w:pPr>
+      <w:r>
+        <w:rPr>
+          <w:rFonts w:ascii="Arial" w:cs="Arial" w:eastAsia="Arial" w:hAnsi="Arial"/>
+          <w:b/>
+          <w:bCs/>
+          <w:sz w:val="24"/>
+          <w:szCs w:val="24"/>
+        </w:rPr>
+        <w:t xml:space="preserve">Step 2. Pick the model and the mode (every session)</w:t>
+      </w:r>
+    </w:p>
+    <w:p>
+      <w:pPr>
+        <w:spacing w:after="120"/>
+      </w:pPr>
+      <w:r>
+        <w:rPr>
+          <w:rFonts w:ascii="Arial" w:cs="Arial" w:eastAsia="Arial" w:hAnsi="Arial"/>
+          <w:b/>
+          <w:bCs/>
+          <w:sz w:val="21"/>
+          <w:szCs w:val="21"/>
+        </w:rPr>
+        <w:t xml:space="preserve">1. Model.</w:t>
+      </w:r>
+      <w:r>
+        <w:rPr>
+          <w:rFonts w:ascii="Arial" w:cs="Arial" w:eastAsia="Arial" w:hAnsi="Arial"/>
+          <w:sz w:val="21"/>
+          <w:szCs w:val="21"/>
+        </w:rPr>
+        <w:t xml:space="preserve"> Click the model chip under the prompt box. Switch Auto off, then pick Claude Sonnet for everyday work, Claude Opus for the excise research.</w:t>
+      </w:r>
+    </w:p>
+    <w:p>
+      <w:pPr>
+        <w:spacing w:after="120"/>
+      </w:pPr>
+      <w:r>
+        <w:rPr>
+          <w:rFonts w:ascii="Arial" w:cs="Arial" w:eastAsia="Arial" w:hAnsi="Arial"/>
+          <w:b/>
+          <w:bCs/>
+          <w:sz w:val="21"/>
+          <w:szCs w:val="21"/>
+        </w:rPr>
+        <w:t xml:space="preserve">2. Mode.</w:t>
+      </w:r>
+      <w:r>
+        <w:rPr>
+          <w:rFonts w:ascii="Arial" w:cs="Arial" w:eastAsia="Arial" w:hAnsi="Arial"/>
+          <w:sz w:val="21"/>
+          <w:szCs w:val="21"/>
+        </w:rPr>
+        <w:t xml:space="preserve"> Click the mode chip and pick Interactive: Copilot asks before it acts.</w:t>
+      </w:r>
+    </w:p>
+    <w:p>
+      <w:pPr>
+        <w:spacing w:after="120"/>
+      </w:pPr>
+      <w:r>
+        <w:rPr>
+          <w:rFonts w:ascii="Arial" w:cs="Arial" w:eastAsia="Arial" w:hAnsi="Arial"/>
+          <w:b/>
+          <w:bCs/>
+          <w:sz w:val="21"/>
+          <w:szCs w:val="21"/>
+        </w:rPr>
+        <w:t xml:space="preserve">3. Credits.</w:t>
+      </w:r>
+      <w:r>
+        <w:rPr>
+          <w:rFonts w:ascii="Arial" w:cs="Arial" w:eastAsia="Arial" w:hAnsi="Arial"/>
+          <w:sz w:val="21"/>
+          <w:szCs w:val="21"/>
+        </w:rPr>
+        <w:t xml:space="preserve"> Type /context at any time to see the AI credits the session has used.</w:t>
+      </w:r>
+    </w:p>
+    <w:p>
+      <w:pPr>
+        <w:pStyle w:val="Heading2"/>
+        <w:spacing w:after="100" w:before="200"/>
+      </w:pPr>
+      <w:r>
+        <w:rPr>
+          <w:rFonts w:ascii="Arial" w:cs="Arial" w:eastAsia="Arial" w:hAnsi="Arial"/>
+          <w:b/>
+          <w:bCs/>
+          <w:sz w:val="24"/>
+          <w:szCs w:val="24"/>
+        </w:rPr>
+        <w:t xml:space="preserve">Tool 1. Excise diagnostic for Indonesia (Claude Opus · Interactive)</w:t>
+      </w:r>
+    </w:p>
+    <w:p>
+      <w:pPr>
+        <w:spacing w:after="120"/>
+      </w:pPr>
+      <w:r>
+        <w:rPr>
+          <w:rFonts w:ascii="Arial" w:cs="Arial" w:eastAsia="Arial" w:hAnsi="Arial"/>
+          <w:b/>
+          <w:bCs/>
+          <w:sz w:val="21"/>
+          <w:szCs w:val="21"/>
+        </w:rPr>
+        <w:t xml:space="preserve">Repo:</w:t>
+      </w:r>
+      <w:r>
+        <w:rPr>
+          <w:rFonts w:ascii="Arial" w:cs="Arial" w:eastAsia="Arial" w:hAnsi="Arial"/>
+          <w:sz w:val="21"/>
+          <w:szCs w:val="21"/>
+        </w:rPr>
+        <w:t xml:space="preserve"> https://github.com/cpmodelai/climate-fiscal-ai-tools · </w:t>
+      </w:r>
+      <w:r>
+        <w:rPr>
+          <w:rFonts w:ascii="Arial" w:cs="Arial" w:eastAsia="Arial" w:hAnsi="Arial"/>
+          <w:b/>
+          <w:bCs/>
+          <w:sz w:val="21"/>
+          <w:szCs w:val="21"/>
+        </w:rPr>
+        <w:t xml:space="preserve">Folder:</w:t>
+      </w:r>
+      <w:r>
+        <w:rPr>
+          <w:rFonts w:ascii="Arial" w:cs="Arial" w:eastAsia="Arial" w:hAnsi="Arial"/>
+          <w:sz w:val="21"/>
+          <w:szCs w:val="21"/>
+        </w:rPr>
+        <w:t xml:space="preserve"> Repos\climate-fiscal-ai-tools</w:t>
+      </w:r>
+    </w:p>
+    <w:p>
+      <w:pPr>
+        <w:spacing w:after="120"/>
+      </w:pPr>
+      <w:r>
+        <w:rPr>
+          <w:rFonts w:ascii="Arial" w:cs="Arial" w:eastAsia="Arial" w:hAnsi="Arial"/>
+          <w:b/>
+          <w:bCs/>
+          <w:sz w:val="21"/>
+          <w:szCs w:val="21"/>
+        </w:rPr>
+        <w:t xml:space="preserve">⚠ Deep research uses a lot of credits. Send one prompt, read the answer, then send the next. Check /context as you go. Stop and fix anything wrong before going on.</w:t>
+      </w:r>
+    </w:p>
+    <w:p>
+      <w:pPr>
+        <w:spacing w:after="120"/>
+      </w:pPr>
+      <w:r>
+        <w:rPr>
+          <w:rFonts w:ascii="Arial" w:cs="Arial" w:eastAsia="Arial" w:hAnsi="Arial"/>
+          <w:sz w:val="21"/>
+          <w:szCs w:val="21"/>
+        </w:rPr>
+        <w:t xml:space="preserve">Attach the instructions: type @ and pick user_guide/excise_diagnostic_process.md (or drag the file onto the prompt box).</w:t>
+      </w:r>
+    </w:p>
+    <w:p>
+      <w:pPr>
+        <w:spacing w:after="120"/>
+      </w:pPr>
+      <w:r>
+        <w:rPr>
+          <w:rFonts w:ascii="Arial" w:cs="Arial" w:eastAsia="Arial" w:hAnsi="Arial"/>
+          <w:b/>
+          <w:bCs/>
+          <w:sz w:val="21"/>
+          <w:szCs w:val="21"/>
+        </w:rPr>
+        <w:t xml:space="preserve">Paste:</w:t>
+      </w:r>
+      <w:r>
+        <w:rPr>
+          <w:rFonts w:ascii="Arial" w:cs="Arial" w:eastAsia="Arial" w:hAnsi="Arial"/>
+          <w:sz w:val="21"/>
+          <w:szCs w:val="21"/>
+        </w:rPr>
+        <w:t xml:space="preserve"> @user_guide/excise_diagnostic_process.md Follow this file. Run stage A1 for Indonesia, 2020 to 2026-09-30. Search the web for the laws. Stop after A1.</w:t>
+      </w:r>
+    </w:p>
+    <w:p>
+      <w:pPr>
+        <w:spacing w:after="120"/>
+      </w:pPr>
+      <w:r>
+        <w:rPr>
+          <w:rFonts w:ascii="Arial" w:cs="Arial" w:eastAsia="Arial" w:hAnsi="Arial"/>
+          <w:b/>
+          <w:bCs/>
+          <w:sz w:val="21"/>
+          <w:szCs w:val="21"/>
+        </w:rPr>
+        <w:t xml:space="preserve">Then, one at a time:</w:t>
+      </w:r>
+      <w:r>
+        <w:rPr>
+          <w:rFonts w:ascii="Arial" w:cs="Arial" w:eastAsia="Arial" w:hAnsi="Arial"/>
+          <w:sz w:val="21"/>
+          <w:szCs w:val="21"/>
+        </w:rPr>
+        <w:t xml:space="preserve"> Run stage A2. · Run stage A3. · Run stage A4. · Run stage A5. · Run stage A6. Save the Word report and Excel workbook in ExciseDiagnostic/country_results/Indonesia/.</w:t>
+      </w:r>
+    </w:p>
+    <w:p>
+      <w:pPr>
+        <w:spacing w:after="120"/>
+      </w:pPr>
+      <w:r>
+        <w:rPr>
+          <w:rFonts w:ascii="Arial" w:cs="Arial" w:eastAsia="Arial" w:hAnsi="Arial"/>
+          <w:b/>
+          <w:bCs/>
+          <w:sz w:val="21"/>
+          <w:szCs w:val="21"/>
+        </w:rPr>
+        <w:t xml:space="preserve">Check:</w:t>
+      </w:r>
+      <w:r>
+        <w:rPr>
+          <w:rFonts w:ascii="Arial" w:cs="Arial" w:eastAsia="Arial" w:hAnsi="Arial"/>
+          <w:sz w:val="21"/>
+          <w:szCs w:val="21"/>
+        </w:rPr>
+        <w:t xml:space="preserve"> every rate quoted with its date and a source link; missing data says data_gap.</w:t>
+      </w:r>
+    </w:p>
+    <w:p>
+      <w:pPr>
+        <w:pStyle w:val="Heading2"/>
+        <w:spacing w:after="100" w:before="200"/>
+      </w:pPr>
+      <w:r>
+        <w:rPr>
+          <w:rFonts w:ascii="Arial" w:cs="Arial" w:eastAsia="Arial" w:hAnsi="Arial"/>
+          <w:b/>
+          <w:bCs/>
+          <w:sz w:val="24"/>
+          <w:szCs w:val="24"/>
+        </w:rPr>
+        <w:t xml:space="preserve">Tool 2. Add tax indicators to the dashboard (Claude Sonnet · Interactive)</w:t>
+      </w:r>
+    </w:p>
+    <w:p>
+      <w:pPr>
+        <w:spacing w:after="120"/>
+      </w:pPr>
+      <w:r>
+        <w:rPr>
+          <w:rFonts w:ascii="Arial" w:cs="Arial" w:eastAsia="Arial" w:hAnsi="Arial"/>
+          <w:b/>
+          <w:bCs/>
+          <w:sz w:val="21"/>
+          <w:szCs w:val="21"/>
+        </w:rPr>
+        <w:t xml:space="preserve">Repo:</w:t>
+      </w:r>
+      <w:r>
+        <w:rPr>
+          <w:rFonts w:ascii="Arial" w:cs="Arial" w:eastAsia="Arial" w:hAnsi="Arial"/>
+          <w:sz w:val="21"/>
+          <w:szCs w:val="21"/>
+        </w:rPr>
+        <w:t xml:space="preserve"> https://github.com/cpmodelai/climate-fiscal-ai-tools · </w:t>
+      </w:r>
+      <w:r>
+        <w:rPr>
+          <w:rFonts w:ascii="Arial" w:cs="Arial" w:eastAsia="Arial" w:hAnsi="Arial"/>
+          <w:b/>
+          <w:bCs/>
+          <w:sz w:val="21"/>
+          <w:szCs w:val="21"/>
+        </w:rPr>
+        <w:t xml:space="preserve">Folder:</w:t>
+      </w:r>
+      <w:r>
+        <w:rPr>
+          <w:rFonts w:ascii="Arial" w:cs="Arial" w:eastAsia="Arial" w:hAnsi="Arial"/>
+          <w:sz w:val="21"/>
+          <w:szCs w:val="21"/>
+        </w:rPr>
+        <w:t xml:space="preserve"> Repos\climate-fiscal-ai-tools</w:t>
+      </w:r>
+    </w:p>
+    <w:p>
+      <w:pPr>
+        <w:spacing w:after="120"/>
+      </w:pPr>
+      <w:r>
+        <w:rPr>
+          <w:rFonts w:ascii="Arial" w:cs="Arial" w:eastAsia="Arial" w:hAnsi="Arial"/>
+          <w:b/>
+          <w:bCs/>
+          <w:sz w:val="21"/>
+          <w:szCs w:val="21"/>
+        </w:rPr>
+        <w:t xml:space="preserve">Paste:</w:t>
+      </w:r>
+      <w:r>
+        <w:rPr>
+          <w:rFonts w:ascii="Arial" w:cs="Arial" w:eastAsia="Arial" w:hAnsi="Arial"/>
+          <w:sz w:val="21"/>
+          <w:szCs w:val="21"/>
+        </w:rPr>
+        <w:t xml:space="preserve"> Add VAT, personal income tax, corporate income tax and excises (% of GDP) to the dashboard, under Tax revenue, from the IMF WoRLD file already in raw_data. Follow TaxMacroFiscalDashboard/build/README.md. Do not change anything else. Then rebuild and show me Indonesia.</w:t>
+      </w:r>
+    </w:p>
+    <w:p>
+      <w:pPr>
+        <w:spacing w:after="120"/>
+      </w:pPr>
+      <w:r>
+        <w:rPr>
+          <w:rFonts w:ascii="Arial" w:cs="Arial" w:eastAsia="Arial" w:hAnsi="Arial"/>
+          <w:b/>
+          <w:bCs/>
+          <w:sz w:val="21"/>
+          <w:szCs w:val="21"/>
+        </w:rPr>
+        <w:t xml:space="preserve">Then:</w:t>
+      </w:r>
+      <w:r>
+        <w:rPr>
+          <w:rFonts w:ascii="Arial" w:cs="Arial" w:eastAsia="Arial" w:hAnsi="Arial"/>
+          <w:sz w:val="21"/>
+          <w:szCs w:val="21"/>
+        </w:rPr>
+        <w:t xml:space="preserve"> Commit and push with a clear message.</w:t>
+      </w:r>
+    </w:p>
+    <w:p>
+      <w:pPr>
+        <w:spacing w:after="120"/>
+      </w:pPr>
+      <w:r>
+        <w:rPr>
+          <w:rFonts w:ascii="Arial" w:cs="Arial" w:eastAsia="Arial" w:hAnsi="Arial"/>
+          <w:b/>
+          <w:bCs/>
+          <w:sz w:val="21"/>
+          <w:szCs w:val="21"/>
+        </w:rPr>
+        <w:t xml:space="preserve">Check:</w:t>
+      </w:r>
+      <w:r>
+        <w:rPr>
+          <w:rFonts w:ascii="Arial" w:cs="Arial" w:eastAsia="Arial" w:hAnsi="Arial"/>
+          <w:sz w:val="21"/>
+          <w:szCs w:val="21"/>
+        </w:rPr>
+        <w:t xml:space="preserve"> Indonesia, % of GDP: tax 10.08 · VAT 3.52 · corporate 2.65 · personal 1.79 · excises 1.11</w:t>
+      </w:r>
+    </w:p>
+    <w:p>
+      <w:pPr>
+        <w:pStyle w:val="Heading2"/>
+        <w:spacing w:after="100" w:before="200"/>
+      </w:pPr>
+      <w:r>
+        <w:rPr>
+          <w:rFonts w:ascii="Arial" w:cs="Arial" w:eastAsia="Arial" w:hAnsi="Arial"/>
+          <w:b/>
+          <w:bCs/>
+          <w:sz w:val="24"/>
+          <w:szCs w:val="24"/>
+        </w:rPr>
+        <w:t xml:space="preserve">Tool 3. Make an update to CPAT-AI (Claude Opus · Interactive)</w:t>
+      </w:r>
+    </w:p>
+    <w:p>
+      <w:pPr>
+        <w:spacing w:after="120"/>
+      </w:pPr>
+      <w:r>
+        <w:rPr>
+          <w:rFonts w:ascii="Arial" w:cs="Arial" w:eastAsia="Arial" w:hAnsi="Arial"/>
+          <w:b/>
+          <w:bCs/>
+          <w:sz w:val="21"/>
+          <w:szCs w:val="21"/>
+        </w:rPr>
+        <w:t xml:space="preserve">Repo:</w:t>
+      </w:r>
+      <w:r>
+        <w:rPr>
+          <w:rFonts w:ascii="Arial" w:cs="Arial" w:eastAsia="Arial" w:hAnsi="Arial"/>
+          <w:sz w:val="21"/>
+          <w:szCs w:val="21"/>
+        </w:rPr>
+        <w:t xml:space="preserve"> https://github.com/cpmodelai/cpat_ai · </w:t>
+      </w:r>
+      <w:r>
+        <w:rPr>
+          <w:rFonts w:ascii="Arial" w:cs="Arial" w:eastAsia="Arial" w:hAnsi="Arial"/>
+          <w:b/>
+          <w:bCs/>
+          <w:sz w:val="21"/>
+          <w:szCs w:val="21"/>
+        </w:rPr>
+        <w:t xml:space="preserve">Folder:</w:t>
+      </w:r>
+      <w:r>
+        <w:rPr>
+          <w:rFonts w:ascii="Arial" w:cs="Arial" w:eastAsia="Arial" w:hAnsi="Arial"/>
+          <w:sz w:val="21"/>
+          <w:szCs w:val="21"/>
+        </w:rPr>
+        <w:t xml:space="preserve"> Repos\CPAT-AI</w:t>
+      </w:r>
+    </w:p>
+    <w:p>
+      <w:pPr>
+        <w:spacing w:after="120"/>
+      </w:pPr>
+      <w:r>
+        <w:rPr>
+          <w:rFonts w:ascii="Arial" w:cs="Arial" w:eastAsia="Arial" w:hAnsi="Arial"/>
+          <w:sz w:val="21"/>
+          <w:szCs w:val="21"/>
+        </w:rPr>
+        <w:t xml:space="preserve">Attach the rules: type @ and pick AGENTS.md (or drag the file onto the prompt box). It points Copilot to NORMS.md, CAVEATS.md and the to-do lists, so it follows the repo’s rules.</w:t>
+      </w:r>
+    </w:p>
+    <w:p>
+      <w:pPr>
+        <w:spacing w:after="120"/>
+      </w:pPr>
+      <w:r>
+        <w:rPr>
+          <w:rFonts w:ascii="Arial" w:cs="Arial" w:eastAsia="Arial" w:hAnsi="Arial"/>
+          <w:b/>
+          <w:bCs/>
+          <w:sz w:val="21"/>
+          <w:szCs w:val="21"/>
+        </w:rPr>
+        <w:t xml:space="preserve">Paste (fill in your change):</w:t>
+      </w:r>
+      <w:r>
+        <w:rPr>
+          <w:rFonts w:ascii="Arial" w:cs="Arial" w:eastAsia="Arial" w:hAnsi="Arial"/>
+          <w:sz w:val="21"/>
+          <w:szCs w:val="21"/>
+        </w:rPr>
+        <w:t xml:space="preserve"> @AGENTS.md Follow this file and the documents it points to. In the mitigation prototype, &lt;describe your change&gt;. Never replicate a legacy bug; replicate legacy issues and register them. Rebuild, run excel_ai/mitigation/check_quick.py and show me the result. Then add the entry at the bottom of CAVEATS.md and update excel_ai/plans/TODO.md.</w:t>
+      </w:r>
+    </w:p>
+    <w:p>
+      <w:pPr>
+        <w:spacing w:after="120"/>
+      </w:pPr>
+      <w:r>
+        <w:rPr>
+          <w:rFonts w:ascii="Arial" w:cs="Arial" w:eastAsia="Arial" w:hAnsi="Arial"/>
+          <w:b/>
+          <w:bCs/>
+          <w:sz w:val="21"/>
+          <w:szCs w:val="21"/>
+        </w:rPr>
+        <w:t xml:space="preserve">Then, one at a time:</w:t>
+      </w:r>
+      <w:r>
+        <w:rPr>
+          <w:rFonts w:ascii="Arial" w:cs="Arial" w:eastAsia="Arial" w:hAnsi="Arial"/>
+          <w:sz w:val="21"/>
+          <w:szCs w:val="21"/>
+        </w:rPr>
+        <w:t xml:space="preserve"> Show me the changes before you save them. · Commit and push with a clear message.</w:t>
+      </w:r>
+    </w:p>
+    <w:p>
+      <w:pPr>
+        <w:spacing w:after="120"/>
+      </w:pPr>
+      <w:r>
+        <w:rPr>
+          <w:rFonts w:ascii="Arial" w:cs="Arial" w:eastAsia="Arial" w:hAnsi="Arial"/>
+          <w:b/>
+          <w:bCs/>
+          <w:sz w:val="21"/>
+          <w:szCs w:val="21"/>
+        </w:rPr>
+        <w:t xml:space="preserve">Rules the repo sets (AGENTS.md):</w:t>
+      </w:r>
+    </w:p>
+    <w:p>
+      <w:pPr>
+        <w:pStyle w:val="ListParagraph"/>
+        <w:numPr>
+          <w:ilvl w:val="0"/>
+          <w:numId w:val="2"/>
+        </w:numPr>
+        <w:spacing w:after="60"/>
+      </w:pPr>
+      <w:r>
+        <w:rPr>
+          <w:rFonts w:ascii="Arial" w:cs="Arial" w:eastAsia="Arial" w:hAnsi="Arial"/>
+          <w:sz w:val="21"/>
+          <w:szCs w:val="21"/>
+        </w:rPr>
+        <w:t xml:space="preserve">Never edit a released workbook: the build writes a new version.</w:t>
+      </w:r>
+    </w:p>
+    <w:p>
+      <w:pPr>
+        <w:pStyle w:val="ListParagraph"/>
+        <w:numPr>
+          <w:ilvl w:val="0"/>
+          <w:numId w:val="2"/>
+        </w:numPr>
+        <w:spacing w:after="60"/>
+      </w:pPr>
+      <w:r>
+        <w:rPr>
+          <w:rFonts w:ascii="Arial" w:cs="Arial" w:eastAsia="Arial" w:hAnsi="Arial"/>
+          <w:sz w:val="21"/>
+          <w:szCs w:val="21"/>
+        </w:rPr>
+        <w:t xml:space="preserve">All data go in data/, with the script that converts them.</w:t>
+      </w:r>
+    </w:p>
+    <w:p>
+      <w:pPr>
+        <w:pStyle w:val="ListParagraph"/>
+        <w:numPr>
+          <w:ilvl w:val="0"/>
+          <w:numId w:val="2"/>
+        </w:numPr>
+        <w:spacing w:after="60"/>
+      </w:pPr>
+      <w:r>
+        <w:rPr>
+          <w:rFonts w:ascii="Arial" w:cs="Arial" w:eastAsia="Arial" w:hAnsi="Arial"/>
+          <w:sz w:val="21"/>
+          <w:szCs w:val="21"/>
+        </w:rPr>
+        <w:t xml:space="preserve">Every finished task ends with an entry at the bottom of CAVEATS.md.</w:t>
+      </w:r>
+    </w:p>
+    <w:p>
+      <w:pPr>
+        <w:pStyle w:val="ListParagraph"/>
+        <w:numPr>
+          <w:ilvl w:val="0"/>
+          <w:numId w:val="2"/>
+        </w:numPr>
+        <w:spacing w:after="60"/>
+      </w:pPr>
+      <w:r>
+        <w:rPr>
+          <w:rFonts w:ascii="Arial" w:cs="Arial" w:eastAsia="Arial" w:hAnsi="Arial"/>
+          <w:sz w:val="21"/>
+          <w:szCs w:val="21"/>
+        </w:rPr>
+        <w:t xml:space="preserve">Copilot does not commit unless you ask.</w:t>
+      </w:r>
+    </w:p>
+    <w:p>
+      <w:pPr>
+        <w:pStyle w:val="ListParagraph"/>
+        <w:numPr>
+          <w:ilvl w:val="0"/>
+          <w:numId w:val="2"/>
+        </w:numPr>
+        <w:spacing w:after="60"/>
+      </w:pPr>
+      <w:r>
+        <w:rPr>
+          <w:rFonts w:ascii="Arial" w:cs="Arial" w:eastAsia="Arial" w:hAnsi="Arial"/>
+          <w:sz w:val="21"/>
+          <w:szCs w:val="21"/>
+        </w:rPr>
+        <w:t xml:space="preserve">The checks need Python 3, openpyxl and LibreOffice. Use Claude Sonnet for text-only edits.</w:t>
+      </w:r>
+    </w:p>
+    <w:p>
+      <w:pPr>
+        <w:spacing w:after="120"/>
+      </w:pPr>
+      <w:r>
+        <w:rPr>
+          <w:rFonts w:ascii="Arial" w:cs="Arial" w:eastAsia="Arial" w:hAnsi="Arial"/>
+          <w:b/>
+          <w:bCs/>
+          <w:sz w:val="21"/>
+          <w:szCs w:val="21"/>
+        </w:rPr>
+        <w:t xml:space="preserve">Check:</w:t>
+      </w:r>
+      <w:r>
+        <w:rPr>
+          <w:rFonts w:ascii="Arial" w:cs="Arial" w:eastAsia="Arial" w:hAnsi="Arial"/>
+          <w:sz w:val="21"/>
+          <w:szCs w:val="21"/>
+        </w:rPr>
+        <w:t xml:space="preserve"> check_quick.py says PASS; a new entry at the bottom of CAVEATS.md; the change shows on github.com/cpmodelai/cpat_ai.</w:t>
+      </w:r>
+    </w:p>
+    <w:p>
+      <w:pPr>
+        <w:pStyle w:val="Heading2"/>
+        <w:spacing w:after="100" w:before="200"/>
+      </w:pPr>
+      <w:r>
+        <w:rPr>
+          <w:rFonts w:ascii="Arial" w:cs="Arial" w:eastAsia="Arial" w:hAnsi="Arial"/>
+          <w:b/>
+          <w:bCs/>
+          <w:sz w:val="24"/>
+          <w:szCs w:val="24"/>
+        </w:rPr>
+        <w:t xml:space="preserve">Step 3. Save your work to GitHub</w:t>
+      </w:r>
+    </w:p>
+    <w:p>
+      <w:pPr>
+        <w:spacing w:after="120"/>
+      </w:pPr>
+      <w:r>
+        <w:rPr>
+          <w:rFonts w:ascii="Arial" w:cs="Arial" w:eastAsia="Arial" w:hAnsi="Arial"/>
+          <w:b/>
+          <w:bCs/>
+          <w:sz w:val="21"/>
+          <w:szCs w:val="21"/>
+        </w:rPr>
+        <w:t xml:space="preserve">1. Ask Copilot.</w:t>
+      </w:r>
+      <w:r>
+        <w:rPr>
+          <w:rFonts w:ascii="Arial" w:cs="Arial" w:eastAsia="Arial" w:hAnsi="Arial"/>
+          <w:sz w:val="21"/>
+          <w:szCs w:val="21"/>
+        </w:rPr>
+        <w:t xml:space="preserve"> Type: Commit and push with a clear message. Approve what it shows.</w:t>
+      </w:r>
+    </w:p>
+    <w:p>
+      <w:pPr>
+        <w:spacing w:after="120"/>
+      </w:pPr>
+      <w:r>
+        <w:rPr>
+          <w:rFonts w:ascii="Arial" w:cs="Arial" w:eastAsia="Arial" w:hAnsi="Arial"/>
+          <w:b/>
+          <w:bCs/>
+          <w:sz w:val="21"/>
+          <w:szCs w:val="21"/>
+        </w:rPr>
+        <w:t xml:space="preserve">2. Or use the script.</w:t>
+      </w:r>
+      <w:r>
+        <w:rPr>
+          <w:rFonts w:ascii="Arial" w:cs="Arial" w:eastAsia="Arial" w:hAnsi="Arial"/>
+          <w:sz w:val="21"/>
+          <w:szCs w:val="21"/>
+        </w:rPr>
+        <w:t xml:space="preserve"> Double-click SyncAllRepos.bat in your Repos folder (all repos at once), or SyncRepo.bat in the repo folder where there is one.</w:t>
+      </w:r>
+    </w:p>
+    <w:p>
+      <w:pPr>
+        <w:spacing w:after="120"/>
+      </w:pPr>
+      <w:r>
+        <w:rPr>
+          <w:rFonts w:ascii="Arial" w:cs="Arial" w:eastAsia="Arial" w:hAnsi="Arial"/>
+          <w:b/>
+          <w:bCs/>
+          <w:sz w:val="21"/>
+          <w:szCs w:val="21"/>
+        </w:rPr>
+        <w:t xml:space="preserve">3. Check.</w:t>
+      </w:r>
+      <w:r>
+        <w:rPr>
+          <w:rFonts w:ascii="Arial" w:cs="Arial" w:eastAsia="Arial" w:hAnsi="Arial"/>
+          <w:sz w:val="21"/>
+          <w:szCs w:val="21"/>
+        </w:rPr>
+        <w:t xml:space="preserve"> On github.com/cpmodelai/climate-fiscal-ai-tools (Tools 1-2) or github.com/cpmodelai/cpat_ai (Tool 3), your change shows as the latest commit.</w:t>
+      </w:r>
+    </w:p>
+    <w:p>
+      <w:pPr>
+        <w:spacing w:after="120"/>
+      </w:pPr>
+      <w:r>
+        <w:rPr>
+          <w:rFonts w:ascii="Arial" w:cs="Arial" w:eastAsia="Arial" w:hAnsi="Arial"/>
+          <w:sz w:val="21"/>
+          <w:szCs w:val="21"/>
+        </w:rPr>
+        <w:t xml:space="preserve">With Claude instead: on claude.ai make a Project, add excise_diagnostic_process.md, switch on Research, and paste the same prompts.</w:t>
+      </w:r>
+    </w:p>
+    <w:p>
+      <w:pPr>
+        <w:pStyle w:val="Heading2"/>
+        <w:spacing w:after="100" w:before="200"/>
+      </w:pPr>
+      <w:r>
+        <w:rPr>
+          <w:rFonts w:ascii="Arial" w:cs="Arial" w:eastAsia="Arial" w:hAnsi="Arial"/>
+          <w:b/>
+          <w:bCs/>
+          <w:sz w:val="24"/>
+          <w:szCs w:val="24"/>
+        </w:rPr>
+        <w:t xml:space="preserve">Part 4. Git in brief</w:t>
+      </w:r>
+    </w:p>
+    <w:p>
+      <w:pPr>
+        <w:spacing w:after="120"/>
+      </w:pPr>
+      <w:r>
+        <w:rPr>
+          <w:rFonts w:ascii="Arial" w:cs="Arial" w:eastAsia="Arial" w:hAnsi="Arial"/>
+          <w:sz w:val="21"/>
+          <w:szCs w:val="21"/>
+        </w:rPr>
+        <w:t xml:space="preserve">Git keeps every version of every file in a repo. Your Repos folder holds a local copy of each repo; GitHub holds the shared copy. The scripts in </w:t>
+      </w:r>
+      <w:r>
+        <w:rPr>
+          <w:rFonts w:ascii="Arial" w:cs="Arial" w:eastAsia="Arial" w:hAnsi="Arial"/>
+          <w:b/>
+          <w:bCs/>
+          <w:sz w:val="21"/>
+          <w:szCs w:val="21"/>
+        </w:rPr>
+        <w:t xml:space="preserve">repo-tools</w:t>
+      </w:r>
+      <w:r>
+        <w:rPr>
+          <w:rFonts w:ascii="Arial" w:cs="Arial" w:eastAsia="Arial" w:hAnsi="Arial"/>
+          <w:sz w:val="21"/>
+          <w:szCs w:val="21"/>
+        </w:rPr>
+        <w:t xml:space="preserve"> (CloneRepos.bat, SyncRepo.bat, SyncAllRepos.bat) do the usual steps for you.</w:t>
+      </w:r>
+    </w:p>
+    <w:p>
+      <w:pPr>
+        <w:spacing w:after="120"/>
+      </w:pPr>
+      <w:r>
+        <w:rPr>
+          <w:rFonts w:ascii="Arial" w:cs="Arial" w:eastAsia="Arial" w:hAnsi="Arial"/>
+          <w:b/>
+          <w:bCs/>
+          <w:sz w:val="21"/>
+          <w:szCs w:val="21"/>
+        </w:rPr>
+        <w:t xml:space="preserve">Word</w:t>
+      </w:r>
+      <w:r>
+        <w:rPr>
+          <w:rFonts w:ascii="Arial" w:cs="Arial" w:eastAsia="Arial" w:hAnsi="Arial"/>
+          <w:sz w:val="21"/>
+          <w:szCs w:val="21"/>
+        </w:rPr>
+        <w:t xml:space="preserve"> · </w:t>
+      </w:r>
+      <w:r>
+        <w:rPr>
+          <w:rFonts w:ascii="Arial" w:cs="Arial" w:eastAsia="Arial" w:hAnsi="Arial"/>
+          <w:b/>
+          <w:bCs/>
+          <w:sz w:val="21"/>
+          <w:szCs w:val="21"/>
+        </w:rPr>
+        <w:t xml:space="preserve">What it means</w:t>
+      </w:r>
+    </w:p>
+    <w:p>
+      <w:pPr>
+        <w:spacing w:after="120"/>
+      </w:pPr>
+      <w:r>
+        <w:rPr>
+          <w:rFonts w:ascii="Arial" w:cs="Arial" w:eastAsia="Arial" w:hAnsi="Arial"/>
+          <w:sz w:val="21"/>
+          <w:szCs w:val="21"/>
+        </w:rPr>
+        <w:t xml:space="preserve">clone · Download a repo to your laptop, once (CloneRepos.bat).</w:t>
+      </w:r>
+    </w:p>
+    <w:p>
+      <w:pPr>
+        <w:spacing w:after="120"/>
+      </w:pPr>
+      <w:r>
+        <w:rPr>
+          <w:rFonts w:ascii="Arial" w:cs="Arial" w:eastAsia="Arial" w:hAnsi="Arial"/>
+          <w:sz w:val="21"/>
+          <w:szCs w:val="21"/>
+        </w:rPr>
+        <w:t xml:space="preserve">pull · Get everyone else’s changes from GitHub.</w:t>
+      </w:r>
+    </w:p>
+    <w:p>
+      <w:pPr>
+        <w:spacing w:after="120"/>
+      </w:pPr>
+      <w:r>
+        <w:rPr>
+          <w:rFonts w:ascii="Arial" w:cs="Arial" w:eastAsia="Arial" w:hAnsi="Arial"/>
+          <w:sz w:val="21"/>
+          <w:szCs w:val="21"/>
+        </w:rPr>
+        <w:t xml:space="preserve">commit · Save a snapshot of your changes, with a one-line message.</w:t>
+      </w:r>
+    </w:p>
+    <w:p>
+      <w:pPr>
+        <w:spacing w:after="120"/>
+      </w:pPr>
+      <w:r>
+        <w:rPr>
+          <w:rFonts w:ascii="Arial" w:cs="Arial" w:eastAsia="Arial" w:hAnsi="Arial"/>
+          <w:sz w:val="21"/>
+          <w:szCs w:val="21"/>
+        </w:rPr>
+        <w:t xml:space="preserve">push · Send your commits to GitHub so others get them.</w:t>
+      </w:r>
+    </w:p>
+    <w:p>
+      <w:pPr>
+        <w:spacing w:after="120"/>
+      </w:pPr>
+      <w:r>
+        <w:rPr>
+          <w:rFonts w:ascii="Arial" w:cs="Arial" w:eastAsia="Arial" w:hAnsi="Arial"/>
+          <w:sz w:val="21"/>
+          <w:szCs w:val="21"/>
+        </w:rPr>
+        <w:t xml:space="preserve">branch · A parallel line of work. main is the shared one; AI sessions often work on their own branch.</w:t>
+      </w:r>
+    </w:p>
+    <w:p>
+      <w:pPr>
+        <w:spacing w:after="120"/>
+      </w:pPr>
+      <w:r>
+        <w:rPr>
+          <w:rFonts w:ascii="Arial" w:cs="Arial" w:eastAsia="Arial" w:hAnsi="Arial"/>
+          <w:sz w:val="21"/>
+          <w:szCs w:val="21"/>
+        </w:rPr>
+        <w:t xml:space="preserve">pull request (PR) · A request to merge a branch into main, reviewed on github.com.</w:t>
+      </w:r>
+    </w:p>
+    <w:p>
+      <w:pPr>
+        <w:spacing w:after="120"/>
+      </w:pPr>
+      <w:r>
+        <w:rPr>
+          <w:rFonts w:ascii="Arial" w:cs="Arial" w:eastAsia="Arial" w:hAnsi="Arial"/>
+          <w:sz w:val="21"/>
+          <w:szCs w:val="21"/>
+        </w:rPr>
+        <w:t xml:space="preserve">merge conflict · You and someone else changed the same lines; git asks which version to keep.</w:t>
+      </w:r>
+    </w:p>
+    <w:p>
+      <w:pPr>
+        <w:spacing w:after="120"/>
+      </w:pPr>
+      <w:r>
+        <w:rPr>
+          <w:rFonts w:ascii="Arial" w:cs="Arial" w:eastAsia="Arial" w:hAnsi="Arial"/>
+          <w:b/>
+          <w:bCs/>
+          <w:sz w:val="21"/>
+          <w:szCs w:val="21"/>
+        </w:rPr>
+        <w:t xml:space="preserve">Every day:</w:t>
+      </w:r>
+      <w:r>
+        <w:rPr>
+          <w:rFonts w:ascii="Arial" w:cs="Arial" w:eastAsia="Arial" w:hAnsi="Arial"/>
+          <w:sz w:val="21"/>
+          <w:szCs w:val="21"/>
+        </w:rPr>
+        <w:t xml:space="preserve"> double-click SyncAllRepos.bat (or SyncRepo.bat in one repo). It switches to main, pulls, then commits and pushes your changes with the message you type.</w:t>
+      </w:r>
+    </w:p>
+    <w:p>
+      <w:pPr>
+        <w:spacing w:after="120"/>
+      </w:pPr>
+      <w:r>
+        <w:rPr>
+          <w:rFonts w:ascii="Arial" w:cs="Arial" w:eastAsia="Arial" w:hAnsi="Arial"/>
+          <w:b/>
+          <w:bCs/>
+          <w:sz w:val="21"/>
+          <w:szCs w:val="21"/>
+        </w:rPr>
+        <w:t xml:space="preserve">If the sync stops with a conflict or a failed push, use GitHub Desktop.</w:t>
+      </w:r>
+      <w:r>
+        <w:rPr>
+          <w:rFonts w:ascii="Arial" w:cs="Arial" w:eastAsia="Arial" w:hAnsi="Arial"/>
+          <w:sz w:val="21"/>
+          <w:szCs w:val="21"/>
+        </w:rPr>
+        <w:t xml:space="preserve"> File → Add local repository, pick the repo folder. It lists the files in conflict; for each one choose Open in editor (or “Use mine” / “Use theirs”), keep the right text, then click Continue merge, then Push origin. For a binary file (Excel, Word) pick one whole version and copy your changes into it by hand. If in doubt, copy your changed files somewhere safe first, or ask an AI session to resolve the merge.</w:t>
+      </w:r>
+    </w:p>
+    <w:p>
+      <w:pPr>
+        <w:spacing w:after="120"/>
+      </w:pPr>
+      <w:r>
+        <w:rPr>
+          <w:rFonts w:ascii="Arial" w:cs="Arial" w:eastAsia="Arial" w:hAnsi="Arial"/>
+          <w:b/>
+          <w:bCs/>
+          <w:sz w:val="21"/>
+          <w:szCs w:val="21"/>
+        </w:rPr>
+        <w:t xml:space="preserve">Never commit real data.</w:t>
+      </w:r>
+      <w:r>
+        <w:rPr>
+          <w:rFonts w:ascii="Arial" w:cs="Arial" w:eastAsia="Arial" w:hAnsi="Arial"/>
+          <w:sz w:val="21"/>
+          <w:szCs w:val="21"/>
+        </w:rPr>
+        <w:t xml:space="preserve"> Before every sync, check the list of changed files: no CPAT workbook or export holding proprietary data (see the CPAT-AI quick start, section 4).</w:t>
       </w:r>
     </w:p>
     <w:sectPr>
